--- a/repos/JJK---PDF---RPG-main/ficha/ficha-exemplo-kaori.docx
+++ b/repos/JJK---PDF---RPG-main/ficha/ficha-exemplo-kaori.docx
@@ -11,7 +11,7 @@
           <w:rFonts w:ascii="Georgia" w:cs="Georgia" w:eastAsia="Georgia" w:hAnsi="Georgia"/>
           <w:b/>
           <w:bCs/>
-          <w:color w:val="6B6B6B"/>
+          <w:color w:val="847B86"/>
           <w:spacing w:val="90"/>
           <w:sz w:val="16"/>
           <w:szCs w:val="16"/>
@@ -22,7 +22,7 @@
     <w:p>
       <w:pPr>
         <w:pBdr>
-          <w:bottom w:val="single" w:color="741B47" w:sz="12" w:space="4"/>
+          <w:bottom w:val="single" w:color="BC2A6E" w:sz="12" w:space="4"/>
         </w:pBdr>
         <w:spacing w:after="40"/>
       </w:pPr>
@@ -31,7 +31,7 @@
           <w:rFonts w:ascii="Georgia" w:cs="Georgia" w:eastAsia="Georgia" w:hAnsi="Georgia"/>
           <w:b/>
           <w:bCs/>
-          <w:color w:val="4E1230"/>
+          <w:color w:val="2B1B2E"/>
           <w:sz w:val="34"/>
           <w:szCs w:val="34"/>
         </w:rPr>
@@ -40,7 +40,7 @@
     </w:p>
     <w:p>
       <w:pPr>
-        <w:spacing w:after="120"/>
+        <w:spacing w:after="20"/>
       </w:pPr>
     </w:p>
     <w:tbl>
@@ -70,14 +70,14 @@
             <w:tcBorders>
               <w:top w:val="nil"/>
               <w:left w:val="nil"/>
-              <w:bottom w:val="single" w:color="9A9A9A" w:sz="6"/>
+              <w:bottom w:val="single" w:color="9A6F87" w:sz="6"/>
               <w:right w:val="nil"/>
             </w:tcBorders>
-            <w:shd w:fill="FCFBFC" w:color="auto" w:val="clear"/>
-            <w:tcMar>
-              <w:top w:type="dxa" w:w="42"/>
+            <w:shd w:fill="FDF0F6" w:color="auto" w:val="clear"/>
+            <w:tcMar>
+              <w:top w:type="dxa" w:w="30"/>
               <w:left w:type="dxa" w:w="120"/>
-              <w:bottom w:type="dxa" w:w="42"/>
+              <w:bottom w:type="dxa" w:w="30"/>
               <w:right w:type="dxa" w:w="120"/>
             </w:tcMar>
             <w:vAlign w:val="top"/>
@@ -90,7 +90,7 @@
               <w:rPr>
                 <w:b/>
                 <w:bCs/>
-                <w:color w:val="6B6B6B"/>
+                <w:color w:val="847B86"/>
                 <w:spacing w:val="30"/>
                 <w:sz w:val="13"/>
                 <w:szCs w:val="13"/>
@@ -104,7 +104,7 @@
             </w:pPr>
             <w:r>
               <w:rPr>
-                <w:color w:val="1A1A1A"/>
+                <w:color w:val="251727"/>
                 <w:sz w:val="20"/>
                 <w:szCs w:val="20"/>
               </w:rPr>
@@ -118,14 +118,14 @@
             <w:tcBorders>
               <w:top w:val="nil"/>
               <w:left w:val="nil"/>
-              <w:bottom w:val="single" w:color="9A9A9A" w:sz="6"/>
+              <w:bottom w:val="single" w:color="9A6F87" w:sz="6"/>
               <w:right w:val="nil"/>
             </w:tcBorders>
-            <w:shd w:fill="FCFBFC" w:color="auto" w:val="clear"/>
-            <w:tcMar>
-              <w:top w:type="dxa" w:w="42"/>
+            <w:shd w:fill="FDF0F6" w:color="auto" w:val="clear"/>
+            <w:tcMar>
+              <w:top w:type="dxa" w:w="30"/>
               <w:left w:type="dxa" w:w="120"/>
-              <w:bottom w:type="dxa" w:w="42"/>
+              <w:bottom w:type="dxa" w:w="30"/>
               <w:right w:type="dxa" w:w="120"/>
             </w:tcMar>
             <w:vAlign w:val="top"/>
@@ -138,7 +138,7 @@
               <w:rPr>
                 <w:b/>
                 <w:bCs/>
-                <w:color w:val="6B6B6B"/>
+                <w:color w:val="847B86"/>
                 <w:spacing w:val="30"/>
                 <w:sz w:val="13"/>
                 <w:szCs w:val="13"/>
@@ -152,7 +152,7 @@
             </w:pPr>
             <w:r>
               <w:rPr>
-                <w:color w:val="1A1A1A"/>
+                <w:color w:val="251727"/>
                 <w:sz w:val="20"/>
                 <w:szCs w:val="20"/>
               </w:rPr>
@@ -166,14 +166,14 @@
             <w:tcBorders>
               <w:top w:val="nil"/>
               <w:left w:val="nil"/>
-              <w:bottom w:val="single" w:color="9A9A9A" w:sz="6"/>
+              <w:bottom w:val="single" w:color="9A6F87" w:sz="6"/>
               <w:right w:val="nil"/>
             </w:tcBorders>
-            <w:shd w:fill="FCFBFC" w:color="auto" w:val="clear"/>
-            <w:tcMar>
-              <w:top w:type="dxa" w:w="42"/>
+            <w:shd w:fill="FDF0F6" w:color="auto" w:val="clear"/>
+            <w:tcMar>
+              <w:top w:type="dxa" w:w="30"/>
               <w:left w:type="dxa" w:w="120"/>
-              <w:bottom w:type="dxa" w:w="42"/>
+              <w:bottom w:type="dxa" w:w="30"/>
               <w:right w:type="dxa" w:w="120"/>
             </w:tcMar>
             <w:vAlign w:val="top"/>
@@ -186,7 +186,7 @@
               <w:rPr>
                 <w:b/>
                 <w:bCs/>
-                <w:color w:val="6B6B6B"/>
+                <w:color w:val="847B86"/>
                 <w:spacing w:val="30"/>
                 <w:sz w:val="13"/>
                 <w:szCs w:val="13"/>
@@ -200,7 +200,7 @@
             </w:pPr>
             <w:r>
               <w:rPr>
-                <w:color w:val="1A1A1A"/>
+                <w:color w:val="251727"/>
                 <w:sz w:val="20"/>
                 <w:szCs w:val="20"/>
               </w:rPr>
@@ -244,14 +244,14 @@
             <w:tcBorders>
               <w:top w:val="nil"/>
               <w:left w:val="nil"/>
-              <w:bottom w:val="single" w:color="9A9A9A" w:sz="6"/>
+              <w:bottom w:val="single" w:color="9A6F87" w:sz="6"/>
               <w:right w:val="nil"/>
             </w:tcBorders>
-            <w:shd w:fill="FCFBFC" w:color="auto" w:val="clear"/>
-            <w:tcMar>
-              <w:top w:type="dxa" w:w="42"/>
+            <w:shd w:fill="FDF0F6" w:color="auto" w:val="clear"/>
+            <w:tcMar>
+              <w:top w:type="dxa" w:w="30"/>
               <w:left w:type="dxa" w:w="120"/>
-              <w:bottom w:type="dxa" w:w="42"/>
+              <w:bottom w:type="dxa" w:w="30"/>
               <w:right w:type="dxa" w:w="120"/>
             </w:tcMar>
             <w:vAlign w:val="top"/>
@@ -264,7 +264,7 @@
               <w:rPr>
                 <w:b/>
                 <w:bCs/>
-                <w:color w:val="6B6B6B"/>
+                <w:color w:val="847B86"/>
                 <w:spacing w:val="30"/>
                 <w:sz w:val="13"/>
                 <w:szCs w:val="13"/>
@@ -278,7 +278,7 @@
             </w:pPr>
             <w:r>
               <w:rPr>
-                <w:color w:val="1A1A1A"/>
+                <w:color w:val="251727"/>
                 <w:sz w:val="20"/>
                 <w:szCs w:val="20"/>
               </w:rPr>
@@ -292,14 +292,14 @@
             <w:tcBorders>
               <w:top w:val="nil"/>
               <w:left w:val="nil"/>
-              <w:bottom w:val="single" w:color="9A9A9A" w:sz="6"/>
+              <w:bottom w:val="single" w:color="9A6F87" w:sz="6"/>
               <w:right w:val="nil"/>
             </w:tcBorders>
-            <w:shd w:fill="FCFBFC" w:color="auto" w:val="clear"/>
-            <w:tcMar>
-              <w:top w:type="dxa" w:w="42"/>
+            <w:shd w:fill="FDF0F6" w:color="auto" w:val="clear"/>
+            <w:tcMar>
+              <w:top w:type="dxa" w:w="30"/>
               <w:left w:type="dxa" w:w="120"/>
-              <w:bottom w:type="dxa" w:w="42"/>
+              <w:bottom w:type="dxa" w:w="30"/>
               <w:right w:type="dxa" w:w="120"/>
             </w:tcMar>
             <w:vAlign w:val="top"/>
@@ -312,7 +312,7 @@
               <w:rPr>
                 <w:b/>
                 <w:bCs/>
-                <w:color w:val="6B6B6B"/>
+                <w:color w:val="847B86"/>
                 <w:spacing w:val="30"/>
                 <w:sz w:val="13"/>
                 <w:szCs w:val="13"/>
@@ -326,7 +326,7 @@
             </w:pPr>
             <w:r>
               <w:rPr>
-                <w:color w:val="1A1A1A"/>
+                <w:color w:val="251727"/>
                 <w:sz w:val="20"/>
                 <w:szCs w:val="20"/>
               </w:rPr>
@@ -340,14 +340,14 @@
             <w:tcBorders>
               <w:top w:val="nil"/>
               <w:left w:val="nil"/>
-              <w:bottom w:val="single" w:color="9A9A9A" w:sz="6"/>
+              <w:bottom w:val="single" w:color="9A6F87" w:sz="6"/>
               <w:right w:val="nil"/>
             </w:tcBorders>
-            <w:shd w:fill="FCFBFC" w:color="auto" w:val="clear"/>
-            <w:tcMar>
-              <w:top w:type="dxa" w:w="42"/>
+            <w:shd w:fill="FDF0F6" w:color="auto" w:val="clear"/>
+            <w:tcMar>
+              <w:top w:type="dxa" w:w="30"/>
               <w:left w:type="dxa" w:w="120"/>
-              <w:bottom w:type="dxa" w:w="42"/>
+              <w:bottom w:type="dxa" w:w="30"/>
               <w:right w:type="dxa" w:w="120"/>
             </w:tcMar>
             <w:vAlign w:val="top"/>
@@ -360,7 +360,7 @@
               <w:rPr>
                 <w:b/>
                 <w:bCs/>
-                <w:color w:val="6B6B6B"/>
+                <w:color w:val="847B86"/>
                 <w:spacing w:val="30"/>
                 <w:sz w:val="13"/>
                 <w:szCs w:val="13"/>
@@ -374,7 +374,7 @@
             </w:pPr>
             <w:r>
               <w:rPr>
-                <w:color w:val="1A1A1A"/>
+                <w:color w:val="251727"/>
                 <w:sz w:val="20"/>
                 <w:szCs w:val="20"/>
               </w:rPr>
@@ -388,14 +388,14 @@
             <w:tcBorders>
               <w:top w:val="nil"/>
               <w:left w:val="nil"/>
-              <w:bottom w:val="single" w:color="9A9A9A" w:sz="6"/>
+              <w:bottom w:val="single" w:color="9A6F87" w:sz="6"/>
               <w:right w:val="nil"/>
             </w:tcBorders>
-            <w:shd w:fill="FCFBFC" w:color="auto" w:val="clear"/>
-            <w:tcMar>
-              <w:top w:type="dxa" w:w="42"/>
+            <w:shd w:fill="FDF0F6" w:color="auto" w:val="clear"/>
+            <w:tcMar>
+              <w:top w:type="dxa" w:w="30"/>
               <w:left w:type="dxa" w:w="120"/>
-              <w:bottom w:type="dxa" w:w="42"/>
+              <w:bottom w:type="dxa" w:w="30"/>
               <w:right w:type="dxa" w:w="120"/>
             </w:tcMar>
             <w:vAlign w:val="top"/>
@@ -408,7 +408,7 @@
               <w:rPr>
                 <w:b/>
                 <w:bCs/>
-                <w:color w:val="6B6B6B"/>
+                <w:color w:val="847B86"/>
                 <w:spacing w:val="30"/>
                 <w:sz w:val="13"/>
                 <w:szCs w:val="13"/>
@@ -422,7 +422,7 @@
             </w:pPr>
             <w:r>
               <w:rPr>
-                <w:color w:val="1A1A1A"/>
+                <w:color w:val="251727"/>
                 <w:sz w:val="20"/>
                 <w:szCs w:val="20"/>
               </w:rPr>
@@ -436,14 +436,14 @@
             <w:tcBorders>
               <w:top w:val="nil"/>
               <w:left w:val="nil"/>
-              <w:bottom w:val="single" w:color="9A9A9A" w:sz="6"/>
+              <w:bottom w:val="single" w:color="9A6F87" w:sz="6"/>
               <w:right w:val="nil"/>
             </w:tcBorders>
-            <w:shd w:fill="FCFBFC" w:color="auto" w:val="clear"/>
-            <w:tcMar>
-              <w:top w:type="dxa" w:w="42"/>
+            <w:shd w:fill="FDF0F6" w:color="auto" w:val="clear"/>
+            <w:tcMar>
+              <w:top w:type="dxa" w:w="30"/>
               <w:left w:type="dxa" w:w="120"/>
-              <w:bottom w:type="dxa" w:w="42"/>
+              <w:bottom w:type="dxa" w:w="30"/>
               <w:right w:type="dxa" w:w="120"/>
             </w:tcMar>
             <w:vAlign w:val="top"/>
@@ -456,7 +456,7 @@
               <w:rPr>
                 <w:b/>
                 <w:bCs/>
-                <w:color w:val="6B6B6B"/>
+                <w:color w:val="847B86"/>
                 <w:spacing w:val="30"/>
                 <w:sz w:val="13"/>
                 <w:szCs w:val="13"/>
@@ -470,7 +470,7 @@
             </w:pPr>
             <w:r>
               <w:rPr>
-                <w:color w:val="1A1A1A"/>
+                <w:color w:val="251727"/>
                 <w:sz w:val="20"/>
                 <w:szCs w:val="20"/>
               </w:rPr>
@@ -482,17 +482,17 @@
     </w:tbl>
     <w:p>
       <w:pPr>
-        <w:spacing w:after="96" w:before="36"/>
+        <w:spacing w:after="48" w:before="36"/>
       </w:pPr>
       <w:r>
         <w:rPr>
           <w:i/>
           <w:iCs/>
-          <w:color w:val="6B6B6B"/>
+          <w:color w:val="847B86"/>
           <w:sz w:val="14"/>
           <w:szCs w:val="14"/>
         </w:rPr>
-        <w:t xml:space="preserve">Toda ficha nasce no nível 2 e Grau 4 — a patente é eixo social e sobe por feito, não por XP. O nível 2 sobe com 100 XP, que é uma missão padrão.</w:t>
+        <w:t xml:space="preserve">Toda ficha nasce no nível 2 e Grau 4 — a patente é eixo social e sobe por feito, não por XP. O nível 2 sobe com 200 XP, que são duas missões padrão.</w:t>
       </w:r>
     </w:p>
     <w:tbl>
@@ -517,11 +517,11 @@
         <w:tc>
           <w:tcPr>
             <w:tcW w:type="dxa" w:w="9600"/>
-            <w:shd w:fill="4E1230" w:color="auto" w:val="clear"/>
-            <w:tcMar>
-              <w:top w:type="dxa" w:w="50"/>
+            <w:shd w:fill="2B1B2E" w:color="auto" w:val="clear"/>
+            <w:tcMar>
+              <w:top w:type="dxa" w:w="34"/>
               <w:left w:type="dxa" w:w="150"/>
-              <w:bottom w:type="dxa" w:w="50"/>
+              <w:bottom w:type="dxa" w:w="34"/>
               <w:right w:type="dxa" w:w="150"/>
             </w:tcMar>
           </w:tcPr>
@@ -577,7 +577,7 @@
               <w:bottom w:val="nil"/>
               <w:right w:val="single" w:color="FFFFFF" w:sz="4"/>
             </w:tcBorders>
-            <w:shd w:fill="F1E9EE" w:color="auto" w:val="clear"/>
+            <w:shd w:fill="F7E5EE" w:color="auto" w:val="clear"/>
             <w:tcMar>
               <w:top w:type="dxa" w:w="60"/>
               <w:left w:type="dxa" w:w="60"/>
@@ -594,7 +594,7 @@
               <w:rPr>
                 <w:b/>
                 <w:bCs/>
-                <w:color w:val="4E1230"/>
+                <w:color w:val="2B1B2E"/>
                 <w:sz w:val="14"/>
                 <w:szCs w:val="14"/>
               </w:rPr>
@@ -611,7 +611,7 @@
                 <w:rFonts w:ascii="Georgia" w:cs="Georgia" w:eastAsia="Georgia" w:hAnsi="Georgia"/>
                 <w:b/>
                 <w:bCs/>
-                <w:color w:val="741B47"/>
+                <w:color w:val="BC2A6E"/>
                 <w:sz w:val="40"/>
                 <w:szCs w:val="40"/>
               </w:rPr>
@@ -628,7 +628,7 @@
               <w:bottom w:val="nil"/>
               <w:right w:val="single" w:color="FFFFFF" w:sz="4"/>
             </w:tcBorders>
-            <w:shd w:fill="F1E9EE" w:color="auto" w:val="clear"/>
+            <w:shd w:fill="F7E5EE" w:color="auto" w:val="clear"/>
             <w:tcMar>
               <w:top w:type="dxa" w:w="60"/>
               <w:left w:type="dxa" w:w="60"/>
@@ -645,7 +645,7 @@
               <w:rPr>
                 <w:b/>
                 <w:bCs/>
-                <w:color w:val="4E1230"/>
+                <w:color w:val="2B1B2E"/>
                 <w:sz w:val="14"/>
                 <w:szCs w:val="14"/>
               </w:rPr>
@@ -662,7 +662,7 @@
                 <w:rFonts w:ascii="Georgia" w:cs="Georgia" w:eastAsia="Georgia" w:hAnsi="Georgia"/>
                 <w:b/>
                 <w:bCs/>
-                <w:color w:val="741B47"/>
+                <w:color w:val="BC2A6E"/>
                 <w:sz w:val="40"/>
                 <w:szCs w:val="40"/>
               </w:rPr>
@@ -679,7 +679,7 @@
               <w:bottom w:val="nil"/>
               <w:right w:val="single" w:color="FFFFFF" w:sz="4"/>
             </w:tcBorders>
-            <w:shd w:fill="F1E9EE" w:color="auto" w:val="clear"/>
+            <w:shd w:fill="F7E5EE" w:color="auto" w:val="clear"/>
             <w:tcMar>
               <w:top w:type="dxa" w:w="60"/>
               <w:left w:type="dxa" w:w="60"/>
@@ -696,7 +696,7 @@
               <w:rPr>
                 <w:b/>
                 <w:bCs/>
-                <w:color w:val="4E1230"/>
+                <w:color w:val="2B1B2E"/>
                 <w:sz w:val="14"/>
                 <w:szCs w:val="14"/>
               </w:rPr>
@@ -713,7 +713,7 @@
                 <w:rFonts w:ascii="Georgia" w:cs="Georgia" w:eastAsia="Georgia" w:hAnsi="Georgia"/>
                 <w:b/>
                 <w:bCs/>
-                <w:color w:val="741B47"/>
+                <w:color w:val="BC2A6E"/>
                 <w:sz w:val="40"/>
                 <w:szCs w:val="40"/>
               </w:rPr>
@@ -730,7 +730,7 @@
               <w:bottom w:val="nil"/>
               <w:right w:val="single" w:color="FFFFFF" w:sz="4"/>
             </w:tcBorders>
-            <w:shd w:fill="F1E9EE" w:color="auto" w:val="clear"/>
+            <w:shd w:fill="F7E5EE" w:color="auto" w:val="clear"/>
             <w:tcMar>
               <w:top w:type="dxa" w:w="60"/>
               <w:left w:type="dxa" w:w="60"/>
@@ -747,7 +747,7 @@
               <w:rPr>
                 <w:b/>
                 <w:bCs/>
-                <w:color w:val="4E1230"/>
+                <w:color w:val="2B1B2E"/>
                 <w:sz w:val="14"/>
                 <w:szCs w:val="14"/>
               </w:rPr>
@@ -764,7 +764,7 @@
                 <w:rFonts w:ascii="Georgia" w:cs="Georgia" w:eastAsia="Georgia" w:hAnsi="Georgia"/>
                 <w:b/>
                 <w:bCs/>
-                <w:color w:val="741B47"/>
+                <w:color w:val="BC2A6E"/>
                 <w:sz w:val="40"/>
                 <w:szCs w:val="40"/>
               </w:rPr>
@@ -781,7 +781,7 @@
               <w:bottom w:val="nil"/>
               <w:right w:val="single" w:color="FFFFFF" w:sz="4"/>
             </w:tcBorders>
-            <w:shd w:fill="F1E9EE" w:color="auto" w:val="clear"/>
+            <w:shd w:fill="F7E5EE" w:color="auto" w:val="clear"/>
             <w:tcMar>
               <w:top w:type="dxa" w:w="60"/>
               <w:left w:type="dxa" w:w="60"/>
@@ -798,7 +798,7 @@
               <w:rPr>
                 <w:b/>
                 <w:bCs/>
-                <w:color w:val="4E1230"/>
+                <w:color w:val="2B1B2E"/>
                 <w:sz w:val="14"/>
                 <w:szCs w:val="14"/>
               </w:rPr>
@@ -815,7 +815,7 @@
                 <w:rFonts w:ascii="Georgia" w:cs="Georgia" w:eastAsia="Georgia" w:hAnsi="Georgia"/>
                 <w:b/>
                 <w:bCs/>
-                <w:color w:val="741B47"/>
+                <w:color w:val="BC2A6E"/>
                 <w:sz w:val="40"/>
                 <w:szCs w:val="40"/>
               </w:rPr>
@@ -827,13 +827,13 @@
     </w:tbl>
     <w:p>
       <w:pPr>
-        <w:spacing w:after="96" w:before="36"/>
+        <w:spacing w:after="48" w:before="36"/>
       </w:pPr>
       <w:r>
         <w:rPr>
           <w:i/>
           <w:iCs/>
-          <w:color w:val="6B6B6B"/>
+          <w:color w:val="847B86"/>
           <w:sz w:val="14"/>
           <w:szCs w:val="14"/>
         </w:rPr>
@@ -862,11 +862,11 @@
         <w:tc>
           <w:tcPr>
             <w:tcW w:type="dxa" w:w="9600"/>
-            <w:shd w:fill="4E1230" w:color="auto" w:val="clear"/>
-            <w:tcMar>
-              <w:top w:type="dxa" w:w="50"/>
+            <w:shd w:fill="2B1B2E" w:color="auto" w:val="clear"/>
+            <w:tcMar>
+              <w:top w:type="dxa" w:w="34"/>
               <w:left w:type="dxa" w:w="150"/>
-              <w:bottom w:type="dxa" w:w="50"/>
+              <w:bottom w:type="dxa" w:w="34"/>
               <w:right w:type="dxa" w:w="150"/>
             </w:tcMar>
           </w:tcPr>
@@ -894,12 +894,12 @@
       <w:tblPr>
         <w:tblW w:type="dxa" w:w="9600"/>
         <w:tblBorders>
-          <w:top w:val="single" w:color="C8C8C8" w:sz="4"/>
-          <w:left w:val="single" w:color="C8C8C8" w:sz="4"/>
-          <w:bottom w:val="single" w:color="C8C8C8" w:sz="4"/>
-          <w:right w:val="single" w:color="C8C8C8" w:sz="4"/>
-          <w:insideH w:val="single" w:color="C8C8C8" w:sz="2"/>
-          <w:insideV w:val="single" w:color="C8C8C8" w:sz="2"/>
+          <w:top w:val="single" w:color="F8C7DC" w:sz="4"/>
+          <w:left w:val="single" w:color="F8C7DC" w:sz="4"/>
+          <w:bottom w:val="single" w:color="F8C7DC" w:sz="4"/>
+          <w:right w:val="single" w:color="F8C7DC" w:sz="4"/>
+          <w:insideH w:val="single" w:color="F8C7DC" w:sz="2"/>
+          <w:insideV w:val="single" w:color="F8C7DC" w:sz="2"/>
         </w:tblBorders>
       </w:tblPr>
       <w:tblGrid>
@@ -918,7 +918,7 @@
         <w:tc>
           <w:tcPr>
             <w:tcW w:type="dxa" w:w="1440"/>
-            <w:shd w:fill="4E1230" w:color="auto" w:val="clear"/>
+            <w:shd w:fill="2B1B2E" w:color="auto" w:val="clear"/>
             <w:tcMar>
               <w:top w:type="dxa" w:w="26"/>
               <w:left w:type="dxa" w:w="90"/>
@@ -937,7 +937,7 @@
         <w:tc>
           <w:tcPr>
             <w:tcW w:type="dxa" w:w="2112"/>
-            <w:shd w:fill="4E1230" w:color="auto" w:val="clear"/>
+            <w:shd w:fill="2B1B2E" w:color="auto" w:val="clear"/>
             <w:tcMar>
               <w:top w:type="dxa" w:w="26"/>
               <w:left w:type="dxa" w:w="90"/>
@@ -966,7 +966,7 @@
         <w:tc>
           <w:tcPr>
             <w:tcW w:type="dxa" w:w="1056"/>
-            <w:shd w:fill="4E1230" w:color="auto" w:val="clear"/>
+            <w:shd w:fill="2B1B2E" w:color="auto" w:val="clear"/>
             <w:tcMar>
               <w:top w:type="dxa" w:w="26"/>
               <w:left w:type="dxa" w:w="90"/>
@@ -995,7 +995,7 @@
         <w:tc>
           <w:tcPr>
             <w:tcW w:type="dxa" w:w="1440"/>
-            <w:shd w:fill="4E1230" w:color="auto" w:val="clear"/>
+            <w:shd w:fill="2B1B2E" w:color="auto" w:val="clear"/>
             <w:tcMar>
               <w:top w:type="dxa" w:w="26"/>
               <w:left w:type="dxa" w:w="90"/>
@@ -1014,7 +1014,7 @@
         <w:tc>
           <w:tcPr>
             <w:tcW w:type="dxa" w:w="2112"/>
-            <w:shd w:fill="4E1230" w:color="auto" w:val="clear"/>
+            <w:shd w:fill="2B1B2E" w:color="auto" w:val="clear"/>
             <w:tcMar>
               <w:top w:type="dxa" w:w="26"/>
               <w:left w:type="dxa" w:w="90"/>
@@ -1043,7 +1043,7 @@
         <w:tc>
           <w:tcPr>
             <w:tcW w:type="dxa" w:w="1440"/>
-            <w:shd w:fill="4E1230" w:color="auto" w:val="clear"/>
+            <w:shd w:fill="2B1B2E" w:color="auto" w:val="clear"/>
             <w:tcMar>
               <w:top w:type="dxa" w:w="26"/>
               <w:left w:type="dxa" w:w="90"/>
@@ -1094,7 +1094,7 @@
               <w:rPr>
                 <w:b/>
                 <w:bCs/>
-                <w:color w:val="1A1A1A"/>
+                <w:color w:val="251727"/>
                 <w:sz w:val="17"/>
                 <w:szCs w:val="17"/>
               </w:rPr>
@@ -1122,7 +1122,7 @@
               <w:rPr>
                 <w:b w:val="false"/>
                 <w:bCs w:val="false"/>
-                <w:color w:val="1A1A1A"/>
+                <w:color w:val="251727"/>
                 <w:sz w:val="17"/>
                 <w:szCs w:val="17"/>
               </w:rPr>
@@ -1150,7 +1150,7 @@
               <w:rPr>
                 <w:b w:val="false"/>
                 <w:bCs w:val="false"/>
-                <w:color w:val="1A1A1A"/>
+                <w:color w:val="251727"/>
                 <w:sz w:val="17"/>
                 <w:szCs w:val="17"/>
               </w:rPr>
@@ -1178,7 +1178,7 @@
               <w:rPr>
                 <w:b/>
                 <w:bCs/>
-                <w:color w:val="1A1A1A"/>
+                <w:color w:val="251727"/>
                 <w:sz w:val="17"/>
                 <w:szCs w:val="17"/>
               </w:rPr>
@@ -1206,7 +1206,7 @@
               <w:rPr>
                 <w:b w:val="false"/>
                 <w:bCs w:val="false"/>
-                <w:color w:val="1A1A1A"/>
+                <w:color w:val="251727"/>
                 <w:sz w:val="17"/>
                 <w:szCs w:val="17"/>
               </w:rPr>
@@ -1234,7 +1234,7 @@
               <w:rPr>
                 <w:b w:val="false"/>
                 <w:bCs w:val="false"/>
-                <w:color w:val="1A1A1A"/>
+                <w:color w:val="251727"/>
                 <w:sz w:val="17"/>
                 <w:szCs w:val="17"/>
               </w:rPr>
@@ -1250,25 +1250,25 @@
         <w:tc>
           <w:tcPr>
             <w:tcW w:type="dxa" w:w="1440"/>
-            <w:shd w:fill="F7F4F6" w:color="auto" w:val="clear"/>
-            <w:tcMar>
-              <w:top w:type="dxa" w:w="26"/>
-              <w:left w:type="dxa" w:w="90"/>
-              <w:bottom w:type="dxa" w:w="26"/>
-              <w:right w:type="dxa" w:w="90"/>
-            </w:tcMar>
-            <w:vAlign w:val="center"/>
-          </w:tcPr>
-          <w:p>
-            <w:pPr>
-              <w:spacing w:after="18" w:before="18" w:line="215"/>
-              <w:jc w:val="left"/>
-            </w:pPr>
-            <w:r>
-              <w:rPr>
-                <w:b/>
-                <w:bCs/>
-                <w:color w:val="1A1A1A"/>
+            <w:shd w:fill="FADDEA" w:color="auto" w:val="clear"/>
+            <w:tcMar>
+              <w:top w:type="dxa" w:w="26"/>
+              <w:left w:type="dxa" w:w="90"/>
+              <w:bottom w:type="dxa" w:w="26"/>
+              <w:right w:type="dxa" w:w="90"/>
+            </w:tcMar>
+            <w:vAlign w:val="center"/>
+          </w:tcPr>
+          <w:p>
+            <w:pPr>
+              <w:spacing w:after="18" w:before="18" w:line="215"/>
+              <w:jc w:val="left"/>
+            </w:pPr>
+            <w:r>
+              <w:rPr>
+                <w:b/>
+                <w:bCs/>
+                <w:color w:val="251727"/>
                 <w:sz w:val="17"/>
                 <w:szCs w:val="17"/>
               </w:rPr>
@@ -1279,7 +1279,7 @@
         <w:tc>
           <w:tcPr>
             <w:tcW w:type="dxa" w:w="2112"/>
-            <w:shd w:fill="F7F4F6" w:color="auto" w:val="clear"/>
+            <w:shd w:fill="FADDEA" w:color="auto" w:val="clear"/>
             <w:tcMar>
               <w:top w:type="dxa" w:w="26"/>
               <w:left w:type="dxa" w:w="90"/>
@@ -1297,7 +1297,7 @@
               <w:rPr>
                 <w:b w:val="false"/>
                 <w:bCs w:val="false"/>
-                <w:color w:val="1A1A1A"/>
+                <w:color w:val="251727"/>
                 <w:sz w:val="17"/>
                 <w:szCs w:val="17"/>
               </w:rPr>
@@ -1308,7 +1308,7 @@
         <w:tc>
           <w:tcPr>
             <w:tcW w:type="dxa" w:w="1056"/>
-            <w:shd w:fill="F7F4F6" w:color="auto" w:val="clear"/>
+            <w:shd w:fill="FADDEA" w:color="auto" w:val="clear"/>
             <w:tcMar>
               <w:top w:type="dxa" w:w="26"/>
               <w:left w:type="dxa" w:w="90"/>
@@ -1326,7 +1326,7 @@
               <w:rPr>
                 <w:b w:val="false"/>
                 <w:bCs w:val="false"/>
-                <w:color w:val="1A1A1A"/>
+                <w:color w:val="251727"/>
                 <w:sz w:val="17"/>
                 <w:szCs w:val="17"/>
               </w:rPr>
@@ -1337,36 +1337,36 @@
         <w:tc>
           <w:tcPr>
             <w:tcW w:type="dxa" w:w="1440"/>
-            <w:shd w:fill="F7F4F6" w:color="auto" w:val="clear"/>
-            <w:tcMar>
-              <w:top w:type="dxa" w:w="26"/>
-              <w:left w:type="dxa" w:w="90"/>
-              <w:bottom w:type="dxa" w:w="26"/>
-              <w:right w:type="dxa" w:w="90"/>
-            </w:tcMar>
-            <w:vAlign w:val="center"/>
-          </w:tcPr>
-          <w:p>
-            <w:pPr>
-              <w:spacing w:after="18" w:before="18" w:line="215"/>
-              <w:jc w:val="left"/>
-            </w:pPr>
-            <w:r>
-              <w:rPr>
-                <w:b/>
-                <w:bCs/>
-                <w:color w:val="1A1A1A"/>
-                <w:sz w:val="17"/>
-                <w:szCs w:val="17"/>
-              </w:rPr>
-              <w:t xml:space="preserve">Iniciativa</w:t>
+            <w:shd w:fill="FADDEA" w:color="auto" w:val="clear"/>
+            <w:tcMar>
+              <w:top w:type="dxa" w:w="26"/>
+              <w:left w:type="dxa" w:w="90"/>
+              <w:bottom w:type="dxa" w:w="26"/>
+              <w:right w:type="dxa" w:w="90"/>
+            </w:tcMar>
+            <w:vAlign w:val="center"/>
+          </w:tcPr>
+          <w:p>
+            <w:pPr>
+              <w:spacing w:after="18" w:before="18" w:line="215"/>
+              <w:jc w:val="left"/>
+            </w:pPr>
+            <w:r>
+              <w:rPr>
+                <w:b/>
+                <w:bCs/>
+                <w:color w:val="251727"/>
+                <w:sz w:val="17"/>
+                <w:szCs w:val="17"/>
+              </w:rPr>
+              <w:t xml:space="preserve">Bloquear</w:t>
             </w:r>
           </w:p>
         </w:tc>
         <w:tc>
           <w:tcPr>
             <w:tcW w:type="dxa" w:w="2112"/>
-            <w:shd w:fill="F7F4F6" w:color="auto" w:val="clear"/>
+            <w:shd w:fill="FADDEA" w:color="auto" w:val="clear"/>
             <w:tcMar>
               <w:top w:type="dxa" w:w="26"/>
               <w:left w:type="dxa" w:w="90"/>
@@ -1384,18 +1384,18 @@
               <w:rPr>
                 <w:b w:val="false"/>
                 <w:bCs w:val="false"/>
-                <w:color w:val="1A1A1A"/>
-                <w:sz w:val="17"/>
-                <w:szCs w:val="17"/>
-              </w:rPr>
-              <w:t xml:space="preserve">d20 + Des</w:t>
+                <w:color w:val="251727"/>
+                <w:sz w:val="17"/>
+                <w:szCs w:val="17"/>
+              </w:rPr>
+              <w:t xml:space="preserve">2d10 + (Defesa − 11)</w:t>
             </w:r>
           </w:p>
         </w:tc>
         <w:tc>
           <w:tcPr>
             <w:tcW w:type="dxa" w:w="1440"/>
-            <w:shd w:fill="F7F4F6" w:color="auto" w:val="clear"/>
+            <w:shd w:fill="FADDEA" w:color="auto" w:val="clear"/>
             <w:tcMar>
               <w:top w:type="dxa" w:w="26"/>
               <w:left w:type="dxa" w:w="90"/>
@@ -1413,11 +1413,11 @@
               <w:rPr>
                 <w:b w:val="false"/>
                 <w:bCs w:val="false"/>
-                <w:color w:val="1A1A1A"/>
-                <w:sz w:val="17"/>
-                <w:szCs w:val="17"/>
-              </w:rPr>
-              <w:t xml:space="preserve">d20 + 2</w:t>
+                <w:color w:val="251727"/>
+                <w:sz w:val="17"/>
+                <w:szCs w:val="17"/>
+              </w:rPr>
+              <w:t xml:space="preserve">2d10 + 2</w:t>
             </w:r>
           </w:p>
         </w:tc>
@@ -1446,7 +1446,7 @@
               <w:rPr>
                 <w:b/>
                 <w:bCs/>
-                <w:color w:val="1A1A1A"/>
+                <w:color w:val="251727"/>
                 <w:sz w:val="17"/>
                 <w:szCs w:val="17"/>
               </w:rPr>
@@ -1474,11 +1474,11 @@
               <w:rPr>
                 <w:b w:val="false"/>
                 <w:bCs w:val="false"/>
-                <w:color w:val="1A1A1A"/>
-                <w:sz w:val="17"/>
-                <w:szCs w:val="17"/>
-              </w:rPr>
-              <w:t xml:space="preserve">20 + 8 × (nível − 1)</w:t>
+                <w:color w:val="251727"/>
+                <w:sz w:val="17"/>
+                <w:szCs w:val="17"/>
+              </w:rPr>
+              <w:t xml:space="preserve">25 + Essência</w:t>
             </w:r>
           </w:p>
         </w:tc>
@@ -1502,11 +1502,11 @@
               <w:rPr>
                 <w:b w:val="false"/>
                 <w:bCs w:val="false"/>
-                <w:color w:val="1A1A1A"/>
-                <w:sz w:val="17"/>
-                <w:szCs w:val="17"/>
-              </w:rPr>
-              <w:t xml:space="preserve">28</w:t>
+                <w:color w:val="251727"/>
+                <w:sz w:val="17"/>
+                <w:szCs w:val="17"/>
+              </w:rPr>
+              <w:t xml:space="preserve">26</w:t>
             </w:r>
           </w:p>
         </w:tc>
@@ -1530,11 +1530,11 @@
               <w:rPr>
                 <w:b/>
                 <w:bCs/>
-                <w:color w:val="1A1A1A"/>
-                <w:sz w:val="17"/>
-                <w:szCs w:val="17"/>
-              </w:rPr>
-              <w:t xml:space="preserve">Deslocamento</w:t>
+                <w:color w:val="251727"/>
+                <w:sz w:val="17"/>
+                <w:szCs w:val="17"/>
+              </w:rPr>
+              <w:t xml:space="preserve">Iniciativa</w:t>
             </w:r>
           </w:p>
         </w:tc>
@@ -1558,11 +1558,11 @@
               <w:rPr>
                 <w:b w:val="false"/>
                 <w:bCs w:val="false"/>
-                <w:color w:val="1A1A1A"/>
-                <w:sz w:val="17"/>
-                <w:szCs w:val="17"/>
-              </w:rPr>
-              <w:t xml:space="preserve">—</w:t>
+                <w:color w:val="251727"/>
+                <w:sz w:val="17"/>
+                <w:szCs w:val="17"/>
+              </w:rPr>
+              <w:t xml:space="preserve">d20 + Des</w:t>
             </w:r>
           </w:p>
         </w:tc>
@@ -1586,11 +1586,11 @@
               <w:rPr>
                 <w:b w:val="false"/>
                 <w:bCs w:val="false"/>
-                <w:color w:val="1A1A1A"/>
-                <w:sz w:val="17"/>
-                <w:szCs w:val="17"/>
-              </w:rPr>
-              <w:t xml:space="preserve">9 m</w:t>
+                <w:color w:val="251727"/>
+                <w:sz w:val="17"/>
+                <w:szCs w:val="17"/>
+              </w:rPr>
+              <w:t xml:space="preserve">d20 + 2</w:t>
             </w:r>
           </w:p>
         </w:tc>
@@ -1602,25 +1602,25 @@
         <w:tc>
           <w:tcPr>
             <w:tcW w:type="dxa" w:w="1440"/>
-            <w:shd w:fill="F7F4F6" w:color="auto" w:val="clear"/>
-            <w:tcMar>
-              <w:top w:type="dxa" w:w="26"/>
-              <w:left w:type="dxa" w:w="90"/>
-              <w:bottom w:type="dxa" w:w="26"/>
-              <w:right w:type="dxa" w:w="90"/>
-            </w:tcMar>
-            <w:vAlign w:val="center"/>
-          </w:tcPr>
-          <w:p>
-            <w:pPr>
-              <w:spacing w:after="18" w:before="18" w:line="215"/>
-              <w:jc w:val="left"/>
-            </w:pPr>
-            <w:r>
-              <w:rPr>
-                <w:b/>
-                <w:bCs/>
-                <w:color w:val="1A1A1A"/>
+            <w:shd w:fill="FADDEA" w:color="auto" w:val="clear"/>
+            <w:tcMar>
+              <w:top w:type="dxa" w:w="26"/>
+              <w:left w:type="dxa" w:w="90"/>
+              <w:bottom w:type="dxa" w:w="26"/>
+              <w:right w:type="dxa" w:w="90"/>
+            </w:tcMar>
+            <w:vAlign w:val="center"/>
+          </w:tcPr>
+          <w:p>
+            <w:pPr>
+              <w:spacing w:after="18" w:before="18" w:line="215"/>
+              <w:jc w:val="left"/>
+            </w:pPr>
+            <w:r>
+              <w:rPr>
+                <w:b/>
+                <w:bCs/>
+                <w:color w:val="251727"/>
                 <w:sz w:val="17"/>
                 <w:szCs w:val="17"/>
               </w:rPr>
@@ -1631,7 +1631,7 @@
         <w:tc>
           <w:tcPr>
             <w:tcW w:type="dxa" w:w="2112"/>
-            <w:shd w:fill="F7F4F6" w:color="auto" w:val="clear"/>
+            <w:shd w:fill="FADDEA" w:color="auto" w:val="clear"/>
             <w:tcMar>
               <w:top w:type="dxa" w:w="26"/>
               <w:left w:type="dxa" w:w="90"/>
@@ -1649,7 +1649,7 @@
               <w:rPr>
                 <w:b w:val="false"/>
                 <w:bCs w:val="false"/>
-                <w:color w:val="1A1A1A"/>
+                <w:color w:val="251727"/>
                 <w:sz w:val="17"/>
                 <w:szCs w:val="17"/>
               </w:rPr>
@@ -1660,7 +1660,7 @@
         <w:tc>
           <w:tcPr>
             <w:tcW w:type="dxa" w:w="1056"/>
-            <w:shd w:fill="F7F4F6" w:color="auto" w:val="clear"/>
+            <w:shd w:fill="FADDEA" w:color="auto" w:val="clear"/>
             <w:tcMar>
               <w:top w:type="dxa" w:w="26"/>
               <w:left w:type="dxa" w:w="90"/>
@@ -1678,7 +1678,7 @@
               <w:rPr>
                 <w:b w:val="false"/>
                 <w:bCs w:val="false"/>
-                <w:color w:val="1A1A1A"/>
+                <w:color w:val="251727"/>
                 <w:sz w:val="17"/>
                 <w:szCs w:val="17"/>
               </w:rPr>
@@ -1689,36 +1689,36 @@
         <w:tc>
           <w:tcPr>
             <w:tcW w:type="dxa" w:w="1440"/>
-            <w:shd w:fill="F7F4F6" w:color="auto" w:val="clear"/>
-            <w:tcMar>
-              <w:top w:type="dxa" w:w="26"/>
-              <w:left w:type="dxa" w:w="90"/>
-              <w:bottom w:type="dxa" w:w="26"/>
-              <w:right w:type="dxa" w:w="90"/>
-            </w:tcMar>
-            <w:vAlign w:val="center"/>
-          </w:tcPr>
-          <w:p>
-            <w:pPr>
-              <w:spacing w:after="18" w:before="18" w:line="215"/>
-              <w:jc w:val="left"/>
-            </w:pPr>
-            <w:r>
-              <w:rPr>
-                <w:b/>
-                <w:bCs/>
-                <w:color w:val="1A1A1A"/>
-                <w:sz w:val="17"/>
-                <w:szCs w:val="17"/>
-              </w:rPr>
-              <w:t xml:space="preserve">Refino</w:t>
+            <w:shd w:fill="FADDEA" w:color="auto" w:val="clear"/>
+            <w:tcMar>
+              <w:top w:type="dxa" w:w="26"/>
+              <w:left w:type="dxa" w:w="90"/>
+              <w:bottom w:type="dxa" w:w="26"/>
+              <w:right w:type="dxa" w:w="90"/>
+            </w:tcMar>
+            <w:vAlign w:val="center"/>
+          </w:tcPr>
+          <w:p>
+            <w:pPr>
+              <w:spacing w:after="18" w:before="18" w:line="215"/>
+              <w:jc w:val="left"/>
+            </w:pPr>
+            <w:r>
+              <w:rPr>
+                <w:b/>
+                <w:bCs/>
+                <w:color w:val="251727"/>
+                <w:sz w:val="17"/>
+                <w:szCs w:val="17"/>
+              </w:rPr>
+              <w:t xml:space="preserve">Deslocamento</w:t>
             </w:r>
           </w:p>
         </w:tc>
         <w:tc>
           <w:tcPr>
             <w:tcW w:type="dxa" w:w="2112"/>
-            <w:shd w:fill="F7F4F6" w:color="auto" w:val="clear"/>
+            <w:shd w:fill="FADDEA" w:color="auto" w:val="clear"/>
             <w:tcMar>
               <w:top w:type="dxa" w:w="26"/>
               <w:left w:type="dxa" w:w="90"/>
@@ -1736,7 +1736,7 @@
               <w:rPr>
                 <w:b w:val="false"/>
                 <w:bCs w:val="false"/>
-                <w:color w:val="1A1A1A"/>
+                <w:color w:val="251727"/>
                 <w:sz w:val="17"/>
                 <w:szCs w:val="17"/>
               </w:rPr>
@@ -1747,7 +1747,7 @@
         <w:tc>
           <w:tcPr>
             <w:tcW w:type="dxa" w:w="1440"/>
-            <w:shd w:fill="F7F4F6" w:color="auto" w:val="clear"/>
+            <w:shd w:fill="FADDEA" w:color="auto" w:val="clear"/>
             <w:tcMar>
               <w:top w:type="dxa" w:w="26"/>
               <w:left w:type="dxa" w:w="90"/>
@@ -1765,11 +1765,11 @@
               <w:rPr>
                 <w:b w:val="false"/>
                 <w:bCs w:val="false"/>
-                <w:color w:val="1A1A1A"/>
-                <w:sz w:val="17"/>
-                <w:szCs w:val="17"/>
-              </w:rPr>
-              <w:t xml:space="preserve">1</w:t>
+                <w:color w:val="251727"/>
+                <w:sz w:val="17"/>
+                <w:szCs w:val="17"/>
+              </w:rPr>
+              <w:t xml:space="preserve">9 m</w:t>
             </w:r>
           </w:p>
         </w:tc>
@@ -1798,7 +1798,7 @@
               <w:rPr>
                 <w:b/>
                 <w:bCs/>
-                <w:color w:val="1A1A1A"/>
+                <w:color w:val="251727"/>
                 <w:sz w:val="17"/>
                 <w:szCs w:val="17"/>
               </w:rPr>
@@ -1826,11 +1826,11 @@
               <w:rPr>
                 <w:b w:val="false"/>
                 <w:bCs w:val="false"/>
-                <w:color w:val="1A1A1A"/>
-                <w:sz w:val="17"/>
-                <w:szCs w:val="17"/>
-              </w:rPr>
-              <w:t xml:space="preserve">10 + 2 + maestria</w:t>
+                <w:color w:val="251727"/>
+                <w:sz w:val="17"/>
+                <w:szCs w:val="17"/>
+              </w:rPr>
+              <w:t xml:space="preserve">8 + atr. + maestria</w:t>
             </w:r>
           </w:p>
         </w:tc>
@@ -1854,11 +1854,11 @@
               <w:rPr>
                 <w:b w:val="false"/>
                 <w:bCs w:val="false"/>
-                <w:color w:val="1A1A1A"/>
-                <w:sz w:val="17"/>
-                <w:szCs w:val="17"/>
-              </w:rPr>
-              <w:t xml:space="preserve">13</w:t>
+                <w:color w:val="251727"/>
+                <w:sz w:val="17"/>
+                <w:szCs w:val="17"/>
+              </w:rPr>
+              <w:t xml:space="preserve">12</w:t>
             </w:r>
           </w:p>
         </w:tc>
@@ -1882,11 +1882,11 @@
               <w:rPr>
                 <w:b/>
                 <w:bCs/>
-                <w:color w:val="1A1A1A"/>
-                <w:sz w:val="17"/>
-                <w:szCs w:val="17"/>
-              </w:rPr>
-              <w:t xml:space="preserve">Conjuração</w:t>
+                <w:color w:val="251727"/>
+                <w:sz w:val="17"/>
+                <w:szCs w:val="17"/>
+              </w:rPr>
+              <w:t xml:space="preserve">Refino</w:t>
             </w:r>
           </w:p>
         </w:tc>
@@ -1910,11 +1910,11 @@
               <w:rPr>
                 <w:b w:val="false"/>
                 <w:bCs w:val="false"/>
-                <w:color w:val="1A1A1A"/>
-                <w:sz w:val="17"/>
-                <w:szCs w:val="17"/>
-              </w:rPr>
-              <w:t xml:space="preserve">d20 + 2 + maestria</w:t>
+                <w:color w:val="251727"/>
+                <w:sz w:val="17"/>
+                <w:szCs w:val="17"/>
+              </w:rPr>
+              <w:t xml:space="preserve">—</w:t>
             </w:r>
           </w:p>
         </w:tc>
@@ -1938,11 +1938,11 @@
               <w:rPr>
                 <w:b w:val="false"/>
                 <w:bCs w:val="false"/>
-                <w:color w:val="1A1A1A"/>
-                <w:sz w:val="17"/>
-                <w:szCs w:val="17"/>
-              </w:rPr>
-              <w:t xml:space="preserve">d20 + 3</w:t>
+                <w:color w:val="251727"/>
+                <w:sz w:val="17"/>
+                <w:szCs w:val="17"/>
+              </w:rPr>
+              <w:t xml:space="preserve">1</w:t>
             </w:r>
           </w:p>
         </w:tc>
@@ -1954,25 +1954,25 @@
         <w:tc>
           <w:tcPr>
             <w:tcW w:type="dxa" w:w="1440"/>
-            <w:shd w:fill="F7F4F6" w:color="auto" w:val="clear"/>
-            <w:tcMar>
-              <w:top w:type="dxa" w:w="26"/>
-              <w:left w:type="dxa" w:w="90"/>
-              <w:bottom w:type="dxa" w:w="26"/>
-              <w:right w:type="dxa" w:w="90"/>
-            </w:tcMar>
-            <w:vAlign w:val="center"/>
-          </w:tcPr>
-          <w:p>
-            <w:pPr>
-              <w:spacing w:after="18" w:before="18" w:line="215"/>
-              <w:jc w:val="left"/>
-            </w:pPr>
-            <w:r>
-              <w:rPr>
-                <w:b/>
-                <w:bCs/>
-                <w:color w:val="1A1A1A"/>
+            <w:shd w:fill="FADDEA" w:color="auto" w:val="clear"/>
+            <w:tcMar>
+              <w:top w:type="dxa" w:w="26"/>
+              <w:left w:type="dxa" w:w="90"/>
+              <w:bottom w:type="dxa" w:w="26"/>
+              <w:right w:type="dxa" w:w="90"/>
+            </w:tcMar>
+            <w:vAlign w:val="center"/>
+          </w:tcPr>
+          <w:p>
+            <w:pPr>
+              <w:spacing w:after="18" w:before="18" w:line="215"/>
+              <w:jc w:val="left"/>
+            </w:pPr>
+            <w:r>
+              <w:rPr>
+                <w:b/>
+                <w:bCs/>
+                <w:color w:val="251727"/>
                 <w:sz w:val="17"/>
                 <w:szCs w:val="17"/>
               </w:rPr>
@@ -1983,7 +1983,7 @@
         <w:tc>
           <w:tcPr>
             <w:tcW w:type="dxa" w:w="2112"/>
-            <w:shd w:fill="F7F4F6" w:color="auto" w:val="clear"/>
+            <w:shd w:fill="FADDEA" w:color="auto" w:val="clear"/>
             <w:tcMar>
               <w:top w:type="dxa" w:w="26"/>
               <w:left w:type="dxa" w:w="90"/>
@@ -2001,18 +2001,18 @@
               <w:rPr>
                 <w:b w:val="false"/>
                 <w:bCs w:val="false"/>
-                <w:color w:val="1A1A1A"/>
-                <w:sz w:val="17"/>
-                <w:szCs w:val="17"/>
-              </w:rPr>
-              <w:t xml:space="preserve">d20 + Força</w:t>
+                <w:color w:val="251727"/>
+                <w:sz w:val="17"/>
+                <w:szCs w:val="17"/>
+              </w:rPr>
+              <w:t xml:space="preserve">d20 + Força + maestria</w:t>
             </w:r>
           </w:p>
         </w:tc>
         <w:tc>
           <w:tcPr>
             <w:tcW w:type="dxa" w:w="1056"/>
-            <w:shd w:fill="F7F4F6" w:color="auto" w:val="clear"/>
+            <w:shd w:fill="FADDEA" w:color="auto" w:val="clear"/>
             <w:tcMar>
               <w:top w:type="dxa" w:w="26"/>
               <w:left w:type="dxa" w:w="90"/>
@@ -2030,47 +2030,47 @@
               <w:rPr>
                 <w:b w:val="false"/>
                 <w:bCs w:val="false"/>
-                <w:color w:val="1A1A1A"/>
-                <w:sz w:val="17"/>
-                <w:szCs w:val="17"/>
-              </w:rPr>
-              <w:t xml:space="preserve">d20 + 3</w:t>
+                <w:color w:val="251727"/>
+                <w:sz w:val="17"/>
+                <w:szCs w:val="17"/>
+              </w:rPr>
+              <w:t xml:space="preserve">d20 + 4</w:t>
             </w:r>
           </w:p>
         </w:tc>
         <w:tc>
           <w:tcPr>
             <w:tcW w:type="dxa" w:w="1440"/>
-            <w:shd w:fill="F7F4F6" w:color="auto" w:val="clear"/>
-            <w:tcMar>
-              <w:top w:type="dxa" w:w="26"/>
-              <w:left w:type="dxa" w:w="90"/>
-              <w:bottom w:type="dxa" w:w="26"/>
-              <w:right w:type="dxa" w:w="90"/>
-            </w:tcMar>
-            <w:vAlign w:val="center"/>
-          </w:tcPr>
-          <w:p>
-            <w:pPr>
-              <w:spacing w:after="18" w:before="18" w:line="215"/>
-              <w:jc w:val="left"/>
-            </w:pPr>
-            <w:r>
-              <w:rPr>
-                <w:b/>
-                <w:bCs/>
-                <w:color w:val="1A1A1A"/>
-                <w:sz w:val="17"/>
-                <w:szCs w:val="17"/>
-              </w:rPr>
-              <w:t xml:space="preserve">À distância</w:t>
+            <w:shd w:fill="FADDEA" w:color="auto" w:val="clear"/>
+            <w:tcMar>
+              <w:top w:type="dxa" w:w="26"/>
+              <w:left w:type="dxa" w:w="90"/>
+              <w:bottom w:type="dxa" w:w="26"/>
+              <w:right w:type="dxa" w:w="90"/>
+            </w:tcMar>
+            <w:vAlign w:val="center"/>
+          </w:tcPr>
+          <w:p>
+            <w:pPr>
+              <w:spacing w:after="18" w:before="18" w:line="215"/>
+              <w:jc w:val="left"/>
+            </w:pPr>
+            <w:r>
+              <w:rPr>
+                <w:b/>
+                <w:bCs/>
+                <w:color w:val="251727"/>
+                <w:sz w:val="17"/>
+                <w:szCs w:val="17"/>
+              </w:rPr>
+              <w:t xml:space="preserve">Conjuração</w:t>
             </w:r>
           </w:p>
         </w:tc>
         <w:tc>
           <w:tcPr>
             <w:tcW w:type="dxa" w:w="2112"/>
-            <w:shd w:fill="F7F4F6" w:color="auto" w:val="clear"/>
+            <w:shd w:fill="FADDEA" w:color="auto" w:val="clear"/>
             <w:tcMar>
               <w:top w:type="dxa" w:w="26"/>
               <w:left w:type="dxa" w:w="90"/>
@@ -2088,18 +2088,18 @@
               <w:rPr>
                 <w:b w:val="false"/>
                 <w:bCs w:val="false"/>
-                <w:color w:val="1A1A1A"/>
-                <w:sz w:val="17"/>
-                <w:szCs w:val="17"/>
-              </w:rPr>
-              <w:t xml:space="preserve">d20 + Destreza</w:t>
+                <w:color w:val="251727"/>
+                <w:sz w:val="17"/>
+                <w:szCs w:val="17"/>
+              </w:rPr>
+              <w:t xml:space="preserve">d20 + atr. + maestria</w:t>
             </w:r>
           </w:p>
         </w:tc>
         <w:tc>
           <w:tcPr>
             <w:tcW w:type="dxa" w:w="1440"/>
-            <w:shd w:fill="F7F4F6" w:color="auto" w:val="clear"/>
+            <w:shd w:fill="FADDEA" w:color="auto" w:val="clear"/>
             <w:tcMar>
               <w:top w:type="dxa" w:w="26"/>
               <w:left w:type="dxa" w:w="90"/>
@@ -2117,11 +2117,154 @@
               <w:rPr>
                 <w:b w:val="false"/>
                 <w:bCs w:val="false"/>
-                <w:color w:val="1A1A1A"/>
-                <w:sz w:val="17"/>
-                <w:szCs w:val="17"/>
-              </w:rPr>
-              <w:t xml:space="preserve">d20 + 2</w:t>
+                <w:color w:val="251727"/>
+                <w:sz w:val="17"/>
+                <w:szCs w:val="17"/>
+              </w:rPr>
+              <w:t xml:space="preserve">d20 + 4</w:t>
+            </w:r>
+          </w:p>
+        </w:tc>
+      </w:tr>
+      <w:tr>
+        <w:trPr>
+          <w:cantSplit/>
+        </w:trPr>
+        <w:tc>
+          <w:tcPr>
+            <w:tcW w:type="dxa" w:w="1440"/>
+            <w:tcMar>
+              <w:top w:type="dxa" w:w="26"/>
+              <w:left w:type="dxa" w:w="90"/>
+              <w:bottom w:type="dxa" w:w="26"/>
+              <w:right w:type="dxa" w:w="90"/>
+            </w:tcMar>
+            <w:vAlign w:val="center"/>
+          </w:tcPr>
+          <w:p>
+            <w:pPr>
+              <w:spacing w:after="18" w:before="18" w:line="215"/>
+              <w:jc w:val="left"/>
+            </w:pPr>
+          </w:p>
+        </w:tc>
+        <w:tc>
+          <w:tcPr>
+            <w:tcW w:type="dxa" w:w="2112"/>
+            <w:tcMar>
+              <w:top w:type="dxa" w:w="26"/>
+              <w:left w:type="dxa" w:w="90"/>
+              <w:bottom w:type="dxa" w:w="26"/>
+              <w:right w:type="dxa" w:w="90"/>
+            </w:tcMar>
+            <w:vAlign w:val="center"/>
+          </w:tcPr>
+          <w:p>
+            <w:pPr>
+              <w:spacing w:after="18" w:before="18" w:line="215"/>
+              <w:jc w:val="left"/>
+            </w:pPr>
+          </w:p>
+        </w:tc>
+        <w:tc>
+          <w:tcPr>
+            <w:tcW w:type="dxa" w:w="1056"/>
+            <w:tcMar>
+              <w:top w:type="dxa" w:w="26"/>
+              <w:left w:type="dxa" w:w="90"/>
+              <w:bottom w:type="dxa" w:w="26"/>
+              <w:right w:type="dxa" w:w="90"/>
+            </w:tcMar>
+            <w:vAlign w:val="center"/>
+          </w:tcPr>
+          <w:p>
+            <w:pPr>
+              <w:spacing w:after="18" w:before="18" w:line="215"/>
+              <w:jc w:val="center"/>
+            </w:pPr>
+          </w:p>
+        </w:tc>
+        <w:tc>
+          <w:tcPr>
+            <w:tcW w:type="dxa" w:w="1440"/>
+            <w:tcMar>
+              <w:top w:type="dxa" w:w="26"/>
+              <w:left w:type="dxa" w:w="90"/>
+              <w:bottom w:type="dxa" w:w="26"/>
+              <w:right w:type="dxa" w:w="90"/>
+            </w:tcMar>
+            <w:vAlign w:val="center"/>
+          </w:tcPr>
+          <w:p>
+            <w:pPr>
+              <w:spacing w:after="18" w:before="18" w:line="215"/>
+              <w:jc w:val="left"/>
+            </w:pPr>
+            <w:r>
+              <w:rPr>
+                <w:b/>
+                <w:bCs/>
+                <w:color w:val="251727"/>
+                <w:sz w:val="17"/>
+                <w:szCs w:val="17"/>
+              </w:rPr>
+              <w:t xml:space="preserve">À distância</w:t>
+            </w:r>
+          </w:p>
+        </w:tc>
+        <w:tc>
+          <w:tcPr>
+            <w:tcW w:type="dxa" w:w="2112"/>
+            <w:tcMar>
+              <w:top w:type="dxa" w:w="26"/>
+              <w:left w:type="dxa" w:w="90"/>
+              <w:bottom w:type="dxa" w:w="26"/>
+              <w:right w:type="dxa" w:w="90"/>
+            </w:tcMar>
+            <w:vAlign w:val="center"/>
+          </w:tcPr>
+          <w:p>
+            <w:pPr>
+              <w:spacing w:after="18" w:before="18" w:line="215"/>
+              <w:jc w:val="left"/>
+            </w:pPr>
+            <w:r>
+              <w:rPr>
+                <w:b w:val="false"/>
+                <w:bCs w:val="false"/>
+                <w:color w:val="251727"/>
+                <w:sz w:val="17"/>
+                <w:szCs w:val="17"/>
+              </w:rPr>
+              <w:t xml:space="preserve">d20 + Des + maestria</w:t>
+            </w:r>
+          </w:p>
+        </w:tc>
+        <w:tc>
+          <w:tcPr>
+            <w:tcW w:type="dxa" w:w="1440"/>
+            <w:tcMar>
+              <w:top w:type="dxa" w:w="26"/>
+              <w:left w:type="dxa" w:w="90"/>
+              <w:bottom w:type="dxa" w:w="26"/>
+              <w:right w:type="dxa" w:w="90"/>
+            </w:tcMar>
+            <w:vAlign w:val="center"/>
+          </w:tcPr>
+          <w:p>
+            <w:pPr>
+              <w:spacing w:after="18" w:before="18" w:line="215"/>
+              <w:jc w:val="center"/>
+            </w:pPr>
+            <w:r>
+              <w:rPr>
+                <w:b w:val="false"/>
+                <w:bCs w:val="false"/>
+                <w:color w:val="251727"/>
+                <w:sz w:val="17"/>
+                <w:szCs w:val="17"/>
+              </w:rPr>
+              <w:t xml:space="preserve">d20 + 3</w:t>
             </w:r>
           </w:p>
         </w:tc>
@@ -2129,13 +2272,13 @@
     </w:tbl>
     <w:p>
       <w:pPr>
-        <w:spacing w:after="96" w:before="36"/>
+        <w:spacing w:after="48" w:before="36"/>
       </w:pPr>
       <w:r>
         <w:rPr>
           <w:i/>
           <w:iCs/>
-          <w:color w:val="6B6B6B"/>
+          <w:color w:val="847B86"/>
           <w:sz w:val="14"/>
           <w:szCs w:val="14"/>
         </w:rPr>
@@ -2147,7 +2290,7 @@
           <w:bCs/>
           <w:i/>
           <w:iCs/>
-          <w:color w:val="6B6B6B"/>
+          <w:color w:val="847B86"/>
           <w:sz w:val="14"/>
           <w:szCs w:val="14"/>
         </w:rPr>
@@ -2157,7 +2300,7 @@
         <w:rPr>
           <w:i/>
           <w:iCs/>
-          <w:color w:val="6B6B6B"/>
+          <w:color w:val="847B86"/>
           <w:sz w:val="14"/>
           <w:szCs w:val="14"/>
         </w:rPr>
@@ -2168,7 +2311,7 @@
           <w:rFonts w:ascii="Consolas" w:cs="Consolas" w:eastAsia="Consolas" w:hAnsi="Consolas"/>
           <w:i/>
           <w:iCs/>
-          <w:color w:val="6B6B6B"/>
+          <w:color w:val="847B86"/>
           <w:sz w:val="14"/>
           <w:szCs w:val="14"/>
         </w:rPr>
@@ -2178,7 +2321,7 @@
         <w:rPr>
           <w:i/>
           <w:iCs/>
-          <w:color w:val="6B6B6B"/>
+          <w:color w:val="847B86"/>
           <w:sz w:val="14"/>
           <w:szCs w:val="14"/>
         </w:rPr>
@@ -2207,11 +2350,11 @@
         <w:tc>
           <w:tcPr>
             <w:tcW w:type="dxa" w:w="9600"/>
-            <w:shd w:fill="4E1230" w:color="auto" w:val="clear"/>
-            <w:tcMar>
-              <w:top w:type="dxa" w:w="50"/>
+            <w:shd w:fill="2B1B2E" w:color="auto" w:val="clear"/>
+            <w:tcMar>
+              <w:top w:type="dxa" w:w="34"/>
               <w:left w:type="dxa" w:w="150"/>
-              <w:bottom w:type="dxa" w:w="50"/>
+              <w:bottom w:type="dxa" w:w="34"/>
               <w:right w:type="dxa" w:w="150"/>
             </w:tcMar>
           </w:tcPr>
@@ -2239,12 +2382,12 @@
       <w:tblPr>
         <w:tblW w:type="dxa" w:w="9600"/>
         <w:tblBorders>
-          <w:top w:val="single" w:color="C8C8C8" w:sz="4"/>
-          <w:left w:val="single" w:color="C8C8C8" w:sz="4"/>
-          <w:bottom w:val="single" w:color="C8C8C8" w:sz="4"/>
-          <w:right w:val="single" w:color="C8C8C8" w:sz="4"/>
-          <w:insideH w:val="single" w:color="C8C8C8" w:sz="2"/>
-          <w:insideV w:val="single" w:color="C8C8C8" w:sz="2"/>
+          <w:top w:val="single" w:color="F8C7DC" w:sz="4"/>
+          <w:left w:val="single" w:color="F8C7DC" w:sz="4"/>
+          <w:bottom w:val="single" w:color="F8C7DC" w:sz="4"/>
+          <w:right w:val="single" w:color="F8C7DC" w:sz="4"/>
+          <w:insideH w:val="single" w:color="F8C7DC" w:sz="2"/>
+          <w:insideV w:val="single" w:color="F8C7DC" w:sz="2"/>
         </w:tblBorders>
       </w:tblPr>
       <w:tblGrid>
@@ -2261,7 +2404,7 @@
         <w:tc>
           <w:tcPr>
             <w:tcW w:type="dxa" w:w="1728"/>
-            <w:shd w:fill="4E1230" w:color="auto" w:val="clear"/>
+            <w:shd w:fill="2B1B2E" w:color="auto" w:val="clear"/>
             <w:tcMar>
               <w:top w:type="dxa" w:w="26"/>
               <w:left w:type="dxa" w:w="90"/>
@@ -2280,7 +2423,7 @@
         <w:tc>
           <w:tcPr>
             <w:tcW w:type="dxa" w:w="4416"/>
-            <w:shd w:fill="4E1230" w:color="auto" w:val="clear"/>
+            <w:shd w:fill="2B1B2E" w:color="auto" w:val="clear"/>
             <w:tcMar>
               <w:top w:type="dxa" w:w="26"/>
               <w:left w:type="dxa" w:w="90"/>
@@ -2309,7 +2452,7 @@
         <w:tc>
           <w:tcPr>
             <w:tcW w:type="dxa" w:w="1344"/>
-            <w:shd w:fill="4E1230" w:color="auto" w:val="clear"/>
+            <w:shd w:fill="2B1B2E" w:color="auto" w:val="clear"/>
             <w:tcMar>
               <w:top w:type="dxa" w:w="26"/>
               <w:left w:type="dxa" w:w="90"/>
@@ -2338,7 +2481,7 @@
         <w:tc>
           <w:tcPr>
             <w:tcW w:type="dxa" w:w="2112"/>
-            <w:shd w:fill="4E1230" w:color="auto" w:val="clear"/>
+            <w:shd w:fill="2B1B2E" w:color="auto" w:val="clear"/>
             <w:tcMar>
               <w:top w:type="dxa" w:w="26"/>
               <w:left w:type="dxa" w:w="90"/>
@@ -2389,7 +2532,7 @@
               <w:rPr>
                 <w:b/>
                 <w:bCs/>
-                <w:color w:val="1A1A1A"/>
+                <w:color w:val="251727"/>
                 <w:sz w:val="17"/>
                 <w:szCs w:val="17"/>
               </w:rPr>
@@ -2417,7 +2560,7 @@
               <w:rPr>
                 <w:b w:val="false"/>
                 <w:bCs w:val="false"/>
-                <w:color w:val="1A1A1A"/>
+                <w:color w:val="251727"/>
                 <w:sz w:val="17"/>
                 <w:szCs w:val="17"/>
               </w:rPr>
@@ -2445,7 +2588,7 @@
               <w:rPr>
                 <w:b w:val="false"/>
                 <w:bCs w:val="false"/>
-                <w:color w:val="1A1A1A"/>
+                <w:color w:val="251727"/>
                 <w:sz w:val="17"/>
                 <w:szCs w:val="17"/>
               </w:rPr>
@@ -2473,11 +2616,11 @@
               <w:rPr>
                 <w:b w:val="false"/>
                 <w:bCs w:val="false"/>
-                <w:color w:val="1A1A1A"/>
-                <w:sz w:val="17"/>
-                <w:szCs w:val="17"/>
-              </w:rPr>
-              <w:t xml:space="preserve">d20 + atr + 2</w:t>
+                <w:color w:val="251727"/>
+                <w:sz w:val="17"/>
+                <w:szCs w:val="17"/>
+              </w:rPr>
+              <w:t xml:space="preserve">d20 + atr + maestria</w:t>
             </w:r>
           </w:p>
         </w:tc>
@@ -2489,25 +2632,25 @@
         <w:tc>
           <w:tcPr>
             <w:tcW w:type="dxa" w:w="1728"/>
-            <w:shd w:fill="F7F4F6" w:color="auto" w:val="clear"/>
-            <w:tcMar>
-              <w:top w:type="dxa" w:w="26"/>
-              <w:left w:type="dxa" w:w="90"/>
-              <w:bottom w:type="dxa" w:w="26"/>
-              <w:right w:type="dxa" w:w="90"/>
-            </w:tcMar>
-            <w:vAlign w:val="center"/>
-          </w:tcPr>
-          <w:p>
-            <w:pPr>
-              <w:spacing w:after="18" w:before="18" w:line="215"/>
-              <w:jc w:val="left"/>
-            </w:pPr>
-            <w:r>
-              <w:rPr>
-                <w:b/>
-                <w:bCs/>
-                <w:color w:val="1A1A1A"/>
+            <w:shd w:fill="FADDEA" w:color="auto" w:val="clear"/>
+            <w:tcMar>
+              <w:top w:type="dxa" w:w="26"/>
+              <w:left w:type="dxa" w:w="90"/>
+              <w:bottom w:type="dxa" w:w="26"/>
+              <w:right w:type="dxa" w:w="90"/>
+            </w:tcMar>
+            <w:vAlign w:val="center"/>
+          </w:tcPr>
+          <w:p>
+            <w:pPr>
+              <w:spacing w:after="18" w:before="18" w:line="215"/>
+              <w:jc w:val="left"/>
+            </w:pPr>
+            <w:r>
+              <w:rPr>
+                <w:b/>
+                <w:bCs/>
+                <w:color w:val="251727"/>
                 <w:sz w:val="17"/>
                 <w:szCs w:val="17"/>
               </w:rPr>
@@ -2518,7 +2661,7 @@
         <w:tc>
           <w:tcPr>
             <w:tcW w:type="dxa" w:w="4416"/>
-            <w:shd w:fill="F7F4F6" w:color="auto" w:val="clear"/>
+            <w:shd w:fill="FADDEA" w:color="auto" w:val="clear"/>
             <w:tcMar>
               <w:top w:type="dxa" w:w="26"/>
               <w:left w:type="dxa" w:w="90"/>
@@ -2536,7 +2679,7 @@
               <w:rPr>
                 <w:b w:val="false"/>
                 <w:bCs w:val="false"/>
-                <w:color w:val="1A1A1A"/>
+                <w:color w:val="251727"/>
                 <w:sz w:val="17"/>
                 <w:szCs w:val="17"/>
               </w:rPr>
@@ -2547,7 +2690,7 @@
         <w:tc>
           <w:tcPr>
             <w:tcW w:type="dxa" w:w="1344"/>
-            <w:shd w:fill="F7F4F6" w:color="auto" w:val="clear"/>
+            <w:shd w:fill="FADDEA" w:color="auto" w:val="clear"/>
             <w:tcMar>
               <w:top w:type="dxa" w:w="26"/>
               <w:left w:type="dxa" w:w="90"/>
@@ -2565,7 +2708,7 @@
               <w:rPr>
                 <w:b w:val="false"/>
                 <w:bCs w:val="false"/>
-                <w:color w:val="1A1A1A"/>
+                <w:color w:val="251727"/>
                 <w:sz w:val="17"/>
                 <w:szCs w:val="17"/>
               </w:rPr>
@@ -2576,7 +2719,7 @@
         <w:tc>
           <w:tcPr>
             <w:tcW w:type="dxa" w:w="2112"/>
-            <w:shd w:fill="F7F4F6" w:color="auto" w:val="clear"/>
+            <w:shd w:fill="FADDEA" w:color="auto" w:val="clear"/>
             <w:tcMar>
               <w:top w:type="dxa" w:w="26"/>
               <w:left w:type="dxa" w:w="90"/>
@@ -2594,11 +2737,11 @@
               <w:rPr>
                 <w:b w:val="false"/>
                 <w:bCs w:val="false"/>
-                <w:color w:val="1A1A1A"/>
-                <w:sz w:val="17"/>
-                <w:szCs w:val="17"/>
-              </w:rPr>
-              <w:t xml:space="preserve">d20 + atr + 2</w:t>
+                <w:color w:val="251727"/>
+                <w:sz w:val="17"/>
+                <w:szCs w:val="17"/>
+              </w:rPr>
+              <w:t xml:space="preserve">d20 + atr + maestria</w:t>
             </w:r>
           </w:p>
         </w:tc>
@@ -2627,7 +2770,7 @@
               <w:rPr>
                 <w:b/>
                 <w:bCs/>
-                <w:color w:val="1A1A1A"/>
+                <w:color w:val="251727"/>
                 <w:sz w:val="17"/>
                 <w:szCs w:val="17"/>
               </w:rPr>
@@ -2655,7 +2798,7 @@
               <w:rPr>
                 <w:b w:val="false"/>
                 <w:bCs w:val="false"/>
-                <w:color w:val="1A1A1A"/>
+                <w:color w:val="251727"/>
                 <w:sz w:val="17"/>
                 <w:szCs w:val="17"/>
               </w:rPr>
@@ -2683,7 +2826,7 @@
               <w:rPr>
                 <w:b w:val="false"/>
                 <w:bCs w:val="false"/>
-                <w:color w:val="1A1A1A"/>
+                <w:color w:val="251727"/>
                 <w:sz w:val="17"/>
                 <w:szCs w:val="17"/>
               </w:rPr>
@@ -2711,7 +2854,7 @@
               <w:rPr>
                 <w:b w:val="false"/>
                 <w:bCs w:val="false"/>
-                <w:color w:val="1A1A1A"/>
+                <w:color w:val="251727"/>
                 <w:sz w:val="17"/>
                 <w:szCs w:val="17"/>
               </w:rPr>
@@ -2727,25 +2870,25 @@
         <w:tc>
           <w:tcPr>
             <w:tcW w:type="dxa" w:w="1728"/>
-            <w:shd w:fill="F7F4F6" w:color="auto" w:val="clear"/>
-            <w:tcMar>
-              <w:top w:type="dxa" w:w="26"/>
-              <w:left w:type="dxa" w:w="90"/>
-              <w:bottom w:type="dxa" w:w="26"/>
-              <w:right w:type="dxa" w:w="90"/>
-            </w:tcMar>
-            <w:vAlign w:val="center"/>
-          </w:tcPr>
-          <w:p>
-            <w:pPr>
-              <w:spacing w:after="18" w:before="18" w:line="215"/>
-              <w:jc w:val="left"/>
-            </w:pPr>
-            <w:r>
-              <w:rPr>
-                <w:b/>
-                <w:bCs/>
-                <w:color w:val="1A1A1A"/>
+            <w:shd w:fill="FADDEA" w:color="auto" w:val="clear"/>
+            <w:tcMar>
+              <w:top w:type="dxa" w:w="26"/>
+              <w:left w:type="dxa" w:w="90"/>
+              <w:bottom w:type="dxa" w:w="26"/>
+              <w:right w:type="dxa" w:w="90"/>
+            </w:tcMar>
+            <w:vAlign w:val="center"/>
+          </w:tcPr>
+          <w:p>
+            <w:pPr>
+              <w:spacing w:after="18" w:before="18" w:line="215"/>
+              <w:jc w:val="left"/>
+            </w:pPr>
+            <w:r>
+              <w:rPr>
+                <w:b/>
+                <w:bCs/>
+                <w:color w:val="251727"/>
                 <w:sz w:val="17"/>
                 <w:szCs w:val="17"/>
               </w:rPr>
@@ -2756,7 +2899,7 @@
         <w:tc>
           <w:tcPr>
             <w:tcW w:type="dxa" w:w="4416"/>
-            <w:shd w:fill="F7F4F6" w:color="auto" w:val="clear"/>
+            <w:shd w:fill="FADDEA" w:color="auto" w:val="clear"/>
             <w:tcMar>
               <w:top w:type="dxa" w:w="26"/>
               <w:left w:type="dxa" w:w="90"/>
@@ -2774,7 +2917,7 @@
               <w:rPr>
                 <w:b w:val="false"/>
                 <w:bCs w:val="false"/>
-                <w:color w:val="1A1A1A"/>
+                <w:color w:val="251727"/>
                 <w:sz w:val="17"/>
                 <w:szCs w:val="17"/>
               </w:rPr>
@@ -2785,7 +2928,7 @@
         <w:tc>
           <w:tcPr>
             <w:tcW w:type="dxa" w:w="1344"/>
-            <w:shd w:fill="F7F4F6" w:color="auto" w:val="clear"/>
+            <w:shd w:fill="FADDEA" w:color="auto" w:val="clear"/>
             <w:tcMar>
               <w:top w:type="dxa" w:w="26"/>
               <w:left w:type="dxa" w:w="90"/>
@@ -2803,7 +2946,7 @@
               <w:rPr>
                 <w:b w:val="false"/>
                 <w:bCs w:val="false"/>
-                <w:color w:val="1A1A1A"/>
+                <w:color w:val="251727"/>
                 <w:sz w:val="17"/>
                 <w:szCs w:val="17"/>
               </w:rPr>
@@ -2814,7 +2957,7 @@
         <w:tc>
           <w:tcPr>
             <w:tcW w:type="dxa" w:w="2112"/>
-            <w:shd w:fill="F7F4F6" w:color="auto" w:val="clear"/>
+            <w:shd w:fill="FADDEA" w:color="auto" w:val="clear"/>
             <w:tcMar>
               <w:top w:type="dxa" w:w="26"/>
               <w:left w:type="dxa" w:w="90"/>
@@ -2832,7 +2975,7 @@
               <w:rPr>
                 <w:b w:val="false"/>
                 <w:bCs w:val="false"/>
-                <w:color w:val="1A1A1A"/>
+                <w:color w:val="251727"/>
                 <w:sz w:val="17"/>
                 <w:szCs w:val="17"/>
               </w:rPr>
@@ -2864,11 +3007,11 @@
         <w:tc>
           <w:tcPr>
             <w:tcW w:type="dxa" w:w="9600"/>
-            <w:shd w:fill="4E1230" w:color="auto" w:val="clear"/>
-            <w:tcMar>
-              <w:top w:type="dxa" w:w="50"/>
+            <w:shd w:fill="2B1B2E" w:color="auto" w:val="clear"/>
+            <w:tcMar>
+              <w:top w:type="dxa" w:w="34"/>
               <w:left w:type="dxa" w:w="150"/>
-              <w:bottom w:type="dxa" w:w="50"/>
+              <w:bottom w:type="dxa" w:w="34"/>
               <w:right w:type="dxa" w:w="150"/>
             </w:tcMar>
           </w:tcPr>
@@ -2896,12 +3039,12 @@
       <w:tblPr>
         <w:tblW w:type="dxa" w:w="9600"/>
         <w:tblBorders>
-          <w:top w:val="single" w:color="C8C8C8" w:sz="4"/>
-          <w:left w:val="single" w:color="C8C8C8" w:sz="4"/>
-          <w:bottom w:val="single" w:color="C8C8C8" w:sz="4"/>
-          <w:right w:val="single" w:color="C8C8C8" w:sz="4"/>
-          <w:insideH w:val="single" w:color="C8C8C8" w:sz="2"/>
-          <w:insideV w:val="single" w:color="C8C8C8" w:sz="2"/>
+          <w:top w:val="single" w:color="F8C7DC" w:sz="4"/>
+          <w:left w:val="single" w:color="F8C7DC" w:sz="4"/>
+          <w:bottom w:val="single" w:color="F8C7DC" w:sz="4"/>
+          <w:right w:val="single" w:color="F8C7DC" w:sz="4"/>
+          <w:insideH w:val="single" w:color="F8C7DC" w:sz="2"/>
+          <w:insideV w:val="single" w:color="F8C7DC" w:sz="2"/>
         </w:tblBorders>
       </w:tblPr>
       <w:tblGrid>
@@ -2936,7 +3079,7 @@
               <w:rPr>
                 <w:b/>
                 <w:bCs/>
-                <w:color w:val="1A1A1A"/>
+                <w:color w:val="251727"/>
                 <w:sz w:val="17"/>
                 <w:szCs w:val="17"/>
               </w:rPr>
@@ -2964,7 +3107,7 @@
               <w:rPr>
                 <w:b w:val="false"/>
                 <w:bCs w:val="false"/>
-                <w:color w:val="1A1A1A"/>
+                <w:color w:val="251727"/>
                 <w:sz w:val="17"/>
                 <w:szCs w:val="17"/>
               </w:rPr>
@@ -3010,7 +3153,7 @@
               <w:rPr>
                 <w:b w:val="false"/>
                 <w:bCs w:val="false"/>
-                <w:color w:val="1A1A1A"/>
+                <w:color w:val="251727"/>
                 <w:sz w:val="17"/>
                 <w:szCs w:val="17"/>
               </w:rPr>
@@ -3038,7 +3181,7 @@
               <w:rPr>
                 <w:b/>
                 <w:bCs/>
-                <w:color w:val="1A1A1A"/>
+                <w:color w:val="251727"/>
                 <w:sz w:val="17"/>
                 <w:szCs w:val="17"/>
               </w:rPr>
@@ -3066,7 +3209,7 @@
               <w:rPr>
                 <w:b w:val="false"/>
                 <w:bCs w:val="false"/>
-                <w:color w:val="1A1A1A"/>
+                <w:color w:val="251727"/>
                 <w:sz w:val="17"/>
                 <w:szCs w:val="17"/>
               </w:rPr>
@@ -3082,25 +3225,25 @@
         <w:tc>
           <w:tcPr>
             <w:tcW w:type="dxa" w:w="1248"/>
-            <w:shd w:fill="F7F4F6" w:color="auto" w:val="clear"/>
-            <w:tcMar>
-              <w:top w:type="dxa" w:w="26"/>
-              <w:left w:type="dxa" w:w="90"/>
-              <w:bottom w:type="dxa" w:w="26"/>
-              <w:right w:type="dxa" w:w="90"/>
-            </w:tcMar>
-            <w:vAlign w:val="center"/>
-          </w:tcPr>
-          <w:p>
-            <w:pPr>
-              <w:spacing w:after="18" w:before="18" w:line="215"/>
-              <w:jc w:val="left"/>
-            </w:pPr>
-            <w:r>
-              <w:rPr>
-                <w:b/>
-                <w:bCs/>
-                <w:color w:val="1A1A1A"/>
+            <w:shd w:fill="FADDEA" w:color="auto" w:val="clear"/>
+            <w:tcMar>
+              <w:top w:type="dxa" w:w="26"/>
+              <w:left w:type="dxa" w:w="90"/>
+              <w:bottom w:type="dxa" w:w="26"/>
+              <w:right w:type="dxa" w:w="90"/>
+            </w:tcMar>
+            <w:vAlign w:val="center"/>
+          </w:tcPr>
+          <w:p>
+            <w:pPr>
+              <w:spacing w:after="18" w:before="18" w:line="215"/>
+              <w:jc w:val="left"/>
+            </w:pPr>
+            <w:r>
+              <w:rPr>
+                <w:b/>
+                <w:bCs/>
+                <w:color w:val="251727"/>
                 <w:sz w:val="17"/>
                 <w:szCs w:val="17"/>
               </w:rPr>
@@ -3111,7 +3254,7 @@
         <w:tc>
           <w:tcPr>
             <w:tcW w:type="dxa" w:w="2016"/>
-            <w:shd w:fill="F7F4F6" w:color="auto" w:val="clear"/>
+            <w:shd w:fill="FADDEA" w:color="auto" w:val="clear"/>
             <w:tcMar>
               <w:top w:type="dxa" w:w="26"/>
               <w:left w:type="dxa" w:w="90"/>
@@ -3129,7 +3272,7 @@
               <w:rPr>
                 <w:b w:val="false"/>
                 <w:bCs w:val="false"/>
-                <w:color w:val="1A1A1A"/>
+                <w:color w:val="251727"/>
                 <w:sz w:val="17"/>
                 <w:szCs w:val="17"/>
               </w:rPr>
@@ -3140,7 +3283,7 @@
         <w:tc>
           <w:tcPr>
             <w:tcW w:type="dxa" w:w="1248"/>
-            <w:shd w:fill="F7F4F6" w:color="auto" w:val="clear"/>
+            <w:shd w:fill="FADDEA" w:color="auto" w:val="clear"/>
             <w:tcMar>
               <w:top w:type="dxa" w:w="26"/>
               <w:left w:type="dxa" w:w="90"/>
@@ -3159,7 +3302,7 @@
         <w:tc>
           <w:tcPr>
             <w:tcW w:type="dxa" w:w="2016"/>
-            <w:shd w:fill="F7F4F6" w:color="auto" w:val="clear"/>
+            <w:shd w:fill="FADDEA" w:color="auto" w:val="clear"/>
             <w:tcMar>
               <w:top w:type="dxa" w:w="26"/>
               <w:left w:type="dxa" w:w="90"/>
@@ -3177,7 +3320,7 @@
               <w:rPr>
                 <w:b w:val="false"/>
                 <w:bCs w:val="false"/>
-                <w:color w:val="1A1A1A"/>
+                <w:color w:val="251727"/>
                 <w:sz w:val="17"/>
                 <w:szCs w:val="17"/>
               </w:rPr>
@@ -3188,7 +3331,7 @@
         <w:tc>
           <w:tcPr>
             <w:tcW w:type="dxa" w:w="1248"/>
-            <w:shd w:fill="F7F4F6" w:color="auto" w:val="clear"/>
+            <w:shd w:fill="FADDEA" w:color="auto" w:val="clear"/>
             <w:tcMar>
               <w:top w:type="dxa" w:w="26"/>
               <w:left w:type="dxa" w:w="90"/>
@@ -3207,7 +3350,7 @@
         <w:tc>
           <w:tcPr>
             <w:tcW w:type="dxa" w:w="1824"/>
-            <w:shd w:fill="F7F4F6" w:color="auto" w:val="clear"/>
+            <w:shd w:fill="FADDEA" w:color="auto" w:val="clear"/>
             <w:tcMar>
               <w:top w:type="dxa" w:w="26"/>
               <w:left w:type="dxa" w:w="90"/>
@@ -3225,7 +3368,7 @@
               <w:rPr>
                 <w:b w:val="false"/>
                 <w:bCs w:val="false"/>
-                <w:color w:val="1A1A1A"/>
+                <w:color w:val="251727"/>
                 <w:sz w:val="17"/>
                 <w:szCs w:val="17"/>
               </w:rPr>
@@ -3276,7 +3419,7 @@
               <w:rPr>
                 <w:b w:val="false"/>
                 <w:bCs w:val="false"/>
-                <w:color w:val="1A1A1A"/>
+                <w:color w:val="251727"/>
                 <w:sz w:val="17"/>
                 <w:szCs w:val="17"/>
               </w:rPr>
@@ -3322,7 +3465,7 @@
               <w:rPr>
                 <w:b w:val="false"/>
                 <w:bCs w:val="false"/>
-                <w:color w:val="1A1A1A"/>
+                <w:color w:val="251727"/>
                 <w:sz w:val="17"/>
                 <w:szCs w:val="17"/>
               </w:rPr>
@@ -3368,7 +3511,7 @@
               <w:rPr>
                 <w:b w:val="false"/>
                 <w:bCs w:val="false"/>
-                <w:color w:val="1A1A1A"/>
+                <w:color w:val="251727"/>
                 <w:sz w:val="17"/>
                 <w:szCs w:val="17"/>
               </w:rPr>
@@ -3384,7 +3527,7 @@
         <w:tc>
           <w:tcPr>
             <w:tcW w:type="dxa" w:w="1248"/>
-            <w:shd w:fill="F7F4F6" w:color="auto" w:val="clear"/>
+            <w:shd w:fill="FADDEA" w:color="auto" w:val="clear"/>
             <w:tcMar>
               <w:top w:type="dxa" w:w="26"/>
               <w:left w:type="dxa" w:w="90"/>
@@ -3403,7 +3546,7 @@
         <w:tc>
           <w:tcPr>
             <w:tcW w:type="dxa" w:w="2016"/>
-            <w:shd w:fill="F7F4F6" w:color="auto" w:val="clear"/>
+            <w:shd w:fill="FADDEA" w:color="auto" w:val="clear"/>
             <w:tcMar>
               <w:top w:type="dxa" w:w="26"/>
               <w:left w:type="dxa" w:w="90"/>
@@ -3421,7 +3564,7 @@
               <w:rPr>
                 <w:b w:val="false"/>
                 <w:bCs w:val="false"/>
-                <w:color w:val="1A1A1A"/>
+                <w:color w:val="251727"/>
                 <w:sz w:val="17"/>
                 <w:szCs w:val="17"/>
               </w:rPr>
@@ -3432,7 +3575,7 @@
         <w:tc>
           <w:tcPr>
             <w:tcW w:type="dxa" w:w="1248"/>
-            <w:shd w:fill="F7F4F6" w:color="auto" w:val="clear"/>
+            <w:shd w:fill="FADDEA" w:color="auto" w:val="clear"/>
             <w:tcMar>
               <w:top w:type="dxa" w:w="26"/>
               <w:left w:type="dxa" w:w="90"/>
@@ -3451,7 +3594,7 @@
         <w:tc>
           <w:tcPr>
             <w:tcW w:type="dxa" w:w="2016"/>
-            <w:shd w:fill="F7F4F6" w:color="auto" w:val="clear"/>
+            <w:shd w:fill="FADDEA" w:color="auto" w:val="clear"/>
             <w:tcMar>
               <w:top w:type="dxa" w:w="26"/>
               <w:left w:type="dxa" w:w="90"/>
@@ -3469,7 +3612,7 @@
               <w:rPr>
                 <w:b w:val="false"/>
                 <w:bCs w:val="false"/>
-                <w:color w:val="1A1A1A"/>
+                <w:color w:val="251727"/>
                 <w:sz w:val="17"/>
                 <w:szCs w:val="17"/>
               </w:rPr>
@@ -3480,7 +3623,7 @@
         <w:tc>
           <w:tcPr>
             <w:tcW w:type="dxa" w:w="1248"/>
-            <w:shd w:fill="F7F4F6" w:color="auto" w:val="clear"/>
+            <w:shd w:fill="FADDEA" w:color="auto" w:val="clear"/>
             <w:tcMar>
               <w:top w:type="dxa" w:w="26"/>
               <w:left w:type="dxa" w:w="90"/>
@@ -3499,7 +3642,7 @@
         <w:tc>
           <w:tcPr>
             <w:tcW w:type="dxa" w:w="1824"/>
-            <w:shd w:fill="F7F4F6" w:color="auto" w:val="clear"/>
+            <w:shd w:fill="FADDEA" w:color="auto" w:val="clear"/>
             <w:tcMar>
               <w:top w:type="dxa" w:w="26"/>
               <w:left w:type="dxa" w:w="90"/>
@@ -3517,7 +3660,7 @@
               <w:rPr>
                 <w:b w:val="false"/>
                 <w:bCs w:val="false"/>
-                <w:color w:val="1A1A1A"/>
+                <w:color w:val="251727"/>
                 <w:sz w:val="17"/>
                 <w:szCs w:val="17"/>
               </w:rPr>
@@ -3568,7 +3711,7 @@
               <w:rPr>
                 <w:b w:val="false"/>
                 <w:bCs w:val="false"/>
-                <w:color w:val="1A1A1A"/>
+                <w:color w:val="251727"/>
                 <w:sz w:val="17"/>
                 <w:szCs w:val="17"/>
               </w:rPr>
@@ -3614,7 +3757,7 @@
               <w:rPr>
                 <w:b w:val="false"/>
                 <w:bCs w:val="false"/>
-                <w:color w:val="1A1A1A"/>
+                <w:color w:val="251727"/>
                 <w:sz w:val="17"/>
                 <w:szCs w:val="17"/>
               </w:rPr>
@@ -3660,7 +3803,7 @@
               <w:rPr>
                 <w:b w:val="false"/>
                 <w:bCs w:val="false"/>
-                <w:color w:val="1A1A1A"/>
+                <w:color w:val="251727"/>
                 <w:sz w:val="17"/>
                 <w:szCs w:val="17"/>
               </w:rPr>
@@ -3676,25 +3819,25 @@
         <w:tc>
           <w:tcPr>
             <w:tcW w:type="dxa" w:w="1248"/>
-            <w:shd w:fill="F7F4F6" w:color="auto" w:val="clear"/>
-            <w:tcMar>
-              <w:top w:type="dxa" w:w="26"/>
-              <w:left w:type="dxa" w:w="90"/>
-              <w:bottom w:type="dxa" w:w="26"/>
-              <w:right w:type="dxa" w:w="90"/>
-            </w:tcMar>
-            <w:vAlign w:val="center"/>
-          </w:tcPr>
-          <w:p>
-            <w:pPr>
-              <w:spacing w:after="18" w:before="18" w:line="215"/>
-              <w:jc w:val="left"/>
-            </w:pPr>
-            <w:r>
-              <w:rPr>
-                <w:b/>
-                <w:bCs/>
-                <w:color w:val="1A1A1A"/>
+            <w:shd w:fill="FADDEA" w:color="auto" w:val="clear"/>
+            <w:tcMar>
+              <w:top w:type="dxa" w:w="26"/>
+              <w:left w:type="dxa" w:w="90"/>
+              <w:bottom w:type="dxa" w:w="26"/>
+              <w:right w:type="dxa" w:w="90"/>
+            </w:tcMar>
+            <w:vAlign w:val="center"/>
+          </w:tcPr>
+          <w:p>
+            <w:pPr>
+              <w:spacing w:after="18" w:before="18" w:line="215"/>
+              <w:jc w:val="left"/>
+            </w:pPr>
+            <w:r>
+              <w:rPr>
+                <w:b/>
+                <w:bCs/>
+                <w:color w:val="251727"/>
                 <w:sz w:val="17"/>
                 <w:szCs w:val="17"/>
               </w:rPr>
@@ -3705,7 +3848,7 @@
         <w:tc>
           <w:tcPr>
             <w:tcW w:type="dxa" w:w="2016"/>
-            <w:shd w:fill="F7F4F6" w:color="auto" w:val="clear"/>
+            <w:shd w:fill="FADDEA" w:color="auto" w:val="clear"/>
             <w:tcMar>
               <w:top w:type="dxa" w:w="26"/>
               <w:left w:type="dxa" w:w="90"/>
@@ -3723,7 +3866,7 @@
               <w:rPr>
                 <w:b w:val="false"/>
                 <w:bCs w:val="false"/>
-                <w:color w:val="1A1A1A"/>
+                <w:color w:val="251727"/>
                 <w:sz w:val="17"/>
                 <w:szCs w:val="17"/>
               </w:rPr>
@@ -3734,7 +3877,7 @@
         <w:tc>
           <w:tcPr>
             <w:tcW w:type="dxa" w:w="1248"/>
-            <w:shd w:fill="F7F4F6" w:color="auto" w:val="clear"/>
+            <w:shd w:fill="FADDEA" w:color="auto" w:val="clear"/>
             <w:tcMar>
               <w:top w:type="dxa" w:w="26"/>
               <w:left w:type="dxa" w:w="90"/>
@@ -3753,7 +3896,7 @@
         <w:tc>
           <w:tcPr>
             <w:tcW w:type="dxa" w:w="2016"/>
-            <w:shd w:fill="F7F4F6" w:color="auto" w:val="clear"/>
+            <w:shd w:fill="FADDEA" w:color="auto" w:val="clear"/>
             <w:tcMar>
               <w:top w:type="dxa" w:w="26"/>
               <w:left w:type="dxa" w:w="90"/>
@@ -3771,7 +3914,7 @@
               <w:rPr>
                 <w:b w:val="false"/>
                 <w:bCs w:val="false"/>
-                <w:color w:val="1A1A1A"/>
+                <w:color w:val="251727"/>
                 <w:sz w:val="17"/>
                 <w:szCs w:val="17"/>
               </w:rPr>
@@ -3782,7 +3925,7 @@
         <w:tc>
           <w:tcPr>
             <w:tcW w:type="dxa" w:w="1248"/>
-            <w:shd w:fill="F7F4F6" w:color="auto" w:val="clear"/>
+            <w:shd w:fill="FADDEA" w:color="auto" w:val="clear"/>
             <w:tcMar>
               <w:top w:type="dxa" w:w="26"/>
               <w:left w:type="dxa" w:w="90"/>
@@ -3801,7 +3944,7 @@
         <w:tc>
           <w:tcPr>
             <w:tcW w:type="dxa" w:w="1824"/>
-            <w:shd w:fill="F7F4F6" w:color="auto" w:val="clear"/>
+            <w:shd w:fill="FADDEA" w:color="auto" w:val="clear"/>
             <w:tcMar>
               <w:top w:type="dxa" w:w="26"/>
               <w:left w:type="dxa" w:w="90"/>
@@ -3819,7 +3962,7 @@
               <w:rPr>
                 <w:b w:val="false"/>
                 <w:bCs w:val="false"/>
-                <w:color w:val="1A1A1A"/>
+                <w:color w:val="251727"/>
                 <w:sz w:val="17"/>
                 <w:szCs w:val="17"/>
               </w:rPr>
@@ -3870,7 +4013,7 @@
               <w:rPr>
                 <w:b w:val="false"/>
                 <w:bCs w:val="false"/>
-                <w:color w:val="1A1A1A"/>
+                <w:color w:val="251727"/>
                 <w:sz w:val="17"/>
                 <w:szCs w:val="17"/>
               </w:rPr>
@@ -3916,7 +4059,7 @@
               <w:rPr>
                 <w:b w:val="false"/>
                 <w:bCs w:val="false"/>
-                <w:color w:val="1A1A1A"/>
+                <w:color w:val="251727"/>
                 <w:sz w:val="17"/>
                 <w:szCs w:val="17"/>
               </w:rPr>
@@ -3962,7 +4105,7 @@
               <w:rPr>
                 <w:b w:val="false"/>
                 <w:bCs w:val="false"/>
-                <w:color w:val="1A1A1A"/>
+                <w:color w:val="251727"/>
                 <w:sz w:val="17"/>
                 <w:szCs w:val="17"/>
               </w:rPr>
@@ -3978,7 +4121,7 @@
         <w:tc>
           <w:tcPr>
             <w:tcW w:type="dxa" w:w="1248"/>
-            <w:shd w:fill="F7F4F6" w:color="auto" w:val="clear"/>
+            <w:shd w:fill="FADDEA" w:color="auto" w:val="clear"/>
             <w:tcMar>
               <w:top w:type="dxa" w:w="26"/>
               <w:left w:type="dxa" w:w="90"/>
@@ -3997,7 +4140,7 @@
         <w:tc>
           <w:tcPr>
             <w:tcW w:type="dxa" w:w="2016"/>
-            <w:shd w:fill="F7F4F6" w:color="auto" w:val="clear"/>
+            <w:shd w:fill="FADDEA" w:color="auto" w:val="clear"/>
             <w:tcMar>
               <w:top w:type="dxa" w:w="26"/>
               <w:left w:type="dxa" w:w="90"/>
@@ -4015,7 +4158,7 @@
               <w:rPr>
                 <w:b w:val="false"/>
                 <w:bCs w:val="false"/>
-                <w:color w:val="1A1A1A"/>
+                <w:color w:val="251727"/>
                 <w:sz w:val="17"/>
                 <w:szCs w:val="17"/>
               </w:rPr>
@@ -4026,7 +4169,7 @@
         <w:tc>
           <w:tcPr>
             <w:tcW w:type="dxa" w:w="1248"/>
-            <w:shd w:fill="F7F4F6" w:color="auto" w:val="clear"/>
+            <w:shd w:fill="FADDEA" w:color="auto" w:val="clear"/>
             <w:tcMar>
               <w:top w:type="dxa" w:w="26"/>
               <w:left w:type="dxa" w:w="90"/>
@@ -4045,7 +4188,7 @@
         <w:tc>
           <w:tcPr>
             <w:tcW w:type="dxa" w:w="2016"/>
-            <w:shd w:fill="F7F4F6" w:color="auto" w:val="clear"/>
+            <w:shd w:fill="FADDEA" w:color="auto" w:val="clear"/>
             <w:tcMar>
               <w:top w:type="dxa" w:w="26"/>
               <w:left w:type="dxa" w:w="90"/>
@@ -4063,7 +4206,7 @@
               <w:rPr>
                 <w:b w:val="false"/>
                 <w:bCs w:val="false"/>
-                <w:color w:val="1A1A1A"/>
+                <w:color w:val="251727"/>
                 <w:sz w:val="17"/>
                 <w:szCs w:val="17"/>
               </w:rPr>
@@ -4074,7 +4217,7 @@
         <w:tc>
           <w:tcPr>
             <w:tcW w:type="dxa" w:w="1248"/>
-            <w:shd w:fill="F7F4F6" w:color="auto" w:val="clear"/>
+            <w:shd w:fill="FADDEA" w:color="auto" w:val="clear"/>
             <w:tcMar>
               <w:top w:type="dxa" w:w="26"/>
               <w:left w:type="dxa" w:w="90"/>
@@ -4093,7 +4236,7 @@
         <w:tc>
           <w:tcPr>
             <w:tcW w:type="dxa" w:w="1824"/>
-            <w:shd w:fill="F7F4F6" w:color="auto" w:val="clear"/>
+            <w:shd w:fill="FADDEA" w:color="auto" w:val="clear"/>
             <w:tcMar>
               <w:top w:type="dxa" w:w="26"/>
               <w:left w:type="dxa" w:w="90"/>
@@ -4113,13 +4256,13 @@
     </w:tbl>
     <w:p>
       <w:pPr>
-        <w:spacing w:after="96" w:before="36"/>
+        <w:spacing w:after="48" w:before="36"/>
       </w:pPr>
       <w:r>
         <w:rPr>
           <w:i/>
           <w:iCs/>
-          <w:color w:val="6B6B6B"/>
+          <w:color w:val="847B86"/>
           <w:sz w:val="14"/>
           <w:szCs w:val="14"/>
         </w:rPr>
@@ -4130,7 +4273,7 @@
           <w:rFonts w:ascii="Consolas" w:cs="Consolas" w:eastAsia="Consolas" w:hAnsi="Consolas"/>
           <w:i/>
           <w:iCs/>
-          <w:color w:val="6B6B6B"/>
+          <w:color w:val="847B86"/>
           <w:sz w:val="14"/>
           <w:szCs w:val="14"/>
         </w:rPr>
@@ -4140,7 +4283,7 @@
         <w:rPr>
           <w:i/>
           <w:iCs/>
-          <w:color w:val="6B6B6B"/>
+          <w:color w:val="847B86"/>
           <w:sz w:val="14"/>
           <w:szCs w:val="14"/>
         </w:rPr>
@@ -4151,7 +4294,7 @@
           <w:rFonts w:ascii="Consolas" w:cs="Consolas" w:eastAsia="Consolas" w:hAnsi="Consolas"/>
           <w:i/>
           <w:iCs/>
-          <w:color w:val="6B6B6B"/>
+          <w:color w:val="847B86"/>
           <w:sz w:val="14"/>
           <w:szCs w:val="14"/>
         </w:rPr>
@@ -4161,7 +4304,7 @@
         <w:rPr>
           <w:i/>
           <w:iCs/>
-          <w:color w:val="6B6B6B"/>
+          <w:color w:val="847B86"/>
           <w:sz w:val="14"/>
           <w:szCs w:val="14"/>
         </w:rPr>
@@ -4190,11 +4333,11 @@
         <w:tc>
           <w:tcPr>
             <w:tcW w:type="dxa" w:w="9600"/>
-            <w:shd w:fill="4E1230" w:color="auto" w:val="clear"/>
-            <w:tcMar>
-              <w:top w:type="dxa" w:w="50"/>
+            <w:shd w:fill="2B1B2E" w:color="auto" w:val="clear"/>
+            <w:tcMar>
+              <w:top w:type="dxa" w:w="34"/>
               <w:left w:type="dxa" w:w="150"/>
-              <w:bottom w:type="dxa" w:w="50"/>
+              <w:bottom w:type="dxa" w:w="34"/>
               <w:right w:type="dxa" w:w="150"/>
             </w:tcMar>
           </w:tcPr>
@@ -4212,7 +4355,7 @@
                 <w:sz w:val="17"/>
                 <w:szCs w:val="17"/>
               </w:rPr>
-              <w:t xml:space="preserve">OFÍCIOS — 10, E VOCÊ TREINA 3 (OU 2)</w:t>
+              <w:t xml:space="preserve">OFÍCIOS — 11, E VOCÊ TREINA 3 (OU 2)</w:t>
             </w:r>
           </w:p>
         </w:tc>
@@ -4222,12 +4365,12 @@
       <w:tblPr>
         <w:tblW w:type="dxa" w:w="9600"/>
         <w:tblBorders>
-          <w:top w:val="single" w:color="C8C8C8" w:sz="4"/>
-          <w:left w:val="single" w:color="C8C8C8" w:sz="4"/>
-          <w:bottom w:val="single" w:color="C8C8C8" w:sz="4"/>
-          <w:right w:val="single" w:color="C8C8C8" w:sz="4"/>
-          <w:insideH w:val="single" w:color="C8C8C8" w:sz="2"/>
-          <w:insideV w:val="single" w:color="C8C8C8" w:sz="2"/>
+          <w:top w:val="single" w:color="F8C7DC" w:sz="4"/>
+          <w:left w:val="single" w:color="F8C7DC" w:sz="4"/>
+          <w:bottom w:val="single" w:color="F8C7DC" w:sz="4"/>
+          <w:right w:val="single" w:color="F8C7DC" w:sz="4"/>
+          <w:insideH w:val="single" w:color="F8C7DC" w:sz="2"/>
+          <w:insideV w:val="single" w:color="F8C7DC" w:sz="2"/>
         </w:tblBorders>
       </w:tblPr>
       <w:tblGrid>
@@ -4259,7 +4402,7 @@
               <w:rPr>
                 <w:b w:val="false"/>
                 <w:bCs w:val="false"/>
-                <w:color w:val="1A1A1A"/>
+                <w:color w:val="251727"/>
                 <w:sz w:val="17"/>
                 <w:szCs w:val="17"/>
               </w:rPr>
@@ -4287,7 +4430,7 @@
               <w:rPr>
                 <w:b w:val="false"/>
                 <w:bCs w:val="false"/>
-                <w:color w:val="1A1A1A"/>
+                <w:color w:val="251727"/>
                 <w:sz w:val="17"/>
                 <w:szCs w:val="17"/>
               </w:rPr>
@@ -4315,11 +4458,11 @@
               <w:rPr>
                 <w:b w:val="false"/>
                 <w:bCs w:val="false"/>
-                <w:color w:val="1A1A1A"/>
-                <w:sz w:val="17"/>
-                <w:szCs w:val="17"/>
-              </w:rPr>
-              <w:t xml:space="preserve">☐  Instrumento</w:t>
+                <w:color w:val="251727"/>
+                <w:sz w:val="17"/>
+                <w:szCs w:val="17"/>
+              </w:rPr>
+              <w:t xml:space="preserve">☐  Culinária</w:t>
             </w:r>
           </w:p>
         </w:tc>
@@ -4331,7 +4474,7 @@
         <w:tc>
           <w:tcPr>
             <w:tcW w:type="dxa" w:w="3264"/>
-            <w:shd w:fill="F7F4F6" w:color="auto" w:val="clear"/>
+            <w:shd w:fill="FADDEA" w:color="auto" w:val="clear"/>
             <w:tcMar>
               <w:top w:type="dxa" w:w="26"/>
               <w:left w:type="dxa" w:w="90"/>
@@ -4349,7 +4492,7 @@
               <w:rPr>
                 <w:b w:val="false"/>
                 <w:bCs w:val="false"/>
-                <w:color w:val="1A1A1A"/>
+                <w:color w:val="251727"/>
                 <w:sz w:val="17"/>
                 <w:szCs w:val="17"/>
               </w:rPr>
@@ -4360,7 +4503,7 @@
         <w:tc>
           <w:tcPr>
             <w:tcW w:type="dxa" w:w="3168"/>
-            <w:shd w:fill="F7F4F6" w:color="auto" w:val="clear"/>
+            <w:shd w:fill="FADDEA" w:color="auto" w:val="clear"/>
             <w:tcMar>
               <w:top w:type="dxa" w:w="26"/>
               <w:left w:type="dxa" w:w="90"/>
@@ -4378,7 +4521,7 @@
               <w:rPr>
                 <w:b w:val="false"/>
                 <w:bCs w:val="false"/>
-                <w:color w:val="1A1A1A"/>
+                <w:color w:val="251727"/>
                 <w:sz w:val="17"/>
                 <w:szCs w:val="17"/>
               </w:rPr>
@@ -4389,7 +4532,7 @@
         <w:tc>
           <w:tcPr>
             <w:tcW w:type="dxa" w:w="3168"/>
-            <w:shd w:fill="F7F4F6" w:color="auto" w:val="clear"/>
+            <w:shd w:fill="FADDEA" w:color="auto" w:val="clear"/>
             <w:tcMar>
               <w:top w:type="dxa" w:w="26"/>
               <w:left w:type="dxa" w:w="90"/>
@@ -4407,11 +4550,11 @@
               <w:rPr>
                 <w:b w:val="false"/>
                 <w:bCs w:val="false"/>
-                <w:color w:val="1A1A1A"/>
-                <w:sz w:val="17"/>
-                <w:szCs w:val="17"/>
-              </w:rPr>
-              <w:t xml:space="preserve">☐  Jogatina</w:t>
+                <w:color w:val="251727"/>
+                <w:sz w:val="17"/>
+                <w:szCs w:val="17"/>
+              </w:rPr>
+              <w:t xml:space="preserve">☐  Instrumento</w:t>
             </w:r>
           </w:p>
         </w:tc>
@@ -4440,7 +4583,7 @@
               <w:rPr>
                 <w:b w:val="false"/>
                 <w:bCs w:val="false"/>
-                <w:color w:val="1A1A1A"/>
+                <w:color w:val="251727"/>
                 <w:sz w:val="17"/>
                 <w:szCs w:val="17"/>
               </w:rPr>
@@ -4468,7 +4611,7 @@
               <w:rPr>
                 <w:b w:val="false"/>
                 <w:bCs w:val="false"/>
-                <w:color w:val="1A1A1A"/>
+                <w:color w:val="251727"/>
                 <w:sz w:val="17"/>
                 <w:szCs w:val="17"/>
               </w:rPr>
@@ -4492,6 +4635,16 @@
               <w:spacing w:after="18" w:before="18" w:line="215"/>
               <w:jc w:val="left"/>
             </w:pPr>
+            <w:r>
+              <w:rPr>
+                <w:b w:val="false"/>
+                <w:bCs w:val="false"/>
+                <w:color w:val="251727"/>
+                <w:sz w:val="17"/>
+                <w:szCs w:val="17"/>
+              </w:rPr>
+              <w:t xml:space="preserve">☐  Jogatina</w:t>
+            </w:r>
           </w:p>
         </w:tc>
       </w:tr>
@@ -4502,7 +4655,7 @@
         <w:tc>
           <w:tcPr>
             <w:tcW w:type="dxa" w:w="3264"/>
-            <w:shd w:fill="F7F4F6" w:color="auto" w:val="clear"/>
+            <w:shd w:fill="FADDEA" w:color="auto" w:val="clear"/>
             <w:tcMar>
               <w:top w:type="dxa" w:w="26"/>
               <w:left w:type="dxa" w:w="90"/>
@@ -4520,7 +4673,7 @@
               <w:rPr>
                 <w:b w:val="false"/>
                 <w:bCs w:val="false"/>
-                <w:color w:val="1A1A1A"/>
+                <w:color w:val="251727"/>
                 <w:sz w:val="17"/>
                 <w:szCs w:val="17"/>
               </w:rPr>
@@ -4531,7 +4684,7 @@
         <w:tc>
           <w:tcPr>
             <w:tcW w:type="dxa" w:w="3168"/>
-            <w:shd w:fill="F7F4F6" w:color="auto" w:val="clear"/>
+            <w:shd w:fill="FADDEA" w:color="auto" w:val="clear"/>
             <w:tcMar>
               <w:top w:type="dxa" w:w="26"/>
               <w:left w:type="dxa" w:w="90"/>
@@ -4549,18 +4702,18 @@
               <w:rPr>
                 <w:b w:val="false"/>
                 <w:bCs w:val="false"/>
-                <w:color w:val="1A1A1A"/>
-                <w:sz w:val="17"/>
-                <w:szCs w:val="17"/>
-              </w:rPr>
-              <w:t xml:space="preserve">☐  Culinária</w:t>
+                <w:color w:val="251727"/>
+                <w:sz w:val="17"/>
+                <w:szCs w:val="17"/>
+              </w:rPr>
+              <w:t xml:space="preserve">☐  Alfaiate</w:t>
             </w:r>
           </w:p>
         </w:tc>
         <w:tc>
           <w:tcPr>
             <w:tcW w:type="dxa" w:w="3168"/>
-            <w:shd w:fill="F7F4F6" w:color="auto" w:val="clear"/>
+            <w:shd w:fill="FADDEA" w:color="auto" w:val="clear"/>
             <w:tcMar>
               <w:top w:type="dxa" w:w="26"/>
               <w:left w:type="dxa" w:w="90"/>
@@ -4580,13 +4733,13 @@
     </w:tbl>
     <w:p>
       <w:pPr>
-        <w:spacing w:after="96" w:before="36"/>
+        <w:spacing w:after="48" w:before="36"/>
       </w:pPr>
       <w:r>
         <w:rPr>
           <w:i/>
           <w:iCs/>
-          <w:color w:val="6B6B6B"/>
+          <w:color w:val="847B86"/>
           <w:sz w:val="14"/>
           <w:szCs w:val="14"/>
         </w:rPr>
@@ -4598,7 +4751,7 @@
           <w:bCs/>
           <w:i/>
           <w:iCs/>
-          <w:color w:val="6B6B6B"/>
+          <w:color w:val="847B86"/>
           <w:sz w:val="14"/>
           <w:szCs w:val="14"/>
         </w:rPr>
@@ -4608,7 +4761,7 @@
         <w:rPr>
           <w:i/>
           <w:iCs/>
-          <w:color w:val="6B6B6B"/>
+          <w:color w:val="847B86"/>
           <w:sz w:val="14"/>
           <w:szCs w:val="14"/>
         </w:rPr>
@@ -4620,7 +4773,7 @@
         <w:sectPr>
           <w:footerReference w:type="default" r:id="rId7"/>
           <w:pgSz w:w="11906" w:h="16838" w:orient="portrait"/>
-          <w:pgMar w:top="680" w:right="780" w:bottom="560" w:left="780" w:header="708" w:footer="708" w:gutter="0"/>
+          <w:pgMar w:top="400" w:right="700" w:bottom="440" w:left="700" w:header="708" w:footer="708" w:gutter="0"/>
           <w:pgNumType/>
           <w:docGrid w:linePitch="360"/>
         </w:sectPr>
@@ -4635,7 +4788,7 @@
           <w:rFonts w:ascii="Georgia" w:cs="Georgia" w:eastAsia="Georgia" w:hAnsi="Georgia"/>
           <w:b/>
           <w:bCs/>
-          <w:color w:val="6B6B6B"/>
+          <w:color w:val="847B86"/>
           <w:spacing w:val="90"/>
           <w:sz w:val="16"/>
           <w:szCs w:val="16"/>
@@ -4646,7 +4799,7 @@
     <w:p>
       <w:pPr>
         <w:pBdr>
-          <w:bottom w:val="single" w:color="741B47" w:sz="12" w:space="4"/>
+          <w:bottom w:val="single" w:color="BC2A6E" w:sz="12" w:space="4"/>
         </w:pBdr>
         <w:spacing w:after="40"/>
       </w:pPr>
@@ -4655,7 +4808,7 @@
           <w:rFonts w:ascii="Georgia" w:cs="Georgia" w:eastAsia="Georgia" w:hAnsi="Georgia"/>
           <w:b/>
           <w:bCs/>
-          <w:color w:val="4E1230"/>
+          <w:color w:val="2B1B2E"/>
           <w:sz w:val="34"/>
           <w:szCs w:val="34"/>
         </w:rPr>
@@ -4664,7 +4817,7 @@
     </w:p>
     <w:p>
       <w:pPr>
-        <w:spacing w:after="120"/>
+        <w:spacing w:after="20"/>
       </w:pPr>
     </w:p>
     <w:tbl>
@@ -4691,11 +4844,11 @@
             <w:tcW w:type="dxa" w:w="9600"/>
             <w:tcBorders>
               <w:top w:val="nil"/>
-              <w:left w:val="single" w:color="741B47" w:sz="12"/>
+              <w:left w:val="single" w:color="BC2A6E" w:sz="12"/>
               <w:bottom w:val="nil"/>
               <w:right w:val="nil"/>
             </w:tcBorders>
-            <w:shd w:fill="FCFBFC" w:color="auto" w:val="clear"/>
+            <w:shd w:fill="FDF0F6" w:color="auto" w:val="clear"/>
             <w:tcMar>
               <w:top w:type="dxa" w:w="70"/>
               <w:left w:type="dxa" w:w="150"/>
@@ -4711,7 +4864,7 @@
               <w:rPr>
                 <w:b/>
                 <w:bCs/>
-                <w:color w:val="6B6B6B"/>
+                <w:color w:val="847B86"/>
                 <w:spacing w:val="30"/>
                 <w:sz w:val="13"/>
                 <w:szCs w:val="13"/>
@@ -4736,39 +4889,29 @@
     </w:tbl>
     <w:p>
       <w:pPr>
-        <w:spacing w:after="96" w:before="36"/>
+        <w:spacing w:after="48" w:before="36"/>
       </w:pPr>
-      <w:r>
-        <w:rPr>
-          <w:i/>
-          <w:iCs/>
-          <w:color w:val="6B6B6B"/>
-          <w:sz w:val="14"/>
-          <w:szCs w:val="14"/>
-        </w:rPr>
-        <w:t xml:space="preserve">É o que você carrega a campanha inteira: </w:t>
-      </w:r>
       <w:r>
         <w:rPr>
           <w:b/>
           <w:bCs/>
           <w:i/>
           <w:iCs/>
-          <w:color w:val="6B6B6B"/>
+          <w:color w:val="847B86"/>
           <w:sz w:val="14"/>
           <w:szCs w:val="14"/>
         </w:rPr>
-        <w:t xml:space="preserve">a técnica nunca muda</w:t>
+        <w:t xml:space="preserve">A técnica nunca muda</w:t>
       </w:r>
       <w:r>
         <w:rPr>
           <w:i/>
           <w:iCs/>
-          <w:color w:val="6B6B6B"/>
+          <w:color w:val="847B86"/>
           <w:sz w:val="14"/>
           <w:szCs w:val="14"/>
         </w:rPr>
-        <w:t xml:space="preserve">, o que evolui é o que você consegue fazer com ela. A Regra é lida por outra pessoa antes de entrar em jogo — quem escreveu sabe o que quis dizer; quem vai arbitrar, não.</w:t>
+        <w:t xml:space="preserve">: o que evolui é o que você faz com ela. Outra pessoa lê a Regra antes de ela entrar em jogo.</w:t>
       </w:r>
     </w:p>
     <w:tbl>
@@ -4784,7 +4927,8 @@
         </w:tblBorders>
       </w:tblPr>
       <w:tblGrid>
-        <w:gridCol w:w="9600"/>
+        <w:gridCol w:w="3840"/>
+        <w:gridCol w:w="5760"/>
       </w:tblGrid>
       <w:tr>
         <w:trPr>
@@ -4792,1167 +4936,115 @@
         </w:trPr>
         <w:tc>
           <w:tcPr>
-            <w:tcW w:type="dxa" w:w="9600"/>
+            <w:tcW w:type="dxa" w:w="3840"/>
             <w:tcBorders>
               <w:top w:val="nil"/>
-              <w:left w:val="single" w:color="741B47" w:sz="12"/>
-              <w:bottom w:val="nil"/>
+              <w:left w:val="nil"/>
+              <w:bottom w:val="single" w:color="9A6F87" w:sz="6"/>
               <w:right w:val="nil"/>
             </w:tcBorders>
-            <w:shd w:fill="FCFBFC" w:color="auto" w:val="clear"/>
-            <w:tcMar>
-              <w:top w:type="dxa" w:w="70"/>
-              <w:left w:type="dxa" w:w="150"/>
-              <w:bottom w:type="dxa" w:w="70"/>
-              <w:right w:type="dxa" w:w="150"/>
-            </w:tcMar>
-          </w:tcPr>
-          <w:p>
-            <w:pPr>
-              <w:spacing w:after="60" w:before="20"/>
-            </w:pPr>
-            <w:r>
-              <w:rPr>
-                <w:b/>
-                <w:bCs/>
-                <w:color w:val="6B6B6B"/>
+            <w:shd w:fill="FDF0F6" w:color="auto" w:val="clear"/>
+            <w:tcMar>
+              <w:top w:type="dxa" w:w="30"/>
+              <w:left w:type="dxa" w:w="120"/>
+              <w:bottom w:type="dxa" w:w="30"/>
+              <w:right w:type="dxa" w:w="120"/>
+            </w:tcMar>
+            <w:vAlign w:val="top"/>
+          </w:tcPr>
+          <w:p>
+            <w:pPr>
+              <w:spacing w:after="10" w:before="20"/>
+            </w:pPr>
+            <w:r>
+              <w:rPr>
+                <w:b/>
+                <w:bCs/>
+                <w:color w:val="847B86"/>
                 <w:spacing w:val="30"/>
                 <w:sz w:val="13"/>
                 <w:szCs w:val="13"/>
               </w:rPr>
-              <w:t xml:space="preserve">DESCRIÇÃO — DE ONDE ELA VEIO, COMO ELA APARECE, O QUE AS PESSOAS VEEM</w:t>
-            </w:r>
-          </w:p>
-          <w:p>
-            <w:pPr>
-              <w:pBdr>
-                <w:bottom w:val="single" w:color="C8C8C8" w:sz="4" w:space="2"/>
-              </w:pBdr>
-              <w:spacing w:after="108"/>
-            </w:pPr>
-          </w:p>
-          <w:p>
-            <w:pPr>
-              <w:pBdr>
-                <w:bottom w:val="single" w:color="C8C8C8" w:sz="4" w:space="2"/>
-              </w:pBdr>
-              <w:spacing w:after="108"/>
-            </w:pPr>
-          </w:p>
-        </w:tc>
-      </w:tr>
-    </w:tbl>
-    <w:tbl>
-      <w:tblPr>
-        <w:tblW w:type="dxa" w:w="9600"/>
-        <w:tblBorders>
-          <w:top w:val="nil"/>
-          <w:left w:val="nil"/>
-          <w:bottom w:val="nil"/>
-          <w:right w:val="nil"/>
-          <w:insideH w:val="nil"/>
-          <w:insideV w:val="nil"/>
-        </w:tblBorders>
-      </w:tblPr>
-      <w:tblGrid>
-        <w:gridCol w:w="9600"/>
-      </w:tblGrid>
-      <w:tr>
-        <w:trPr>
-          <w:cantSplit/>
-        </w:trPr>
-        <w:tc>
-          <w:tcPr>
-            <w:tcW w:type="dxa" w:w="9600"/>
-            <w:shd w:fill="4E1230" w:color="auto" w:val="clear"/>
-            <w:tcMar>
-              <w:top w:type="dxa" w:w="50"/>
-              <w:left w:type="dxa" w:w="150"/>
-              <w:bottom w:type="dxa" w:w="50"/>
-              <w:right w:type="dxa" w:w="150"/>
-            </w:tcMar>
-          </w:tcPr>
-          <w:p>
-            <w:pPr>
-              <w:spacing w:after="30" w:before="30"/>
-            </w:pPr>
-            <w:r>
-              <w:rPr>
-                <w:rFonts w:ascii="Georgia" w:cs="Georgia" w:eastAsia="Georgia" w:hAnsi="Georgia"/>
-                <w:b/>
-                <w:bCs/>
-                <w:color w:val="FFFFFF"/>
-                <w:spacing w:val="50"/>
-                <w:sz w:val="17"/>
-                <w:szCs w:val="17"/>
-              </w:rPr>
-              <w:t xml:space="preserve">FAMÍLIAS — DUAS LIVRES, TRÊS FECHADAS</w:t>
-            </w:r>
-          </w:p>
-        </w:tc>
-      </w:tr>
-    </w:tbl>
-    <w:tbl>
-      <w:tblPr>
-        <w:tblW w:type="dxa" w:w="9600"/>
-        <w:tblBorders>
-          <w:top w:val="single" w:color="C8C8C8" w:sz="4"/>
-          <w:left w:val="single" w:color="C8C8C8" w:sz="4"/>
-          <w:bottom w:val="single" w:color="C8C8C8" w:sz="4"/>
-          <w:right w:val="single" w:color="C8C8C8" w:sz="4"/>
-          <w:insideH w:val="single" w:color="C8C8C8" w:sz="2"/>
-          <w:insideV w:val="single" w:color="C8C8C8" w:sz="2"/>
-        </w:tblBorders>
-      </w:tblPr>
-      <w:tblGrid>
-        <w:gridCol w:w="2112"/>
-        <w:gridCol w:w="1152"/>
-        <w:gridCol w:w="1152"/>
-        <w:gridCol w:w="2112"/>
-        <w:gridCol w:w="1152"/>
-        <w:gridCol w:w="1920"/>
-      </w:tblGrid>
-      <w:tr>
-        <w:trPr>
-          <w:cantSplit/>
-          <w:tblHeader/>
-        </w:trPr>
-        <w:tc>
-          <w:tcPr>
-            <w:tcW w:type="dxa" w:w="2112"/>
-            <w:shd w:fill="4E1230" w:color="auto" w:val="clear"/>
-            <w:tcMar>
-              <w:top w:type="dxa" w:w="26"/>
-              <w:left w:type="dxa" w:w="90"/>
-              <w:bottom w:type="dxa" w:w="26"/>
-              <w:right w:type="dxa" w:w="90"/>
-            </w:tcMar>
-            <w:vAlign w:val="center"/>
-          </w:tcPr>
-          <w:p>
-            <w:pPr>
-              <w:spacing w:after="18" w:before="18" w:line="215"/>
-              <w:jc w:val="left"/>
-            </w:pPr>
-            <w:r>
-              <w:rPr>
-                <w:b/>
-                <w:bCs/>
-                <w:color w:val="FFFFFF"/>
-                <w:sz w:val="15"/>
-                <w:szCs w:val="15"/>
-              </w:rPr>
-              <w:t xml:space="preserve">família</w:t>
-            </w:r>
-          </w:p>
-        </w:tc>
-        <w:tc>
-          <w:tcPr>
-            <w:tcW w:type="dxa" w:w="1152"/>
-            <w:shd w:fill="4E1230" w:color="auto" w:val="clear"/>
-            <w:tcMar>
-              <w:top w:type="dxa" w:w="26"/>
-              <w:left w:type="dxa" w:w="90"/>
-              <w:bottom w:type="dxa" w:w="26"/>
-              <w:right w:type="dxa" w:w="90"/>
-            </w:tcMar>
-            <w:vAlign w:val="center"/>
-          </w:tcPr>
-          <w:p>
-            <w:pPr>
-              <w:spacing w:after="18" w:before="18" w:line="215"/>
-              <w:jc w:val="center"/>
-            </w:pPr>
-            <w:r>
-              <w:rPr>
-                <w:b/>
-                <w:bCs/>
-                <w:color w:val="FFFFFF"/>
-                <w:sz w:val="15"/>
-                <w:szCs w:val="15"/>
-              </w:rPr>
-              <w:t xml:space="preserve">Livre</w:t>
-            </w:r>
-          </w:p>
-        </w:tc>
-        <w:tc>
-          <w:tcPr>
-            <w:tcW w:type="dxa" w:w="1152"/>
-            <w:shd w:fill="4E1230" w:color="auto" w:val="clear"/>
-            <w:tcMar>
-              <w:top w:type="dxa" w:w="26"/>
-              <w:left w:type="dxa" w:w="90"/>
-              <w:bottom w:type="dxa" w:w="26"/>
-              <w:right w:type="dxa" w:w="90"/>
-            </w:tcMar>
-            <w:vAlign w:val="center"/>
-          </w:tcPr>
-          <w:p>
-            <w:pPr>
-              <w:spacing w:after="18" w:before="18" w:line="215"/>
-              <w:jc w:val="center"/>
-            </w:pPr>
-            <w:r>
-              <w:rPr>
-                <w:b/>
-                <w:bCs/>
-                <w:color w:val="FFFFFF"/>
-                <w:sz w:val="15"/>
-                <w:szCs w:val="15"/>
-              </w:rPr>
-              <w:t xml:space="preserve">Fechada</w:t>
-            </w:r>
-          </w:p>
-        </w:tc>
-        <w:tc>
-          <w:tcPr>
-            <w:tcW w:type="dxa" w:w="2112"/>
-            <w:shd w:fill="4E1230" w:color="auto" w:val="clear"/>
-            <w:tcMar>
-              <w:top w:type="dxa" w:w="26"/>
-              <w:left w:type="dxa" w:w="90"/>
-              <w:bottom w:type="dxa" w:w="26"/>
-              <w:right w:type="dxa" w:w="90"/>
-            </w:tcMar>
-            <w:vAlign w:val="center"/>
-          </w:tcPr>
-          <w:p>
-            <w:pPr>
-              <w:spacing w:after="18" w:before="18" w:line="215"/>
-              <w:jc w:val="center"/>
-            </w:pPr>
-            <w:r>
-              <w:rPr>
-                <w:b/>
-                <w:bCs/>
-                <w:color w:val="FFFFFF"/>
-                <w:sz w:val="15"/>
-                <w:szCs w:val="15"/>
-              </w:rPr>
-              <w:t xml:space="preserve">família</w:t>
-            </w:r>
-          </w:p>
-        </w:tc>
-        <w:tc>
-          <w:tcPr>
-            <w:tcW w:type="dxa" w:w="1152"/>
-            <w:shd w:fill="4E1230" w:color="auto" w:val="clear"/>
-            <w:tcMar>
-              <w:top w:type="dxa" w:w="26"/>
-              <w:left w:type="dxa" w:w="90"/>
-              <w:bottom w:type="dxa" w:w="26"/>
-              <w:right w:type="dxa" w:w="90"/>
-            </w:tcMar>
-            <w:vAlign w:val="center"/>
-          </w:tcPr>
-          <w:p>
-            <w:pPr>
-              <w:spacing w:after="18" w:before="18" w:line="215"/>
-              <w:jc w:val="center"/>
-            </w:pPr>
-            <w:r>
-              <w:rPr>
-                <w:b/>
-                <w:bCs/>
-                <w:color w:val="FFFFFF"/>
-                <w:sz w:val="15"/>
-                <w:szCs w:val="15"/>
-              </w:rPr>
-              <w:t xml:space="preserve">Livre</w:t>
-            </w:r>
-          </w:p>
-        </w:tc>
-        <w:tc>
-          <w:tcPr>
-            <w:tcW w:type="dxa" w:w="1920"/>
-            <w:shd w:fill="4E1230" w:color="auto" w:val="clear"/>
-            <w:tcMar>
-              <w:top w:type="dxa" w:w="26"/>
-              <w:left w:type="dxa" w:w="90"/>
-              <w:bottom w:type="dxa" w:w="26"/>
-              <w:right w:type="dxa" w:w="90"/>
-            </w:tcMar>
-            <w:vAlign w:val="center"/>
-          </w:tcPr>
-          <w:p>
-            <w:pPr>
-              <w:spacing w:after="18" w:before="18" w:line="215"/>
-              <w:jc w:val="center"/>
-            </w:pPr>
-            <w:r>
-              <w:rPr>
-                <w:b/>
-                <w:bCs/>
-                <w:color w:val="FFFFFF"/>
-                <w:sz w:val="15"/>
-                <w:szCs w:val="15"/>
-              </w:rPr>
-              <w:t xml:space="preserve">Fechada</w:t>
-            </w:r>
-          </w:p>
-        </w:tc>
-      </w:tr>
-      <w:tr>
-        <w:trPr>
-          <w:cantSplit/>
-        </w:trPr>
-        <w:tc>
-          <w:tcPr>
-            <w:tcW w:type="dxa" w:w="2112"/>
-            <w:tcMar>
-              <w:top w:type="dxa" w:w="26"/>
-              <w:left w:type="dxa" w:w="90"/>
-              <w:bottom w:type="dxa" w:w="26"/>
-              <w:right w:type="dxa" w:w="90"/>
-            </w:tcMar>
-            <w:vAlign w:val="center"/>
-          </w:tcPr>
-          <w:p>
-            <w:pPr>
-              <w:spacing w:after="18" w:before="18" w:line="215"/>
-              <w:jc w:val="left"/>
-            </w:pPr>
-            <w:r>
-              <w:rPr>
-                <w:b/>
-                <w:bCs/>
-                <w:color w:val="1A1A1A"/>
-                <w:sz w:val="17"/>
-                <w:szCs w:val="17"/>
-              </w:rPr>
-              <w:t xml:space="preserve">Ataque</w:t>
-            </w:r>
-          </w:p>
-        </w:tc>
-        <w:tc>
-          <w:tcPr>
-            <w:tcW w:type="dxa" w:w="1152"/>
-            <w:tcMar>
-              <w:top w:type="dxa" w:w="26"/>
-              <w:left w:type="dxa" w:w="90"/>
-              <w:bottom w:type="dxa" w:w="26"/>
-              <w:right w:type="dxa" w:w="90"/>
-            </w:tcMar>
-            <w:vAlign w:val="center"/>
-          </w:tcPr>
-          <w:p>
-            <w:pPr>
-              <w:spacing w:after="18" w:before="18" w:line="215"/>
-              <w:jc w:val="center"/>
-            </w:pPr>
-            <w:r>
-              <w:rPr>
-                <w:b w:val="false"/>
-                <w:bCs w:val="false"/>
-                <w:color w:val="1A1A1A"/>
-                <w:sz w:val="17"/>
-                <w:szCs w:val="17"/>
-              </w:rPr>
-              <w:t xml:space="preserve">☐</w:t>
-            </w:r>
-          </w:p>
-        </w:tc>
-        <w:tc>
-          <w:tcPr>
-            <w:tcW w:type="dxa" w:w="1152"/>
-            <w:tcMar>
-              <w:top w:type="dxa" w:w="26"/>
-              <w:left w:type="dxa" w:w="90"/>
-              <w:bottom w:type="dxa" w:w="26"/>
-              <w:right w:type="dxa" w:w="90"/>
-            </w:tcMar>
-            <w:vAlign w:val="center"/>
-          </w:tcPr>
-          <w:p>
-            <w:pPr>
-              <w:spacing w:after="18" w:before="18" w:line="215"/>
-              <w:jc w:val="center"/>
-            </w:pPr>
-            <w:r>
-              <w:rPr>
-                <w:b w:val="false"/>
-                <w:bCs w:val="false"/>
-                <w:color w:val="1A1A1A"/>
-                <w:sz w:val="17"/>
-                <w:szCs w:val="17"/>
-              </w:rPr>
-              <w:t xml:space="preserve">☐</w:t>
-            </w:r>
-          </w:p>
-        </w:tc>
-        <w:tc>
-          <w:tcPr>
-            <w:tcW w:type="dxa" w:w="2112"/>
-            <w:tcMar>
-              <w:top w:type="dxa" w:w="26"/>
-              <w:left w:type="dxa" w:w="90"/>
-              <w:bottom w:type="dxa" w:w="26"/>
-              <w:right w:type="dxa" w:w="90"/>
-            </w:tcMar>
-            <w:vAlign w:val="center"/>
-          </w:tcPr>
-          <w:p>
-            <w:pPr>
-              <w:spacing w:after="18" w:before="18" w:line="215"/>
-              <w:jc w:val="left"/>
-            </w:pPr>
-            <w:r>
-              <w:rPr>
-                <w:b/>
-                <w:bCs/>
-                <w:color w:val="1A1A1A"/>
-                <w:sz w:val="17"/>
-                <w:szCs w:val="17"/>
-              </w:rPr>
-              <w:t xml:space="preserve">Corpo</w:t>
-            </w:r>
-          </w:p>
-        </w:tc>
-        <w:tc>
-          <w:tcPr>
-            <w:tcW w:type="dxa" w:w="1152"/>
-            <w:tcMar>
-              <w:top w:type="dxa" w:w="26"/>
-              <w:left w:type="dxa" w:w="90"/>
-              <w:bottom w:type="dxa" w:w="26"/>
-              <w:right w:type="dxa" w:w="90"/>
-            </w:tcMar>
-            <w:vAlign w:val="center"/>
-          </w:tcPr>
-          <w:p>
-            <w:pPr>
-              <w:spacing w:after="18" w:before="18" w:line="215"/>
-              <w:jc w:val="center"/>
-            </w:pPr>
-            <w:r>
-              <w:rPr>
-                <w:b w:val="false"/>
-                <w:bCs w:val="false"/>
-                <w:color w:val="1A1A1A"/>
-                <w:sz w:val="17"/>
-                <w:szCs w:val="17"/>
-              </w:rPr>
-              <w:t xml:space="preserve">☐</w:t>
-            </w:r>
-          </w:p>
-        </w:tc>
-        <w:tc>
-          <w:tcPr>
-            <w:tcW w:type="dxa" w:w="1920"/>
-            <w:tcMar>
-              <w:top w:type="dxa" w:w="26"/>
-              <w:left w:type="dxa" w:w="90"/>
-              <w:bottom w:type="dxa" w:w="26"/>
-              <w:right w:type="dxa" w:w="90"/>
-            </w:tcMar>
-            <w:vAlign w:val="center"/>
-          </w:tcPr>
-          <w:p>
-            <w:pPr>
-              <w:spacing w:after="18" w:before="18" w:line="215"/>
-              <w:jc w:val="center"/>
-            </w:pPr>
-            <w:r>
-              <w:rPr>
-                <w:b w:val="false"/>
-                <w:bCs w:val="false"/>
-                <w:color w:val="1A1A1A"/>
-                <w:sz w:val="17"/>
-                <w:szCs w:val="17"/>
-              </w:rPr>
-              <w:t xml:space="preserve">☐</w:t>
-            </w:r>
-          </w:p>
-        </w:tc>
-      </w:tr>
-      <w:tr>
-        <w:trPr>
-          <w:cantSplit/>
-        </w:trPr>
-        <w:tc>
-          <w:tcPr>
-            <w:tcW w:type="dxa" w:w="2112"/>
-            <w:shd w:fill="F7F4F6" w:color="auto" w:val="clear"/>
-            <w:tcMar>
-              <w:top w:type="dxa" w:w="26"/>
-              <w:left w:type="dxa" w:w="90"/>
-              <w:bottom w:type="dxa" w:w="26"/>
-              <w:right w:type="dxa" w:w="90"/>
-            </w:tcMar>
-            <w:vAlign w:val="center"/>
-          </w:tcPr>
-          <w:p>
-            <w:pPr>
-              <w:spacing w:after="18" w:before="18" w:line="215"/>
-              <w:jc w:val="left"/>
-            </w:pPr>
-            <w:r>
-              <w:rPr>
-                <w:b/>
-                <w:bCs/>
-                <w:color w:val="1A1A1A"/>
-                <w:sz w:val="17"/>
-                <w:szCs w:val="17"/>
-              </w:rPr>
-              <w:t xml:space="preserve">Área</w:t>
-            </w:r>
-          </w:p>
-        </w:tc>
-        <w:tc>
-          <w:tcPr>
-            <w:tcW w:type="dxa" w:w="1152"/>
-            <w:shd w:fill="F7F4F6" w:color="auto" w:val="clear"/>
-            <w:tcMar>
-              <w:top w:type="dxa" w:w="26"/>
-              <w:left w:type="dxa" w:w="90"/>
-              <w:bottom w:type="dxa" w:w="26"/>
-              <w:right w:type="dxa" w:w="90"/>
-            </w:tcMar>
-            <w:vAlign w:val="center"/>
-          </w:tcPr>
-          <w:p>
-            <w:pPr>
-              <w:spacing w:after="18" w:before="18" w:line="215"/>
-              <w:jc w:val="center"/>
-            </w:pPr>
-            <w:r>
-              <w:rPr>
-                <w:b w:val="false"/>
-                <w:bCs w:val="false"/>
-                <w:color w:val="1A1A1A"/>
-                <w:sz w:val="17"/>
-                <w:szCs w:val="17"/>
-              </w:rPr>
-              <w:t xml:space="preserve">☐</w:t>
-            </w:r>
-          </w:p>
-        </w:tc>
-        <w:tc>
-          <w:tcPr>
-            <w:tcW w:type="dxa" w:w="1152"/>
-            <w:shd w:fill="F7F4F6" w:color="auto" w:val="clear"/>
-            <w:tcMar>
-              <w:top w:type="dxa" w:w="26"/>
-              <w:left w:type="dxa" w:w="90"/>
-              <w:bottom w:type="dxa" w:w="26"/>
-              <w:right w:type="dxa" w:w="90"/>
-            </w:tcMar>
-            <w:vAlign w:val="center"/>
-          </w:tcPr>
-          <w:p>
-            <w:pPr>
-              <w:spacing w:after="18" w:before="18" w:line="215"/>
-              <w:jc w:val="center"/>
-            </w:pPr>
-            <w:r>
-              <w:rPr>
-                <w:b w:val="false"/>
-                <w:bCs w:val="false"/>
-                <w:color w:val="1A1A1A"/>
-                <w:sz w:val="17"/>
-                <w:szCs w:val="17"/>
-              </w:rPr>
-              <w:t xml:space="preserve">■</w:t>
-            </w:r>
-          </w:p>
-        </w:tc>
-        <w:tc>
-          <w:tcPr>
-            <w:tcW w:type="dxa" w:w="2112"/>
-            <w:shd w:fill="F7F4F6" w:color="auto" w:val="clear"/>
-            <w:tcMar>
-              <w:top w:type="dxa" w:w="26"/>
-              <w:left w:type="dxa" w:w="90"/>
-              <w:bottom w:type="dxa" w:w="26"/>
-              <w:right w:type="dxa" w:w="90"/>
-            </w:tcMar>
-            <w:vAlign w:val="center"/>
-          </w:tcPr>
-          <w:p>
-            <w:pPr>
-              <w:spacing w:after="18" w:before="18" w:line="215"/>
-              <w:jc w:val="left"/>
-            </w:pPr>
-            <w:r>
-              <w:rPr>
-                <w:b/>
-                <w:bCs/>
-                <w:color w:val="1A1A1A"/>
-                <w:sz w:val="17"/>
-                <w:szCs w:val="17"/>
-              </w:rPr>
-              <w:t xml:space="preserve">Movimento</w:t>
-            </w:r>
-          </w:p>
-        </w:tc>
-        <w:tc>
-          <w:tcPr>
-            <w:tcW w:type="dxa" w:w="1152"/>
-            <w:shd w:fill="F7F4F6" w:color="auto" w:val="clear"/>
-            <w:tcMar>
-              <w:top w:type="dxa" w:w="26"/>
-              <w:left w:type="dxa" w:w="90"/>
-              <w:bottom w:type="dxa" w:w="26"/>
-              <w:right w:type="dxa" w:w="90"/>
-            </w:tcMar>
-            <w:vAlign w:val="center"/>
-          </w:tcPr>
-          <w:p>
-            <w:pPr>
-              <w:spacing w:after="18" w:before="18" w:line="215"/>
-              <w:jc w:val="center"/>
-            </w:pPr>
-            <w:r>
-              <w:rPr>
-                <w:b w:val="false"/>
-                <w:bCs w:val="false"/>
-                <w:color w:val="1A1A1A"/>
-                <w:sz w:val="17"/>
-                <w:szCs w:val="17"/>
-              </w:rPr>
-              <w:t xml:space="preserve">☐</w:t>
-            </w:r>
-          </w:p>
-        </w:tc>
-        <w:tc>
-          <w:tcPr>
-            <w:tcW w:type="dxa" w:w="1920"/>
-            <w:shd w:fill="F7F4F6" w:color="auto" w:val="clear"/>
-            <w:tcMar>
-              <w:top w:type="dxa" w:w="26"/>
-              <w:left w:type="dxa" w:w="90"/>
-              <w:bottom w:type="dxa" w:w="26"/>
-              <w:right w:type="dxa" w:w="90"/>
-            </w:tcMar>
-            <w:vAlign w:val="center"/>
-          </w:tcPr>
-          <w:p>
-            <w:pPr>
-              <w:spacing w:after="18" w:before="18" w:line="215"/>
-              <w:jc w:val="center"/>
-            </w:pPr>
-            <w:r>
-              <w:rPr>
-                <w:b w:val="false"/>
-                <w:bCs w:val="false"/>
-                <w:color w:val="1A1A1A"/>
-                <w:sz w:val="17"/>
-                <w:szCs w:val="17"/>
-              </w:rPr>
-              <w:t xml:space="preserve">☐</w:t>
-            </w:r>
-          </w:p>
-        </w:tc>
-      </w:tr>
-      <w:tr>
-        <w:trPr>
-          <w:cantSplit/>
-        </w:trPr>
-        <w:tc>
-          <w:tcPr>
-            <w:tcW w:type="dxa" w:w="2112"/>
-            <w:tcMar>
-              <w:top w:type="dxa" w:w="26"/>
-              <w:left w:type="dxa" w:w="90"/>
-              <w:bottom w:type="dxa" w:w="26"/>
-              <w:right w:type="dxa" w:w="90"/>
-            </w:tcMar>
-            <w:vAlign w:val="center"/>
-          </w:tcPr>
-          <w:p>
-            <w:pPr>
-              <w:spacing w:after="18" w:before="18" w:line="215"/>
-              <w:jc w:val="left"/>
-            </w:pPr>
-            <w:r>
-              <w:rPr>
-                <w:b/>
-                <w:bCs/>
-                <w:color w:val="1A1A1A"/>
-                <w:sz w:val="17"/>
-                <w:szCs w:val="17"/>
-              </w:rPr>
-              <w:t xml:space="preserve">Controle</w:t>
-            </w:r>
-          </w:p>
-        </w:tc>
-        <w:tc>
-          <w:tcPr>
-            <w:tcW w:type="dxa" w:w="1152"/>
-            <w:tcMar>
-              <w:top w:type="dxa" w:w="26"/>
-              <w:left w:type="dxa" w:w="90"/>
-              <w:bottom w:type="dxa" w:w="26"/>
-              <w:right w:type="dxa" w:w="90"/>
-            </w:tcMar>
-            <w:vAlign w:val="center"/>
-          </w:tcPr>
-          <w:p>
-            <w:pPr>
-              <w:spacing w:after="18" w:before="18" w:line="215"/>
-              <w:jc w:val="center"/>
-            </w:pPr>
-            <w:r>
-              <w:rPr>
-                <w:b w:val="false"/>
-                <w:bCs w:val="false"/>
-                <w:color w:val="1A1A1A"/>
-                <w:sz w:val="17"/>
-                <w:szCs w:val="17"/>
-              </w:rPr>
-              <w:t xml:space="preserve">■</w:t>
-            </w:r>
-          </w:p>
-        </w:tc>
-        <w:tc>
-          <w:tcPr>
-            <w:tcW w:type="dxa" w:w="1152"/>
-            <w:tcMar>
-              <w:top w:type="dxa" w:w="26"/>
-              <w:left w:type="dxa" w:w="90"/>
-              <w:bottom w:type="dxa" w:w="26"/>
-              <w:right w:type="dxa" w:w="90"/>
-            </w:tcMar>
-            <w:vAlign w:val="center"/>
-          </w:tcPr>
-          <w:p>
-            <w:pPr>
-              <w:spacing w:after="18" w:before="18" w:line="215"/>
-              <w:jc w:val="center"/>
-            </w:pPr>
-            <w:r>
-              <w:rPr>
-                <w:b w:val="false"/>
-                <w:bCs w:val="false"/>
-                <w:color w:val="1A1A1A"/>
-                <w:sz w:val="17"/>
-                <w:szCs w:val="17"/>
-              </w:rPr>
-              <w:t xml:space="preserve">☐</w:t>
-            </w:r>
-          </w:p>
-        </w:tc>
-        <w:tc>
-          <w:tcPr>
-            <w:tcW w:type="dxa" w:w="2112"/>
-            <w:tcMar>
-              <w:top w:type="dxa" w:w="26"/>
-              <w:left w:type="dxa" w:w="90"/>
-              <w:bottom w:type="dxa" w:w="26"/>
-              <w:right w:type="dxa" w:w="90"/>
-            </w:tcMar>
-            <w:vAlign w:val="center"/>
-          </w:tcPr>
-          <w:p>
-            <w:pPr>
-              <w:spacing w:after="18" w:before="18" w:line="215"/>
-              <w:jc w:val="left"/>
-            </w:pPr>
-            <w:r>
-              <w:rPr>
-                <w:b/>
-                <w:bCs/>
-                <w:color w:val="1A1A1A"/>
-                <w:sz w:val="17"/>
-                <w:szCs w:val="17"/>
-              </w:rPr>
-              <w:t xml:space="preserve">Auxiliares</w:t>
-            </w:r>
-          </w:p>
-        </w:tc>
-        <w:tc>
-          <w:tcPr>
-            <w:tcW w:type="dxa" w:w="1152"/>
-            <w:tcMar>
-              <w:top w:type="dxa" w:w="26"/>
-              <w:left w:type="dxa" w:w="90"/>
-              <w:bottom w:type="dxa" w:w="26"/>
-              <w:right w:type="dxa" w:w="90"/>
-            </w:tcMar>
-            <w:vAlign w:val="center"/>
-          </w:tcPr>
-          <w:p>
-            <w:pPr>
-              <w:spacing w:after="18" w:before="18" w:line="215"/>
-              <w:jc w:val="center"/>
-            </w:pPr>
-            <w:r>
-              <w:rPr>
-                <w:b w:val="false"/>
-                <w:bCs w:val="false"/>
-                <w:color w:val="1A1A1A"/>
-                <w:sz w:val="17"/>
-                <w:szCs w:val="17"/>
-              </w:rPr>
-              <w:t xml:space="preserve">☐</w:t>
-            </w:r>
-          </w:p>
-        </w:tc>
-        <w:tc>
-          <w:tcPr>
-            <w:tcW w:type="dxa" w:w="1920"/>
-            <w:tcMar>
-              <w:top w:type="dxa" w:w="26"/>
-              <w:left w:type="dxa" w:w="90"/>
-              <w:bottom w:type="dxa" w:w="26"/>
-              <w:right w:type="dxa" w:w="90"/>
-            </w:tcMar>
-            <w:vAlign w:val="center"/>
-          </w:tcPr>
-          <w:p>
-            <w:pPr>
-              <w:spacing w:after="18" w:before="18" w:line="215"/>
-              <w:jc w:val="center"/>
-            </w:pPr>
-            <w:r>
-              <w:rPr>
-                <w:b w:val="false"/>
-                <w:bCs w:val="false"/>
-                <w:color w:val="1A1A1A"/>
-                <w:sz w:val="17"/>
-                <w:szCs w:val="17"/>
-              </w:rPr>
-              <w:t xml:space="preserve">■</w:t>
-            </w:r>
-          </w:p>
-        </w:tc>
-      </w:tr>
-      <w:tr>
-        <w:trPr>
-          <w:cantSplit/>
-        </w:trPr>
-        <w:tc>
-          <w:tcPr>
-            <w:tcW w:type="dxa" w:w="2112"/>
-            <w:shd w:fill="F7F4F6" w:color="auto" w:val="clear"/>
-            <w:tcMar>
-              <w:top w:type="dxa" w:w="26"/>
-              <w:left w:type="dxa" w:w="90"/>
-              <w:bottom w:type="dxa" w:w="26"/>
-              <w:right w:type="dxa" w:w="90"/>
-            </w:tcMar>
-            <w:vAlign w:val="center"/>
-          </w:tcPr>
-          <w:p>
-            <w:pPr>
-              <w:spacing w:after="18" w:before="18" w:line="215"/>
-              <w:jc w:val="left"/>
-            </w:pPr>
-            <w:r>
-              <w:rPr>
-                <w:b/>
-                <w:bCs/>
-                <w:color w:val="1A1A1A"/>
-                <w:sz w:val="17"/>
-                <w:szCs w:val="17"/>
-              </w:rPr>
-              <w:t xml:space="preserve">Castigo</w:t>
-            </w:r>
-          </w:p>
-        </w:tc>
-        <w:tc>
-          <w:tcPr>
-            <w:tcW w:type="dxa" w:w="1152"/>
-            <w:shd w:fill="F7F4F6" w:color="auto" w:val="clear"/>
-            <w:tcMar>
-              <w:top w:type="dxa" w:w="26"/>
-              <w:left w:type="dxa" w:w="90"/>
-              <w:bottom w:type="dxa" w:w="26"/>
-              <w:right w:type="dxa" w:w="90"/>
-            </w:tcMar>
-            <w:vAlign w:val="center"/>
-          </w:tcPr>
-          <w:p>
-            <w:pPr>
-              <w:spacing w:after="18" w:before="18" w:line="215"/>
-              <w:jc w:val="center"/>
-            </w:pPr>
-            <w:r>
-              <w:rPr>
-                <w:b w:val="false"/>
-                <w:bCs w:val="false"/>
-                <w:color w:val="1A1A1A"/>
-                <w:sz w:val="17"/>
-                <w:szCs w:val="17"/>
-              </w:rPr>
-              <w:t xml:space="preserve">■</w:t>
-            </w:r>
-          </w:p>
-        </w:tc>
-        <w:tc>
-          <w:tcPr>
-            <w:tcW w:type="dxa" w:w="1152"/>
-            <w:shd w:fill="F7F4F6" w:color="auto" w:val="clear"/>
-            <w:tcMar>
-              <w:top w:type="dxa" w:w="26"/>
-              <w:left w:type="dxa" w:w="90"/>
-              <w:bottom w:type="dxa" w:w="26"/>
-              <w:right w:type="dxa" w:w="90"/>
-            </w:tcMar>
-            <w:vAlign w:val="center"/>
-          </w:tcPr>
-          <w:p>
-            <w:pPr>
-              <w:spacing w:after="18" w:before="18" w:line="215"/>
-              <w:jc w:val="center"/>
-            </w:pPr>
-            <w:r>
-              <w:rPr>
-                <w:b w:val="false"/>
-                <w:bCs w:val="false"/>
-                <w:color w:val="1A1A1A"/>
-                <w:sz w:val="17"/>
-                <w:szCs w:val="17"/>
-              </w:rPr>
-              <w:t xml:space="preserve">☐</w:t>
-            </w:r>
-          </w:p>
-        </w:tc>
-        <w:tc>
-          <w:tcPr>
-            <w:tcW w:type="dxa" w:w="2112"/>
-            <w:shd w:fill="F7F4F6" w:color="auto" w:val="clear"/>
-            <w:tcMar>
-              <w:top w:type="dxa" w:w="26"/>
-              <w:left w:type="dxa" w:w="90"/>
-              <w:bottom w:type="dxa" w:w="26"/>
-              <w:right w:type="dxa" w:w="90"/>
-            </w:tcMar>
-            <w:vAlign w:val="center"/>
-          </w:tcPr>
-          <w:p>
-            <w:pPr>
-              <w:spacing w:after="18" w:before="18" w:line="215"/>
-              <w:jc w:val="left"/>
-            </w:pPr>
-            <w:r>
-              <w:rPr>
-                <w:b/>
-                <w:bCs/>
-                <w:color w:val="1A1A1A"/>
-                <w:sz w:val="17"/>
-                <w:szCs w:val="17"/>
-              </w:rPr>
-              <w:t xml:space="preserve">Percepção</w:t>
-            </w:r>
-          </w:p>
-        </w:tc>
-        <w:tc>
-          <w:tcPr>
-            <w:tcW w:type="dxa" w:w="1152"/>
-            <w:shd w:fill="F7F4F6" w:color="auto" w:val="clear"/>
-            <w:tcMar>
-              <w:top w:type="dxa" w:w="26"/>
-              <w:left w:type="dxa" w:w="90"/>
-              <w:bottom w:type="dxa" w:w="26"/>
-              <w:right w:type="dxa" w:w="90"/>
-            </w:tcMar>
-            <w:vAlign w:val="center"/>
-          </w:tcPr>
-          <w:p>
-            <w:pPr>
-              <w:spacing w:after="18" w:before="18" w:line="215"/>
-              <w:jc w:val="center"/>
-            </w:pPr>
-            <w:r>
-              <w:rPr>
-                <w:b w:val="false"/>
-                <w:bCs w:val="false"/>
-                <w:color w:val="1A1A1A"/>
-                <w:sz w:val="17"/>
-                <w:szCs w:val="17"/>
-              </w:rPr>
-              <w:t xml:space="preserve">☐</w:t>
-            </w:r>
-          </w:p>
-        </w:tc>
-        <w:tc>
-          <w:tcPr>
-            <w:tcW w:type="dxa" w:w="1920"/>
-            <w:shd w:fill="F7F4F6" w:color="auto" w:val="clear"/>
-            <w:tcMar>
-              <w:top w:type="dxa" w:w="26"/>
-              <w:left w:type="dxa" w:w="90"/>
-              <w:bottom w:type="dxa" w:w="26"/>
-              <w:right w:type="dxa" w:w="90"/>
-            </w:tcMar>
-            <w:vAlign w:val="center"/>
-          </w:tcPr>
-          <w:p>
-            <w:pPr>
-              <w:spacing w:after="18" w:before="18" w:line="215"/>
-              <w:jc w:val="center"/>
-            </w:pPr>
-            <w:r>
-              <w:rPr>
-                <w:b w:val="false"/>
-                <w:bCs w:val="false"/>
-                <w:color w:val="1A1A1A"/>
-                <w:sz w:val="17"/>
-                <w:szCs w:val="17"/>
-              </w:rPr>
-              <w:t xml:space="preserve">☐</w:t>
-            </w:r>
-          </w:p>
-        </w:tc>
-      </w:tr>
-      <w:tr>
-        <w:trPr>
-          <w:cantSplit/>
-        </w:trPr>
-        <w:tc>
-          <w:tcPr>
-            <w:tcW w:type="dxa" w:w="2112"/>
-            <w:tcMar>
-              <w:top w:type="dxa" w:w="26"/>
-              <w:left w:type="dxa" w:w="90"/>
-              <w:bottom w:type="dxa" w:w="26"/>
-              <w:right w:type="dxa" w:w="90"/>
-            </w:tcMar>
-            <w:vAlign w:val="center"/>
-          </w:tcPr>
-          <w:p>
-            <w:pPr>
-              <w:spacing w:after="18" w:before="18" w:line="215"/>
-              <w:jc w:val="left"/>
-            </w:pPr>
-            <w:r>
-              <w:rPr>
-                <w:b/>
-                <w:bCs/>
-                <w:color w:val="1A1A1A"/>
-                <w:sz w:val="17"/>
-                <w:szCs w:val="17"/>
-              </w:rPr>
-              <w:t xml:space="preserve">Amparo</w:t>
-            </w:r>
-          </w:p>
-        </w:tc>
-        <w:tc>
-          <w:tcPr>
-            <w:tcW w:type="dxa" w:w="1152"/>
-            <w:tcMar>
-              <w:top w:type="dxa" w:w="26"/>
-              <w:left w:type="dxa" w:w="90"/>
-              <w:bottom w:type="dxa" w:w="26"/>
-              <w:right w:type="dxa" w:w="90"/>
-            </w:tcMar>
-            <w:vAlign w:val="center"/>
-          </w:tcPr>
-          <w:p>
-            <w:pPr>
-              <w:spacing w:after="18" w:before="18" w:line="215"/>
-              <w:jc w:val="center"/>
-            </w:pPr>
-            <w:r>
-              <w:rPr>
-                <w:b w:val="false"/>
-                <w:bCs w:val="false"/>
-                <w:color w:val="1A1A1A"/>
-                <w:sz w:val="17"/>
-                <w:szCs w:val="17"/>
-              </w:rPr>
-              <w:t xml:space="preserve">☐</w:t>
-            </w:r>
-          </w:p>
-        </w:tc>
-        <w:tc>
-          <w:tcPr>
-            <w:tcW w:type="dxa" w:w="1152"/>
-            <w:tcMar>
-              <w:top w:type="dxa" w:w="26"/>
-              <w:left w:type="dxa" w:w="90"/>
-              <w:bottom w:type="dxa" w:w="26"/>
-              <w:right w:type="dxa" w:w="90"/>
-            </w:tcMar>
-            <w:vAlign w:val="center"/>
-          </w:tcPr>
-          <w:p>
-            <w:pPr>
-              <w:spacing w:after="18" w:before="18" w:line="215"/>
-              <w:jc w:val="center"/>
-            </w:pPr>
-            <w:r>
-              <w:rPr>
-                <w:b w:val="false"/>
-                <w:bCs w:val="false"/>
-                <w:color w:val="1A1A1A"/>
-                <w:sz w:val="17"/>
-                <w:szCs w:val="17"/>
-              </w:rPr>
-              <w:t xml:space="preserve">■</w:t>
-            </w:r>
-          </w:p>
-        </w:tc>
-        <w:tc>
-          <w:tcPr>
-            <w:tcW w:type="dxa" w:w="2112"/>
-            <w:tcMar>
-              <w:top w:type="dxa" w:w="26"/>
-              <w:left w:type="dxa" w:w="90"/>
-              <w:bottom w:type="dxa" w:w="26"/>
-              <w:right w:type="dxa" w:w="90"/>
-            </w:tcMar>
-            <w:vAlign w:val="center"/>
-          </w:tcPr>
-          <w:p>
-            <w:pPr>
-              <w:spacing w:after="18" w:before="18" w:line="215"/>
-              <w:jc w:val="left"/>
-            </w:pPr>
-          </w:p>
-        </w:tc>
-        <w:tc>
-          <w:tcPr>
-            <w:tcW w:type="dxa" w:w="1152"/>
-            <w:tcMar>
-              <w:top w:type="dxa" w:w="26"/>
-              <w:left w:type="dxa" w:w="90"/>
-              <w:bottom w:type="dxa" w:w="26"/>
-              <w:right w:type="dxa" w:w="90"/>
-            </w:tcMar>
-            <w:vAlign w:val="center"/>
-          </w:tcPr>
-          <w:p>
-            <w:pPr>
-              <w:spacing w:after="18" w:before="18" w:line="215"/>
-              <w:jc w:val="center"/>
-            </w:pPr>
-          </w:p>
-        </w:tc>
-        <w:tc>
-          <w:tcPr>
-            <w:tcW w:type="dxa" w:w="1920"/>
-            <w:tcMar>
-              <w:top w:type="dxa" w:w="26"/>
-              <w:left w:type="dxa" w:w="90"/>
-              <w:bottom w:type="dxa" w:w="26"/>
-              <w:right w:type="dxa" w:w="90"/>
-            </w:tcMar>
-            <w:vAlign w:val="center"/>
-          </w:tcPr>
-          <w:p>
-            <w:pPr>
-              <w:spacing w:after="18" w:before="18" w:line="215"/>
-              <w:jc w:val="center"/>
-            </w:pPr>
+              <w:t xml:space="preserve">O ATRIBUTO DA TÉCNICA — UM DOS CINCO, TRAVADO NA CRIAÇÃO</w:t>
+            </w:r>
+          </w:p>
+          <w:p>
+            <w:pPr>
+              <w:spacing w:after="30" w:before="0"/>
+            </w:pPr>
+            <w:r>
+              <w:rPr>
+                <w:color w:val="251727"/>
+                <w:sz w:val="20"/>
+                <w:szCs w:val="20"/>
+              </w:rPr>
+              <w:t xml:space="preserve">Força</w:t>
+            </w:r>
+          </w:p>
+        </w:tc>
+        <w:tc>
+          <w:tcPr>
+            <w:tcW w:type="dxa" w:w="5760"/>
+            <w:tcBorders>
+              <w:top w:val="nil"/>
+              <w:left w:val="nil"/>
+              <w:bottom w:val="single" w:color="9A6F87" w:sz="6"/>
+              <w:right w:val="nil"/>
+            </w:tcBorders>
+            <w:shd w:fill="FDF0F6" w:color="auto" w:val="clear"/>
+            <w:tcMar>
+              <w:top w:type="dxa" w:w="30"/>
+              <w:left w:type="dxa" w:w="120"/>
+              <w:bottom w:type="dxa" w:w="30"/>
+              <w:right w:type="dxa" w:w="120"/>
+            </w:tcMar>
+            <w:vAlign w:val="top"/>
+          </w:tcPr>
+          <w:p>
+            <w:pPr>
+              <w:spacing w:after="10" w:before="20"/>
+            </w:pPr>
+            <w:r>
+              <w:rPr>
+                <w:b/>
+                <w:bCs/>
+                <w:color w:val="847B86"/>
+                <w:spacing w:val="30"/>
+                <w:sz w:val="13"/>
+                <w:szCs w:val="13"/>
+              </w:rPr>
+              <w:t xml:space="preserve">SELO — O GESTO, A CONDIÇÃO OU O OBJETO QUE A TÉCNICA EXIGE</w:t>
+            </w:r>
+          </w:p>
+          <w:p>
+            <w:pPr>
+              <w:spacing w:after="30" w:before="0"/>
+            </w:pPr>
+            <w:r>
+              <w:rPr>
+                <w:color w:val="251727"/>
+                <w:sz w:val="20"/>
+                <w:szCs w:val="20"/>
+              </w:rPr>
+              <w:t xml:space="preserve">As duas mãos precisam se tocar antes.</w:t>
+            </w:r>
           </w:p>
         </w:tc>
       </w:tr>
     </w:tbl>
     <w:p>
       <w:pPr>
-        <w:spacing w:after="96" w:before="36"/>
+        <w:spacing w:after="48" w:before="36"/>
       </w:pPr>
       <w:r>
         <w:rPr>
           <w:i/>
           <w:iCs/>
-          <w:color w:val="6B6B6B"/>
+          <w:color w:val="847B86"/>
           <w:sz w:val="14"/>
           <w:szCs w:val="14"/>
         </w:rPr>
-        <w:t xml:space="preserve">Melhoria de família </w:t>
+        <w:t xml:space="preserve">O atributo entra no </w:t>
       </w:r>
       <w:r>
         <w:rPr>
@@ -5960,21 +5052,21 @@
           <w:bCs/>
           <w:i/>
           <w:iCs/>
-          <w:color w:val="6B6B6B"/>
+          <w:color w:val="847B86"/>
           <w:sz w:val="14"/>
           <w:szCs w:val="14"/>
         </w:rPr>
-        <w:t xml:space="preserve">Livre</w:t>
+        <w:t xml:space="preserve">ataque de conjuração</w:t>
       </w:r>
       <w:r>
         <w:rPr>
           <w:i/>
           <w:iCs/>
-          <w:color w:val="6B6B6B"/>
+          <w:color w:val="847B86"/>
           <w:sz w:val="14"/>
           <w:szCs w:val="14"/>
         </w:rPr>
-        <w:t xml:space="preserve"> custa metade da Classe a menos. De família </w:t>
+        <w:t xml:space="preserve"> e na </w:t>
       </w:r>
       <w:r>
         <w:rPr>
@@ -5982,105 +5074,21 @@
           <w:bCs/>
           <w:i/>
           <w:iCs/>
-          <w:color w:val="6B6B6B"/>
+          <w:color w:val="847B86"/>
           <w:sz w:val="14"/>
           <w:szCs w:val="14"/>
         </w:rPr>
-        <w:t xml:space="preserve">Fechada</w:t>
+        <w:t xml:space="preserve">CD dos seus feitiços</w:t>
       </w:r>
       <w:r>
         <w:rPr>
           <w:i/>
           <w:iCs/>
-          <w:color w:val="6B6B6B"/>
+          <w:color w:val="847B86"/>
           <w:sz w:val="14"/>
           <w:szCs w:val="14"/>
         </w:rPr>
-        <w:t xml:space="preserve"> você nunca compra nada. É aqui que duas técnicas com a mesma Regra viram personagens diferentes.</w:t>
-      </w:r>
-    </w:p>
-    <w:tbl>
-      <w:tblPr>
-        <w:tblW w:type="dxa" w:w="9600"/>
-        <w:tblBorders>
-          <w:top w:val="nil"/>
-          <w:left w:val="nil"/>
-          <w:bottom w:val="nil"/>
-          <w:right w:val="nil"/>
-          <w:insideH w:val="nil"/>
-          <w:insideV w:val="nil"/>
-        </w:tblBorders>
-      </w:tblPr>
-      <w:tblGrid>
-        <w:gridCol w:w="9600"/>
-      </w:tblGrid>
-      <w:tr>
-        <w:trPr>
-          <w:cantSplit/>
-        </w:trPr>
-        <w:tc>
-          <w:tcPr>
-            <w:tcW w:type="dxa" w:w="9600"/>
-            <w:tcBorders>
-              <w:top w:val="nil"/>
-              <w:left w:val="nil"/>
-              <w:bottom w:val="single" w:color="9A9A9A" w:sz="6"/>
-              <w:right w:val="nil"/>
-            </w:tcBorders>
-            <w:shd w:fill="FCFBFC" w:color="auto" w:val="clear"/>
-            <w:tcMar>
-              <w:top w:type="dxa" w:w="42"/>
-              <w:left w:type="dxa" w:w="120"/>
-              <w:bottom w:type="dxa" w:w="42"/>
-              <w:right w:type="dxa" w:w="120"/>
-            </w:tcMar>
-            <w:vAlign w:val="top"/>
-          </w:tcPr>
-          <w:p>
-            <w:pPr>
-              <w:spacing w:after="10" w:before="20"/>
-            </w:pPr>
-            <w:r>
-              <w:rPr>
-                <w:b/>
-                <w:bCs/>
-                <w:color w:val="6B6B6B"/>
-                <w:spacing w:val="30"/>
-                <w:sz w:val="13"/>
-                <w:szCs w:val="13"/>
-              </w:rPr>
-              <w:t xml:space="preserve">SELO — O GESTO, A CONDIÇÃO OU O OBJETO QUE A TÉCNICA EXIGE</w:t>
-            </w:r>
-          </w:p>
-          <w:p>
-            <w:pPr>
-              <w:spacing w:after="30" w:before="0"/>
-            </w:pPr>
-            <w:r>
-              <w:rPr>
-                <w:color w:val="1A1A1A"/>
-                <w:sz w:val="20"/>
-                <w:szCs w:val="20"/>
-              </w:rPr>
-              <w:t xml:space="preserve">As duas mãos precisam se tocar antes.</w:t>
-            </w:r>
-          </w:p>
-        </w:tc>
-      </w:tr>
-    </w:tbl>
-    <w:p>
-      <w:pPr>
-        <w:spacing w:after="96" w:before="36"/>
-      </w:pPr>
-      <w:r>
-        <w:rPr>
-          <w:i/>
-          <w:iCs/>
-          <w:color w:val="6B6B6B"/>
-          <w:sz w:val="14"/>
-          <w:szCs w:val="14"/>
-        </w:rPr>
-        <w:t xml:space="preserve">O Selo não custa nem devolve ponto: ele é identidade. Mas Restrição que o Selo já obriga </w:t>
+        <w:t xml:space="preserve">, na página 1. O Selo não custa nem devolve ponto, e Restrição que o Selo já obriga </w:t>
       </w:r>
       <w:r>
         <w:rPr>
@@ -6088,7 +5096,7 @@
           <w:bCs/>
           <w:i/>
           <w:iCs/>
-          <w:color w:val="6B6B6B"/>
+          <w:color w:val="847B86"/>
           <w:sz w:val="14"/>
           <w:szCs w:val="14"/>
         </w:rPr>
@@ -6098,7 +5106,7 @@
         <w:rPr>
           <w:i/>
           <w:iCs/>
-          <w:color w:val="6B6B6B"/>
+          <w:color w:val="847B86"/>
           <w:sz w:val="14"/>
           <w:szCs w:val="14"/>
         </w:rPr>
@@ -6129,11 +5137,11 @@
             <w:tcW w:type="dxa" w:w="9600"/>
             <w:tcBorders>
               <w:top w:val="nil"/>
-              <w:left w:val="single" w:color="741B47" w:sz="12"/>
+              <w:left w:val="single" w:color="BC2A6E" w:sz="12"/>
               <w:bottom w:val="nil"/>
               <w:right w:val="nil"/>
             </w:tcBorders>
-            <w:shd w:fill="FCFBFC" w:color="auto" w:val="clear"/>
+            <w:shd w:fill="FDF0F6" w:color="auto" w:val="clear"/>
             <w:tcMar>
               <w:top w:type="dxa" w:w="70"/>
               <w:left w:type="dxa" w:w="150"/>
@@ -6149,25 +5157,29 @@
               <w:rPr>
                 <w:b/>
                 <w:bCs/>
-                <w:color w:val="6B6B6B"/>
+                <w:color w:val="847B86"/>
                 <w:spacing w:val="30"/>
                 <w:sz w:val="13"/>
                 <w:szCs w:val="13"/>
               </w:rPr>
-              <w:t xml:space="preserve">PASSIVA LIVRE — UMA, DE GRAÇA. NÃO ROLA DADO, NÃO MUDA NÚMERO, NÃO FAZ NINGUÉM ROLAR</w:t>
-            </w:r>
-          </w:p>
-          <w:p>
-            <w:pPr>
-              <w:spacing w:after="60" w:line="260"/>
-            </w:pPr>
-            <w:r>
-              <w:rPr>
-                <w:sz w:val="19"/>
-                <w:szCs w:val="19"/>
-              </w:rPr>
-              <w:t xml:space="preserve">Ela sabe o peso exato de qualquer coisa que encoste nela.</w:t>
-            </w:r>
+              <w:t xml:space="preserve">DESCRIÇÃO — DE ONDE ELA VEIO, COMO ELA APARECE, O QUE AS PESSOAS VEEM</w:t>
+            </w:r>
+          </w:p>
+          <w:p>
+            <w:pPr>
+              <w:pBdr>
+                <w:bottom w:val="single" w:color="F8C7DC" w:sz="4" w:space="2"/>
+              </w:pBdr>
+              <w:spacing w:after="108"/>
+            </w:pPr>
+          </w:p>
+          <w:p>
+            <w:pPr>
+              <w:pBdr>
+                <w:bottom w:val="single" w:color="F8C7DC" w:sz="4" w:space="2"/>
+              </w:pBdr>
+              <w:spacing w:after="108"/>
+            </w:pPr>
           </w:p>
         </w:tc>
       </w:tr>
@@ -6194,11 +5206,11 @@
         <w:tc>
           <w:tcPr>
             <w:tcW w:type="dxa" w:w="9600"/>
-            <w:shd w:fill="4E1230" w:color="auto" w:val="clear"/>
-            <w:tcMar>
-              <w:top w:type="dxa" w:w="50"/>
+            <w:shd w:fill="2B1B2E" w:color="auto" w:val="clear"/>
+            <w:tcMar>
+              <w:top w:type="dxa" w:w="34"/>
               <w:left w:type="dxa" w:w="150"/>
-              <w:bottom w:type="dxa" w:w="50"/>
+              <w:bottom w:type="dxa" w:w="34"/>
               <w:right w:type="dxa" w:w="150"/>
             </w:tcMar>
           </w:tcPr>
@@ -6216,7 +5228,7 @@
                 <w:sz w:val="17"/>
                 <w:szCs w:val="17"/>
               </w:rPr>
-              <w:t xml:space="preserve">FEITIÇOS DE CLASSE 0 — 2, GRÁTIS, NÃO OCUPAM ESPAÇO</w:t>
+              <w:t xml:space="preserve">FAMÍLIAS — DUAS LIVRES, TRÊS FECHADAS</w:t>
             </w:r>
           </w:p>
         </w:tc>
@@ -6226,19 +5238,21 @@
       <w:tblPr>
         <w:tblW w:type="dxa" w:w="9600"/>
         <w:tblBorders>
-          <w:top w:val="single" w:color="C8C8C8" w:sz="4"/>
-          <w:left w:val="single" w:color="C8C8C8" w:sz="4"/>
-          <w:bottom w:val="single" w:color="C8C8C8" w:sz="4"/>
-          <w:right w:val="single" w:color="C8C8C8" w:sz="4"/>
-          <w:insideH w:val="single" w:color="C8C8C8" w:sz="2"/>
-          <w:insideV w:val="single" w:color="C8C8C8" w:sz="2"/>
+          <w:top w:val="single" w:color="F8C7DC" w:sz="4"/>
+          <w:left w:val="single" w:color="F8C7DC" w:sz="4"/>
+          <w:bottom w:val="single" w:color="F8C7DC" w:sz="4"/>
+          <w:right w:val="single" w:color="F8C7DC" w:sz="4"/>
+          <w:insideH w:val="single" w:color="F8C7DC" w:sz="2"/>
+          <w:insideV w:val="single" w:color="F8C7DC" w:sz="2"/>
         </w:tblBorders>
       </w:tblPr>
       <w:tblGrid>
-        <w:gridCol w:w="672"/>
-        <w:gridCol w:w="2304"/>
+        <w:gridCol w:w="2112"/>
+        <w:gridCol w:w="1152"/>
+        <w:gridCol w:w="1152"/>
+        <w:gridCol w:w="2112"/>
+        <w:gridCol w:w="1152"/>
         <w:gridCol w:w="1920"/>
-        <w:gridCol w:w="4704"/>
       </w:tblGrid>
       <w:tr>
         <w:trPr>
@@ -6247,39 +5261,20 @@
         </w:trPr>
         <w:tc>
           <w:tcPr>
-            <w:tcW w:type="dxa" w:w="672"/>
-            <w:shd w:fill="4E1230" w:color="auto" w:val="clear"/>
-            <w:tcMar>
-              <w:top w:type="dxa" w:w="26"/>
-              <w:left w:type="dxa" w:w="90"/>
-              <w:bottom w:type="dxa" w:w="26"/>
-              <w:right w:type="dxa" w:w="90"/>
-            </w:tcMar>
-            <w:vAlign w:val="center"/>
-          </w:tcPr>
-          <w:p>
-            <w:pPr>
-              <w:spacing w:after="18" w:before="18" w:line="215"/>
-              <w:jc w:val="left"/>
-            </w:pPr>
-          </w:p>
-        </w:tc>
-        <w:tc>
-          <w:tcPr>
-            <w:tcW w:type="dxa" w:w="2304"/>
-            <w:shd w:fill="4E1230" w:color="auto" w:val="clear"/>
-            <w:tcMar>
-              <w:top w:type="dxa" w:w="26"/>
-              <w:left w:type="dxa" w:w="90"/>
-              <w:bottom w:type="dxa" w:w="26"/>
-              <w:right w:type="dxa" w:w="90"/>
-            </w:tcMar>
-            <w:vAlign w:val="center"/>
-          </w:tcPr>
-          <w:p>
-            <w:pPr>
-              <w:spacing w:after="18" w:before="18" w:line="215"/>
-              <w:jc w:val="center"/>
+            <w:tcW w:type="dxa" w:w="2112"/>
+            <w:shd w:fill="2B1B2E" w:color="auto" w:val="clear"/>
+            <w:tcMar>
+              <w:top w:type="dxa" w:w="26"/>
+              <w:left w:type="dxa" w:w="90"/>
+              <w:bottom w:type="dxa" w:w="26"/>
+              <w:right w:type="dxa" w:w="90"/>
+            </w:tcMar>
+            <w:vAlign w:val="center"/>
+          </w:tcPr>
+          <w:p>
+            <w:pPr>
+              <w:spacing w:after="18" w:before="18" w:line="215"/>
+              <w:jc w:val="left"/>
             </w:pPr>
             <w:r>
               <w:rPr>
@@ -6289,14 +5284,14 @@
                 <w:sz w:val="15"/>
                 <w:szCs w:val="15"/>
               </w:rPr>
-              <w:t xml:space="preserve">nome</w:t>
-            </w:r>
-          </w:p>
-        </w:tc>
-        <w:tc>
-          <w:tcPr>
-            <w:tcW w:type="dxa" w:w="1920"/>
-            <w:shd w:fill="4E1230" w:color="auto" w:val="clear"/>
+              <w:t xml:space="preserve">família</w:t>
+            </w:r>
+          </w:p>
+        </w:tc>
+        <w:tc>
+          <w:tcPr>
+            <w:tcW w:type="dxa" w:w="1152"/>
+            <w:shd w:fill="2B1B2E" w:color="auto" w:val="clear"/>
             <w:tcMar>
               <w:top w:type="dxa" w:w="26"/>
               <w:left w:type="dxa" w:w="90"/>
@@ -6318,14 +5313,14 @@
                 <w:sz w:val="15"/>
                 <w:szCs w:val="15"/>
               </w:rPr>
-              <w:t xml:space="preserve">Forma</w:t>
-            </w:r>
-          </w:p>
-        </w:tc>
-        <w:tc>
-          <w:tcPr>
-            <w:tcW w:type="dxa" w:w="4704"/>
-            <w:shd w:fill="4E1230" w:color="auto" w:val="clear"/>
+              <w:t xml:space="preserve">Livre</w:t>
+            </w:r>
+          </w:p>
+        </w:tc>
+        <w:tc>
+          <w:tcPr>
+            <w:tcW w:type="dxa" w:w="1152"/>
+            <w:shd w:fill="2B1B2E" w:color="auto" w:val="clear"/>
             <w:tcMar>
               <w:top w:type="dxa" w:w="26"/>
               <w:left w:type="dxa" w:w="90"/>
@@ -6347,7 +5342,94 @@
                 <w:sz w:val="15"/>
                 <w:szCs w:val="15"/>
               </w:rPr>
-              <w:t xml:space="preserve">o que faz</w:t>
+              <w:t xml:space="preserve">Fechada</w:t>
+            </w:r>
+          </w:p>
+        </w:tc>
+        <w:tc>
+          <w:tcPr>
+            <w:tcW w:type="dxa" w:w="2112"/>
+            <w:shd w:fill="2B1B2E" w:color="auto" w:val="clear"/>
+            <w:tcMar>
+              <w:top w:type="dxa" w:w="26"/>
+              <w:left w:type="dxa" w:w="90"/>
+              <w:bottom w:type="dxa" w:w="26"/>
+              <w:right w:type="dxa" w:w="90"/>
+            </w:tcMar>
+            <w:vAlign w:val="center"/>
+          </w:tcPr>
+          <w:p>
+            <w:pPr>
+              <w:spacing w:after="18" w:before="18" w:line="215"/>
+              <w:jc w:val="center"/>
+            </w:pPr>
+            <w:r>
+              <w:rPr>
+                <w:b/>
+                <w:bCs/>
+                <w:color w:val="FFFFFF"/>
+                <w:sz w:val="15"/>
+                <w:szCs w:val="15"/>
+              </w:rPr>
+              <w:t xml:space="preserve">família</w:t>
+            </w:r>
+          </w:p>
+        </w:tc>
+        <w:tc>
+          <w:tcPr>
+            <w:tcW w:type="dxa" w:w="1152"/>
+            <w:shd w:fill="2B1B2E" w:color="auto" w:val="clear"/>
+            <w:tcMar>
+              <w:top w:type="dxa" w:w="26"/>
+              <w:left w:type="dxa" w:w="90"/>
+              <w:bottom w:type="dxa" w:w="26"/>
+              <w:right w:type="dxa" w:w="90"/>
+            </w:tcMar>
+            <w:vAlign w:val="center"/>
+          </w:tcPr>
+          <w:p>
+            <w:pPr>
+              <w:spacing w:after="18" w:before="18" w:line="215"/>
+              <w:jc w:val="center"/>
+            </w:pPr>
+            <w:r>
+              <w:rPr>
+                <w:b/>
+                <w:bCs/>
+                <w:color w:val="FFFFFF"/>
+                <w:sz w:val="15"/>
+                <w:szCs w:val="15"/>
+              </w:rPr>
+              <w:t xml:space="preserve">Livre</w:t>
+            </w:r>
+          </w:p>
+        </w:tc>
+        <w:tc>
+          <w:tcPr>
+            <w:tcW w:type="dxa" w:w="1920"/>
+            <w:shd w:fill="2B1B2E" w:color="auto" w:val="clear"/>
+            <w:tcMar>
+              <w:top w:type="dxa" w:w="26"/>
+              <w:left w:type="dxa" w:w="90"/>
+              <w:bottom w:type="dxa" w:w="26"/>
+              <w:right w:type="dxa" w:w="90"/>
+            </w:tcMar>
+            <w:vAlign w:val="center"/>
+          </w:tcPr>
+          <w:p>
+            <w:pPr>
+              <w:spacing w:after="18" w:before="18" w:line="215"/>
+              <w:jc w:val="center"/>
+            </w:pPr>
+            <w:r>
+              <w:rPr>
+                <w:b/>
+                <w:bCs/>
+                <w:color w:val="FFFFFF"/>
+                <w:sz w:val="15"/>
+                <w:szCs w:val="15"/>
+              </w:rPr>
+              <w:t xml:space="preserve">Fechada</w:t>
             </w:r>
           </w:p>
         </w:tc>
@@ -6358,7 +5440,35 @@
         </w:trPr>
         <w:tc>
           <w:tcPr>
-            <w:tcW w:type="dxa" w:w="672"/>
+            <w:tcW w:type="dxa" w:w="2112"/>
+            <w:tcMar>
+              <w:top w:type="dxa" w:w="26"/>
+              <w:left w:type="dxa" w:w="90"/>
+              <w:bottom w:type="dxa" w:w="26"/>
+              <w:right w:type="dxa" w:w="90"/>
+            </w:tcMar>
+            <w:vAlign w:val="center"/>
+          </w:tcPr>
+          <w:p>
+            <w:pPr>
+              <w:spacing w:after="18" w:before="18" w:line="215"/>
+              <w:jc w:val="left"/>
+            </w:pPr>
+            <w:r>
+              <w:rPr>
+                <w:b/>
+                <w:bCs/>
+                <w:color w:val="251727"/>
+                <w:sz w:val="17"/>
+                <w:szCs w:val="17"/>
+              </w:rPr>
+              <w:t xml:space="preserve">Alcance</w:t>
+            </w:r>
+          </w:p>
+        </w:tc>
+        <w:tc>
+          <w:tcPr>
+            <w:tcW w:type="dxa" w:w="1152"/>
             <w:tcMar>
               <w:top w:type="dxa" w:w="26"/>
               <w:left w:type="dxa" w:w="90"/>
@@ -6376,30 +5486,96 @@
               <w:rPr>
                 <w:b w:val="false"/>
                 <w:bCs w:val="false"/>
-                <w:color w:val="1A1A1A"/>
-                <w:sz w:val="17"/>
-                <w:szCs w:val="17"/>
-              </w:rPr>
-              <w:t xml:space="preserve">1</w:t>
-            </w:r>
-          </w:p>
-        </w:tc>
-        <w:tc>
-          <w:tcPr>
-            <w:tcW w:type="dxa" w:w="2304"/>
-            <w:tcMar>
-              <w:top w:type="dxa" w:w="26"/>
-              <w:left w:type="dxa" w:w="90"/>
-              <w:bottom w:type="dxa" w:w="26"/>
-              <w:right w:type="dxa" w:w="90"/>
-            </w:tcMar>
-            <w:vAlign w:val="center"/>
-          </w:tcPr>
-          <w:p>
-            <w:pPr>
-              <w:spacing w:after="18" w:before="18" w:line="215"/>
-              <w:jc w:val="left"/>
-            </w:pPr>
+                <w:color w:val="251727"/>
+                <w:sz w:val="17"/>
+                <w:szCs w:val="17"/>
+              </w:rPr>
+              <w:t xml:space="preserve">☐</w:t>
+            </w:r>
+          </w:p>
+        </w:tc>
+        <w:tc>
+          <w:tcPr>
+            <w:tcW w:type="dxa" w:w="1152"/>
+            <w:tcMar>
+              <w:top w:type="dxa" w:w="26"/>
+              <w:left w:type="dxa" w:w="90"/>
+              <w:bottom w:type="dxa" w:w="26"/>
+              <w:right w:type="dxa" w:w="90"/>
+            </w:tcMar>
+            <w:vAlign w:val="center"/>
+          </w:tcPr>
+          <w:p>
+            <w:pPr>
+              <w:spacing w:after="18" w:before="18" w:line="215"/>
+              <w:jc w:val="center"/>
+            </w:pPr>
+            <w:r>
+              <w:rPr>
+                <w:b w:val="false"/>
+                <w:bCs w:val="false"/>
+                <w:color w:val="251727"/>
+                <w:sz w:val="17"/>
+                <w:szCs w:val="17"/>
+              </w:rPr>
+              <w:t xml:space="preserve">☐</w:t>
+            </w:r>
+          </w:p>
+        </w:tc>
+        <w:tc>
+          <w:tcPr>
+            <w:tcW w:type="dxa" w:w="2112"/>
+            <w:tcMar>
+              <w:top w:type="dxa" w:w="26"/>
+              <w:left w:type="dxa" w:w="90"/>
+              <w:bottom w:type="dxa" w:w="26"/>
+              <w:right w:type="dxa" w:w="90"/>
+            </w:tcMar>
+            <w:vAlign w:val="center"/>
+          </w:tcPr>
+          <w:p>
+            <w:pPr>
+              <w:spacing w:after="18" w:before="18" w:line="215"/>
+              <w:jc w:val="left"/>
+            </w:pPr>
+            <w:r>
+              <w:rPr>
+                <w:b/>
+                <w:bCs/>
+                <w:color w:val="251727"/>
+                <w:sz w:val="17"/>
+                <w:szCs w:val="17"/>
+              </w:rPr>
+              <w:t xml:space="preserve">Castigo</w:t>
+            </w:r>
+          </w:p>
+        </w:tc>
+        <w:tc>
+          <w:tcPr>
+            <w:tcW w:type="dxa" w:w="1152"/>
+            <w:tcMar>
+              <w:top w:type="dxa" w:w="26"/>
+              <w:left w:type="dxa" w:w="90"/>
+              <w:bottom w:type="dxa" w:w="26"/>
+              <w:right w:type="dxa" w:w="90"/>
+            </w:tcMar>
+            <w:vAlign w:val="center"/>
+          </w:tcPr>
+          <w:p>
+            <w:pPr>
+              <w:spacing w:after="18" w:before="18" w:line="215"/>
+              <w:jc w:val="center"/>
+            </w:pPr>
+            <w:r>
+              <w:rPr>
+                <w:b w:val="false"/>
+                <w:bCs w:val="false"/>
+                <w:color w:val="251727"/>
+                <w:sz w:val="17"/>
+                <w:szCs w:val="17"/>
+              </w:rPr>
+              <w:t xml:space="preserve">■</w:t>
+            </w:r>
           </w:p>
         </w:tc>
         <w:tc>
@@ -6416,26 +5592,18 @@
           <w:p>
             <w:pPr>
               <w:spacing w:after="18" w:before="18" w:line="215"/>
-              <w:jc w:val="left"/>
-            </w:pPr>
-          </w:p>
-        </w:tc>
-        <w:tc>
-          <w:tcPr>
-            <w:tcW w:type="dxa" w:w="4704"/>
-            <w:tcMar>
-              <w:top w:type="dxa" w:w="26"/>
-              <w:left w:type="dxa" w:w="90"/>
-              <w:bottom w:type="dxa" w:w="26"/>
-              <w:right w:type="dxa" w:w="90"/>
-            </w:tcMar>
-            <w:vAlign w:val="center"/>
-          </w:tcPr>
-          <w:p>
-            <w:pPr>
-              <w:spacing w:after="18" w:before="18" w:line="215"/>
-              <w:jc w:val="left"/>
-            </w:pPr>
+              <w:jc w:val="center"/>
+            </w:pPr>
+            <w:r>
+              <w:rPr>
+                <w:b w:val="false"/>
+                <w:bCs w:val="false"/>
+                <w:color w:val="251727"/>
+                <w:sz w:val="17"/>
+                <w:szCs w:val="17"/>
+              </w:rPr>
+              <w:t xml:space="preserve">☐</w:t>
+            </w:r>
           </w:p>
         </w:tc>
       </w:tr>
@@ -6445,8 +5613,37 @@
         </w:trPr>
         <w:tc>
           <w:tcPr>
-            <w:tcW w:type="dxa" w:w="672"/>
-            <w:shd w:fill="F7F4F6" w:color="auto" w:val="clear"/>
+            <w:tcW w:type="dxa" w:w="2112"/>
+            <w:shd w:fill="FADDEA" w:color="auto" w:val="clear"/>
+            <w:tcMar>
+              <w:top w:type="dxa" w:w="26"/>
+              <w:left w:type="dxa" w:w="90"/>
+              <w:bottom w:type="dxa" w:w="26"/>
+              <w:right w:type="dxa" w:w="90"/>
+            </w:tcMar>
+            <w:vAlign w:val="center"/>
+          </w:tcPr>
+          <w:p>
+            <w:pPr>
+              <w:spacing w:after="18" w:before="18" w:line="215"/>
+              <w:jc w:val="left"/>
+            </w:pPr>
+            <w:r>
+              <w:rPr>
+                <w:b/>
+                <w:bCs/>
+                <w:color w:val="251727"/>
+                <w:sz w:val="17"/>
+                <w:szCs w:val="17"/>
+              </w:rPr>
+              <w:t xml:space="preserve">Área</w:t>
+            </w:r>
+          </w:p>
+        </w:tc>
+        <w:tc>
+          <w:tcPr>
+            <w:tcW w:type="dxa" w:w="1152"/>
+            <w:shd w:fill="FADDEA" w:color="auto" w:val="clear"/>
             <w:tcMar>
               <w:top w:type="dxa" w:w="26"/>
               <w:left w:type="dxa" w:w="90"/>
@@ -6464,68 +5661,622 @@
               <w:rPr>
                 <w:b w:val="false"/>
                 <w:bCs w:val="false"/>
-                <w:color w:val="1A1A1A"/>
-                <w:sz w:val="17"/>
-                <w:szCs w:val="17"/>
-              </w:rPr>
-              <w:t xml:space="preserve">2</w:t>
-            </w:r>
-          </w:p>
-        </w:tc>
-        <w:tc>
-          <w:tcPr>
-            <w:tcW w:type="dxa" w:w="2304"/>
-            <w:shd w:fill="F7F4F6" w:color="auto" w:val="clear"/>
-            <w:tcMar>
-              <w:top w:type="dxa" w:w="26"/>
-              <w:left w:type="dxa" w:w="90"/>
-              <w:bottom w:type="dxa" w:w="26"/>
-              <w:right w:type="dxa" w:w="90"/>
-            </w:tcMar>
-            <w:vAlign w:val="center"/>
-          </w:tcPr>
-          <w:p>
-            <w:pPr>
-              <w:spacing w:after="18" w:before="18" w:line="215"/>
-              <w:jc w:val="left"/>
-            </w:pPr>
+                <w:color w:val="251727"/>
+                <w:sz w:val="17"/>
+                <w:szCs w:val="17"/>
+              </w:rPr>
+              <w:t xml:space="preserve">☐</w:t>
+            </w:r>
+          </w:p>
+        </w:tc>
+        <w:tc>
+          <w:tcPr>
+            <w:tcW w:type="dxa" w:w="1152"/>
+            <w:shd w:fill="FADDEA" w:color="auto" w:val="clear"/>
+            <w:tcMar>
+              <w:top w:type="dxa" w:w="26"/>
+              <w:left w:type="dxa" w:w="90"/>
+              <w:bottom w:type="dxa" w:w="26"/>
+              <w:right w:type="dxa" w:w="90"/>
+            </w:tcMar>
+            <w:vAlign w:val="center"/>
+          </w:tcPr>
+          <w:p>
+            <w:pPr>
+              <w:spacing w:after="18" w:before="18" w:line="215"/>
+              <w:jc w:val="center"/>
+            </w:pPr>
+            <w:r>
+              <w:rPr>
+                <w:b w:val="false"/>
+                <w:bCs w:val="false"/>
+                <w:color w:val="251727"/>
+                <w:sz w:val="17"/>
+                <w:szCs w:val="17"/>
+              </w:rPr>
+              <w:t xml:space="preserve">■</w:t>
+            </w:r>
+          </w:p>
+        </w:tc>
+        <w:tc>
+          <w:tcPr>
+            <w:tcW w:type="dxa" w:w="2112"/>
+            <w:shd w:fill="FADDEA" w:color="auto" w:val="clear"/>
+            <w:tcMar>
+              <w:top w:type="dxa" w:w="26"/>
+              <w:left w:type="dxa" w:w="90"/>
+              <w:bottom w:type="dxa" w:w="26"/>
+              <w:right w:type="dxa" w:w="90"/>
+            </w:tcMar>
+            <w:vAlign w:val="center"/>
+          </w:tcPr>
+          <w:p>
+            <w:pPr>
+              <w:spacing w:after="18" w:before="18" w:line="215"/>
+              <w:jc w:val="left"/>
+            </w:pPr>
+            <w:r>
+              <w:rPr>
+                <w:b/>
+                <w:bCs/>
+                <w:color w:val="251727"/>
+                <w:sz w:val="17"/>
+                <w:szCs w:val="17"/>
+              </w:rPr>
+              <w:t xml:space="preserve">Tempo</w:t>
+            </w:r>
+          </w:p>
+        </w:tc>
+        <w:tc>
+          <w:tcPr>
+            <w:tcW w:type="dxa" w:w="1152"/>
+            <w:shd w:fill="FADDEA" w:color="auto" w:val="clear"/>
+            <w:tcMar>
+              <w:top w:type="dxa" w:w="26"/>
+              <w:left w:type="dxa" w:w="90"/>
+              <w:bottom w:type="dxa" w:w="26"/>
+              <w:right w:type="dxa" w:w="90"/>
+            </w:tcMar>
+            <w:vAlign w:val="center"/>
+          </w:tcPr>
+          <w:p>
+            <w:pPr>
+              <w:spacing w:after="18" w:before="18" w:line="215"/>
+              <w:jc w:val="center"/>
+            </w:pPr>
+            <w:r>
+              <w:rPr>
+                <w:b w:val="false"/>
+                <w:bCs w:val="false"/>
+                <w:color w:val="251727"/>
+                <w:sz w:val="17"/>
+                <w:szCs w:val="17"/>
+              </w:rPr>
+              <w:t xml:space="preserve">☐</w:t>
+            </w:r>
           </w:p>
         </w:tc>
         <w:tc>
           <w:tcPr>
             <w:tcW w:type="dxa" w:w="1920"/>
-            <w:shd w:fill="F7F4F6" w:color="auto" w:val="clear"/>
-            <w:tcMar>
-              <w:top w:type="dxa" w:w="26"/>
-              <w:left w:type="dxa" w:w="90"/>
-              <w:bottom w:type="dxa" w:w="26"/>
-              <w:right w:type="dxa" w:w="90"/>
-            </w:tcMar>
-            <w:vAlign w:val="center"/>
-          </w:tcPr>
-          <w:p>
-            <w:pPr>
-              <w:spacing w:after="18" w:before="18" w:line="215"/>
-              <w:jc w:val="left"/>
-            </w:pPr>
-          </w:p>
-        </w:tc>
-        <w:tc>
-          <w:tcPr>
-            <w:tcW w:type="dxa" w:w="4704"/>
-            <w:shd w:fill="F7F4F6" w:color="auto" w:val="clear"/>
-            <w:tcMar>
-              <w:top w:type="dxa" w:w="26"/>
-              <w:left w:type="dxa" w:w="90"/>
-              <w:bottom w:type="dxa" w:w="26"/>
-              <w:right w:type="dxa" w:w="90"/>
-            </w:tcMar>
-            <w:vAlign w:val="center"/>
-          </w:tcPr>
-          <w:p>
-            <w:pPr>
-              <w:spacing w:after="18" w:before="18" w:line="215"/>
-              <w:jc w:val="left"/>
+            <w:shd w:fill="FADDEA" w:color="auto" w:val="clear"/>
+            <w:tcMar>
+              <w:top w:type="dxa" w:w="26"/>
+              <w:left w:type="dxa" w:w="90"/>
+              <w:bottom w:type="dxa" w:w="26"/>
+              <w:right w:type="dxa" w:w="90"/>
+            </w:tcMar>
+            <w:vAlign w:val="center"/>
+          </w:tcPr>
+          <w:p>
+            <w:pPr>
+              <w:spacing w:after="18" w:before="18" w:line="215"/>
+              <w:jc w:val="center"/>
+            </w:pPr>
+            <w:r>
+              <w:rPr>
+                <w:b w:val="false"/>
+                <w:bCs w:val="false"/>
+                <w:color w:val="251727"/>
+                <w:sz w:val="17"/>
+                <w:szCs w:val="17"/>
+              </w:rPr>
+              <w:t xml:space="preserve">☐</w:t>
+            </w:r>
+          </w:p>
+        </w:tc>
+      </w:tr>
+      <w:tr>
+        <w:trPr>
+          <w:cantSplit/>
+        </w:trPr>
+        <w:tc>
+          <w:tcPr>
+            <w:tcW w:type="dxa" w:w="2112"/>
+            <w:tcMar>
+              <w:top w:type="dxa" w:w="26"/>
+              <w:left w:type="dxa" w:w="90"/>
+              <w:bottom w:type="dxa" w:w="26"/>
+              <w:right w:type="dxa" w:w="90"/>
+            </w:tcMar>
+            <w:vAlign w:val="center"/>
+          </w:tcPr>
+          <w:p>
+            <w:pPr>
+              <w:spacing w:after="18" w:before="18" w:line="215"/>
+              <w:jc w:val="left"/>
+            </w:pPr>
+            <w:r>
+              <w:rPr>
+                <w:b/>
+                <w:bCs/>
+                <w:color w:val="251727"/>
+                <w:sz w:val="17"/>
+                <w:szCs w:val="17"/>
+              </w:rPr>
+              <w:t xml:space="preserve">Mira</w:t>
+            </w:r>
+          </w:p>
+        </w:tc>
+        <w:tc>
+          <w:tcPr>
+            <w:tcW w:type="dxa" w:w="1152"/>
+            <w:tcMar>
+              <w:top w:type="dxa" w:w="26"/>
+              <w:left w:type="dxa" w:w="90"/>
+              <w:bottom w:type="dxa" w:w="26"/>
+              <w:right w:type="dxa" w:w="90"/>
+            </w:tcMar>
+            <w:vAlign w:val="center"/>
+          </w:tcPr>
+          <w:p>
+            <w:pPr>
+              <w:spacing w:after="18" w:before="18" w:line="215"/>
+              <w:jc w:val="center"/>
+            </w:pPr>
+            <w:r>
+              <w:rPr>
+                <w:b w:val="false"/>
+                <w:bCs w:val="false"/>
+                <w:color w:val="251727"/>
+                <w:sz w:val="17"/>
+                <w:szCs w:val="17"/>
+              </w:rPr>
+              <w:t xml:space="preserve">☐</w:t>
+            </w:r>
+          </w:p>
+        </w:tc>
+        <w:tc>
+          <w:tcPr>
+            <w:tcW w:type="dxa" w:w="1152"/>
+            <w:tcMar>
+              <w:top w:type="dxa" w:w="26"/>
+              <w:left w:type="dxa" w:w="90"/>
+              <w:bottom w:type="dxa" w:w="26"/>
+              <w:right w:type="dxa" w:w="90"/>
+            </w:tcMar>
+            <w:vAlign w:val="center"/>
+          </w:tcPr>
+          <w:p>
+            <w:pPr>
+              <w:spacing w:after="18" w:before="18" w:line="215"/>
+              <w:jc w:val="center"/>
+            </w:pPr>
+            <w:r>
+              <w:rPr>
+                <w:b w:val="false"/>
+                <w:bCs w:val="false"/>
+                <w:color w:val="251727"/>
+                <w:sz w:val="17"/>
+                <w:szCs w:val="17"/>
+              </w:rPr>
+              <w:t xml:space="preserve">☐</w:t>
+            </w:r>
+          </w:p>
+        </w:tc>
+        <w:tc>
+          <w:tcPr>
+            <w:tcW w:type="dxa" w:w="2112"/>
+            <w:tcMar>
+              <w:top w:type="dxa" w:w="26"/>
+              <w:left w:type="dxa" w:w="90"/>
+              <w:bottom w:type="dxa" w:w="26"/>
+              <w:right w:type="dxa" w:w="90"/>
+            </w:tcMar>
+            <w:vAlign w:val="center"/>
+          </w:tcPr>
+          <w:p>
+            <w:pPr>
+              <w:spacing w:after="18" w:before="18" w:line="215"/>
+              <w:jc w:val="left"/>
+            </w:pPr>
+            <w:r>
+              <w:rPr>
+                <w:b/>
+                <w:bCs/>
+                <w:color w:val="251727"/>
+                <w:sz w:val="17"/>
+                <w:szCs w:val="17"/>
+              </w:rPr>
+              <w:t xml:space="preserve">Marca</w:t>
+            </w:r>
+          </w:p>
+        </w:tc>
+        <w:tc>
+          <w:tcPr>
+            <w:tcW w:type="dxa" w:w="1152"/>
+            <w:tcMar>
+              <w:top w:type="dxa" w:w="26"/>
+              <w:left w:type="dxa" w:w="90"/>
+              <w:bottom w:type="dxa" w:w="26"/>
+              <w:right w:type="dxa" w:w="90"/>
+            </w:tcMar>
+            <w:vAlign w:val="center"/>
+          </w:tcPr>
+          <w:p>
+            <w:pPr>
+              <w:spacing w:after="18" w:before="18" w:line="215"/>
+              <w:jc w:val="center"/>
+            </w:pPr>
+            <w:r>
+              <w:rPr>
+                <w:b w:val="false"/>
+                <w:bCs w:val="false"/>
+                <w:color w:val="251727"/>
+                <w:sz w:val="17"/>
+                <w:szCs w:val="17"/>
+              </w:rPr>
+              <w:t xml:space="preserve">☐</w:t>
+            </w:r>
+          </w:p>
+        </w:tc>
+        <w:tc>
+          <w:tcPr>
+            <w:tcW w:type="dxa" w:w="1920"/>
+            <w:tcMar>
+              <w:top w:type="dxa" w:w="26"/>
+              <w:left w:type="dxa" w:w="90"/>
+              <w:bottom w:type="dxa" w:w="26"/>
+              <w:right w:type="dxa" w:w="90"/>
+            </w:tcMar>
+            <w:vAlign w:val="center"/>
+          </w:tcPr>
+          <w:p>
+            <w:pPr>
+              <w:spacing w:after="18" w:before="18" w:line="215"/>
+              <w:jc w:val="center"/>
+            </w:pPr>
+            <w:r>
+              <w:rPr>
+                <w:b w:val="false"/>
+                <w:bCs w:val="false"/>
+                <w:color w:val="251727"/>
+                <w:sz w:val="17"/>
+                <w:szCs w:val="17"/>
+              </w:rPr>
+              <w:t xml:space="preserve">☐</w:t>
+            </w:r>
+          </w:p>
+        </w:tc>
+      </w:tr>
+      <w:tr>
+        <w:trPr>
+          <w:cantSplit/>
+        </w:trPr>
+        <w:tc>
+          <w:tcPr>
+            <w:tcW w:type="dxa" w:w="2112"/>
+            <w:shd w:fill="FADDEA" w:color="auto" w:val="clear"/>
+            <w:tcMar>
+              <w:top w:type="dxa" w:w="26"/>
+              <w:left w:type="dxa" w:w="90"/>
+              <w:bottom w:type="dxa" w:w="26"/>
+              <w:right w:type="dxa" w:w="90"/>
+            </w:tcMar>
+            <w:vAlign w:val="center"/>
+          </w:tcPr>
+          <w:p>
+            <w:pPr>
+              <w:spacing w:after="18" w:before="18" w:line="215"/>
+              <w:jc w:val="left"/>
+            </w:pPr>
+            <w:r>
+              <w:rPr>
+                <w:b/>
+                <w:bCs/>
+                <w:color w:val="251727"/>
+                <w:sz w:val="17"/>
+                <w:szCs w:val="17"/>
+              </w:rPr>
+              <w:t xml:space="preserve">Controle</w:t>
+            </w:r>
+          </w:p>
+        </w:tc>
+        <w:tc>
+          <w:tcPr>
+            <w:tcW w:type="dxa" w:w="1152"/>
+            <w:shd w:fill="FADDEA" w:color="auto" w:val="clear"/>
+            <w:tcMar>
+              <w:top w:type="dxa" w:w="26"/>
+              <w:left w:type="dxa" w:w="90"/>
+              <w:bottom w:type="dxa" w:w="26"/>
+              <w:right w:type="dxa" w:w="90"/>
+            </w:tcMar>
+            <w:vAlign w:val="center"/>
+          </w:tcPr>
+          <w:p>
+            <w:pPr>
+              <w:spacing w:after="18" w:before="18" w:line="215"/>
+              <w:jc w:val="center"/>
+            </w:pPr>
+            <w:r>
+              <w:rPr>
+                <w:b w:val="false"/>
+                <w:bCs w:val="false"/>
+                <w:color w:val="251727"/>
+                <w:sz w:val="17"/>
+                <w:szCs w:val="17"/>
+              </w:rPr>
+              <w:t xml:space="preserve">■</w:t>
+            </w:r>
+          </w:p>
+        </w:tc>
+        <w:tc>
+          <w:tcPr>
+            <w:tcW w:type="dxa" w:w="1152"/>
+            <w:shd w:fill="FADDEA" w:color="auto" w:val="clear"/>
+            <w:tcMar>
+              <w:top w:type="dxa" w:w="26"/>
+              <w:left w:type="dxa" w:w="90"/>
+              <w:bottom w:type="dxa" w:w="26"/>
+              <w:right w:type="dxa" w:w="90"/>
+            </w:tcMar>
+            <w:vAlign w:val="center"/>
+          </w:tcPr>
+          <w:p>
+            <w:pPr>
+              <w:spacing w:after="18" w:before="18" w:line="215"/>
+              <w:jc w:val="center"/>
+            </w:pPr>
+            <w:r>
+              <w:rPr>
+                <w:b w:val="false"/>
+                <w:bCs w:val="false"/>
+                <w:color w:val="251727"/>
+                <w:sz w:val="17"/>
+                <w:szCs w:val="17"/>
+              </w:rPr>
+              <w:t xml:space="preserve">☐</w:t>
+            </w:r>
+          </w:p>
+        </w:tc>
+        <w:tc>
+          <w:tcPr>
+            <w:tcW w:type="dxa" w:w="2112"/>
+            <w:shd w:fill="FADDEA" w:color="auto" w:val="clear"/>
+            <w:tcMar>
+              <w:top w:type="dxa" w:w="26"/>
+              <w:left w:type="dxa" w:w="90"/>
+              <w:bottom w:type="dxa" w:w="26"/>
+              <w:right w:type="dxa" w:w="90"/>
+            </w:tcMar>
+            <w:vAlign w:val="center"/>
+          </w:tcPr>
+          <w:p>
+            <w:pPr>
+              <w:spacing w:after="18" w:before="18" w:line="215"/>
+              <w:jc w:val="left"/>
+            </w:pPr>
+            <w:r>
+              <w:rPr>
+                <w:b/>
+                <w:bCs/>
+                <w:color w:val="251727"/>
+                <w:sz w:val="17"/>
+                <w:szCs w:val="17"/>
+              </w:rPr>
+              <w:t xml:space="preserve">Amparo</w:t>
+            </w:r>
+          </w:p>
+        </w:tc>
+        <w:tc>
+          <w:tcPr>
+            <w:tcW w:type="dxa" w:w="1152"/>
+            <w:shd w:fill="FADDEA" w:color="auto" w:val="clear"/>
+            <w:tcMar>
+              <w:top w:type="dxa" w:w="26"/>
+              <w:left w:type="dxa" w:w="90"/>
+              <w:bottom w:type="dxa" w:w="26"/>
+              <w:right w:type="dxa" w:w="90"/>
+            </w:tcMar>
+            <w:vAlign w:val="center"/>
+          </w:tcPr>
+          <w:p>
+            <w:pPr>
+              <w:spacing w:after="18" w:before="18" w:line="215"/>
+              <w:jc w:val="center"/>
+            </w:pPr>
+            <w:r>
+              <w:rPr>
+                <w:b w:val="false"/>
+                <w:bCs w:val="false"/>
+                <w:color w:val="251727"/>
+                <w:sz w:val="17"/>
+                <w:szCs w:val="17"/>
+              </w:rPr>
+              <w:t xml:space="preserve">☐</w:t>
+            </w:r>
+          </w:p>
+        </w:tc>
+        <w:tc>
+          <w:tcPr>
+            <w:tcW w:type="dxa" w:w="1920"/>
+            <w:shd w:fill="FADDEA" w:color="auto" w:val="clear"/>
+            <w:tcMar>
+              <w:top w:type="dxa" w:w="26"/>
+              <w:left w:type="dxa" w:w="90"/>
+              <w:bottom w:type="dxa" w:w="26"/>
+              <w:right w:type="dxa" w:w="90"/>
+            </w:tcMar>
+            <w:vAlign w:val="center"/>
+          </w:tcPr>
+          <w:p>
+            <w:pPr>
+              <w:spacing w:after="18" w:before="18" w:line="215"/>
+              <w:jc w:val="center"/>
+            </w:pPr>
+            <w:r>
+              <w:rPr>
+                <w:b w:val="false"/>
+                <w:bCs w:val="false"/>
+                <w:color w:val="251727"/>
+                <w:sz w:val="17"/>
+                <w:szCs w:val="17"/>
+              </w:rPr>
+              <w:t xml:space="preserve">■</w:t>
+            </w:r>
+          </w:p>
+        </w:tc>
+      </w:tr>
+      <w:tr>
+        <w:trPr>
+          <w:cantSplit/>
+        </w:trPr>
+        <w:tc>
+          <w:tcPr>
+            <w:tcW w:type="dxa" w:w="2112"/>
+            <w:tcMar>
+              <w:top w:type="dxa" w:w="26"/>
+              <w:left w:type="dxa" w:w="90"/>
+              <w:bottom w:type="dxa" w:w="26"/>
+              <w:right w:type="dxa" w:w="90"/>
+            </w:tcMar>
+            <w:vAlign w:val="center"/>
+          </w:tcPr>
+          <w:p>
+            <w:pPr>
+              <w:spacing w:after="18" w:before="18" w:line="215"/>
+              <w:jc w:val="left"/>
+            </w:pPr>
+            <w:r>
+              <w:rPr>
+                <w:b/>
+                <w:bCs/>
+                <w:color w:val="251727"/>
+                <w:sz w:val="17"/>
+                <w:szCs w:val="17"/>
+              </w:rPr>
+              <w:t xml:space="preserve">Auxiliares</w:t>
+            </w:r>
+          </w:p>
+        </w:tc>
+        <w:tc>
+          <w:tcPr>
+            <w:tcW w:type="dxa" w:w="1152"/>
+            <w:tcMar>
+              <w:top w:type="dxa" w:w="26"/>
+              <w:left w:type="dxa" w:w="90"/>
+              <w:bottom w:type="dxa" w:w="26"/>
+              <w:right w:type="dxa" w:w="90"/>
+            </w:tcMar>
+            <w:vAlign w:val="center"/>
+          </w:tcPr>
+          <w:p>
+            <w:pPr>
+              <w:spacing w:after="18" w:before="18" w:line="215"/>
+              <w:jc w:val="center"/>
+            </w:pPr>
+            <w:r>
+              <w:rPr>
+                <w:b w:val="false"/>
+                <w:bCs w:val="false"/>
+                <w:color w:val="251727"/>
+                <w:sz w:val="17"/>
+                <w:szCs w:val="17"/>
+              </w:rPr>
+              <w:t xml:space="preserve">☐</w:t>
+            </w:r>
+          </w:p>
+        </w:tc>
+        <w:tc>
+          <w:tcPr>
+            <w:tcW w:type="dxa" w:w="1152"/>
+            <w:tcMar>
+              <w:top w:type="dxa" w:w="26"/>
+              <w:left w:type="dxa" w:w="90"/>
+              <w:bottom w:type="dxa" w:w="26"/>
+              <w:right w:type="dxa" w:w="90"/>
+            </w:tcMar>
+            <w:vAlign w:val="center"/>
+          </w:tcPr>
+          <w:p>
+            <w:pPr>
+              <w:spacing w:after="18" w:before="18" w:line="215"/>
+              <w:jc w:val="center"/>
+            </w:pPr>
+            <w:r>
+              <w:rPr>
+                <w:b w:val="false"/>
+                <w:bCs w:val="false"/>
+                <w:color w:val="251727"/>
+                <w:sz w:val="17"/>
+                <w:szCs w:val="17"/>
+              </w:rPr>
+              <w:t xml:space="preserve">■</w:t>
+            </w:r>
+          </w:p>
+        </w:tc>
+        <w:tc>
+          <w:tcPr>
+            <w:tcW w:type="dxa" w:w="2112"/>
+            <w:tcMar>
+              <w:top w:type="dxa" w:w="26"/>
+              <w:left w:type="dxa" w:w="90"/>
+              <w:bottom w:type="dxa" w:w="26"/>
+              <w:right w:type="dxa" w:w="90"/>
+            </w:tcMar>
+            <w:vAlign w:val="center"/>
+          </w:tcPr>
+          <w:p>
+            <w:pPr>
+              <w:spacing w:after="18" w:before="18" w:line="215"/>
+              <w:jc w:val="left"/>
+            </w:pPr>
+          </w:p>
+        </w:tc>
+        <w:tc>
+          <w:tcPr>
+            <w:tcW w:type="dxa" w:w="1152"/>
+            <w:tcMar>
+              <w:top w:type="dxa" w:w="26"/>
+              <w:left w:type="dxa" w:w="90"/>
+              <w:bottom w:type="dxa" w:w="26"/>
+              <w:right w:type="dxa" w:w="90"/>
+            </w:tcMar>
+            <w:vAlign w:val="center"/>
+          </w:tcPr>
+          <w:p>
+            <w:pPr>
+              <w:spacing w:after="18" w:before="18" w:line="215"/>
+              <w:jc w:val="center"/>
+            </w:pPr>
+          </w:p>
+        </w:tc>
+        <w:tc>
+          <w:tcPr>
+            <w:tcW w:type="dxa" w:w="1920"/>
+            <w:tcMar>
+              <w:top w:type="dxa" w:w="26"/>
+              <w:left w:type="dxa" w:w="90"/>
+              <w:bottom w:type="dxa" w:w="26"/>
+              <w:right w:type="dxa" w:w="90"/>
+            </w:tcMar>
+            <w:vAlign w:val="center"/>
+          </w:tcPr>
+          <w:p>
+            <w:pPr>
+              <w:spacing w:after="18" w:before="18" w:line="215"/>
+              <w:jc w:val="center"/>
             </w:pPr>
           </w:p>
         </w:tc>
@@ -6533,17 +6284,61 @@
     </w:tbl>
     <w:p>
       <w:pPr>
-        <w:spacing w:after="96" w:before="36"/>
+        <w:spacing w:after="48" w:before="36"/>
       </w:pPr>
       <w:r>
         <w:rPr>
           <w:i/>
           <w:iCs/>
-          <w:color w:val="6B6B6B"/>
+          <w:color w:val="847B86"/>
           <w:sz w:val="14"/>
           <w:szCs w:val="14"/>
         </w:rPr>
-        <w:t xml:space="preserve">Classe 0 não gasta PE, não ocupa espaço e não se monta: escolha uma Forma e pronto. Cabe uma Melhoria Leve, tirando um dado para pagar.</w:t>
+        <w:t xml:space="preserve">Melhoria de família </w:t>
+      </w:r>
+      <w:r>
+        <w:rPr>
+          <w:b/>
+          <w:bCs/>
+          <w:i/>
+          <w:iCs/>
+          <w:color w:val="847B86"/>
+          <w:sz w:val="14"/>
+          <w:szCs w:val="14"/>
+        </w:rPr>
+        <w:t xml:space="preserve">Livre</w:t>
+      </w:r>
+      <w:r>
+        <w:rPr>
+          <w:i/>
+          <w:iCs/>
+          <w:color w:val="847B86"/>
+          <w:sz w:val="14"/>
+          <w:szCs w:val="14"/>
+        </w:rPr>
+        <w:t xml:space="preserve"> custa metade da Classe a menos. De família </w:t>
+      </w:r>
+      <w:r>
+        <w:rPr>
+          <w:b/>
+          <w:bCs/>
+          <w:i/>
+          <w:iCs/>
+          <w:color w:val="847B86"/>
+          <w:sz w:val="14"/>
+          <w:szCs w:val="14"/>
+        </w:rPr>
+        <w:t xml:space="preserve">Fechada</w:t>
+      </w:r>
+      <w:r>
+        <w:rPr>
+          <w:i/>
+          <w:iCs/>
+          <w:color w:val="847B86"/>
+          <w:sz w:val="14"/>
+          <w:szCs w:val="14"/>
+        </w:rPr>
+        <w:t xml:space="preserve"> você nunca compra nada.</w:t>
       </w:r>
     </w:p>
     <w:tbl>
@@ -6568,11 +6363,452 @@
         <w:tc>
           <w:tcPr>
             <w:tcW w:type="dxa" w:w="9600"/>
-            <w:shd w:fill="4E1230" w:color="auto" w:val="clear"/>
-            <w:tcMar>
-              <w:top w:type="dxa" w:w="50"/>
+            <w:tcBorders>
+              <w:top w:val="nil"/>
+              <w:left w:val="single" w:color="BC2A6E" w:sz="12"/>
+              <w:bottom w:val="nil"/>
+              <w:right w:val="nil"/>
+            </w:tcBorders>
+            <w:shd w:fill="FDF0F6" w:color="auto" w:val="clear"/>
+            <w:tcMar>
+              <w:top w:type="dxa" w:w="70"/>
               <w:left w:type="dxa" w:w="150"/>
-              <w:bottom w:type="dxa" w:w="50"/>
+              <w:bottom w:type="dxa" w:w="70"/>
+              <w:right w:type="dxa" w:w="150"/>
+            </w:tcMar>
+          </w:tcPr>
+          <w:p>
+            <w:pPr>
+              <w:spacing w:after="60" w:before="20"/>
+            </w:pPr>
+            <w:r>
+              <w:rPr>
+                <w:b/>
+                <w:bCs/>
+                <w:color w:val="847B86"/>
+                <w:spacing w:val="30"/>
+                <w:sz w:val="13"/>
+                <w:szCs w:val="13"/>
+              </w:rPr>
+              <w:t xml:space="preserve">PASSIVA LIVRE — UMA, DE GRAÇA. NÃO ROLA DADO, NÃO MUDA NÚMERO, NÃO FAZ NINGUÉM ROLAR</w:t>
+            </w:r>
+          </w:p>
+          <w:p>
+            <w:pPr>
+              <w:spacing w:after="60" w:line="260"/>
+            </w:pPr>
+            <w:r>
+              <w:rPr>
+                <w:sz w:val="19"/>
+                <w:szCs w:val="19"/>
+              </w:rPr>
+              <w:t xml:space="preserve">Ela sabe o peso exato de qualquer coisa que encoste nela.</w:t>
+            </w:r>
+          </w:p>
+        </w:tc>
+      </w:tr>
+    </w:tbl>
+    <w:tbl>
+      <w:tblPr>
+        <w:tblW w:type="dxa" w:w="9600"/>
+        <w:tblBorders>
+          <w:top w:val="nil"/>
+          <w:left w:val="nil"/>
+          <w:bottom w:val="nil"/>
+          <w:right w:val="nil"/>
+          <w:insideH w:val="nil"/>
+          <w:insideV w:val="nil"/>
+        </w:tblBorders>
+      </w:tblPr>
+      <w:tblGrid>
+        <w:gridCol w:w="9600"/>
+      </w:tblGrid>
+      <w:tr>
+        <w:trPr>
+          <w:cantSplit/>
+        </w:trPr>
+        <w:tc>
+          <w:tcPr>
+            <w:tcW w:type="dxa" w:w="9600"/>
+            <w:shd w:fill="2B1B2E" w:color="auto" w:val="clear"/>
+            <w:tcMar>
+              <w:top w:type="dxa" w:w="34"/>
+              <w:left w:type="dxa" w:w="150"/>
+              <w:bottom w:type="dxa" w:w="34"/>
+              <w:right w:type="dxa" w:w="150"/>
+            </w:tcMar>
+          </w:tcPr>
+          <w:p>
+            <w:pPr>
+              <w:spacing w:after="30" w:before="30"/>
+            </w:pPr>
+            <w:r>
+              <w:rPr>
+                <w:rFonts w:ascii="Georgia" w:cs="Georgia" w:eastAsia="Georgia" w:hAnsi="Georgia"/>
+                <w:b/>
+                <w:bCs/>
+                <w:color w:val="FFFFFF"/>
+                <w:spacing w:val="50"/>
+                <w:sz w:val="17"/>
+                <w:szCs w:val="17"/>
+              </w:rPr>
+              <w:t xml:space="preserve">FEITIÇOS DE CLASSE 0 — 2, GRÁTIS, NÃO OCUPAM ESPAÇO</w:t>
+            </w:r>
+          </w:p>
+        </w:tc>
+      </w:tr>
+    </w:tbl>
+    <w:tbl>
+      <w:tblPr>
+        <w:tblW w:type="dxa" w:w="9600"/>
+        <w:tblBorders>
+          <w:top w:val="single" w:color="F8C7DC" w:sz="4"/>
+          <w:left w:val="single" w:color="F8C7DC" w:sz="4"/>
+          <w:bottom w:val="single" w:color="F8C7DC" w:sz="4"/>
+          <w:right w:val="single" w:color="F8C7DC" w:sz="4"/>
+          <w:insideH w:val="single" w:color="F8C7DC" w:sz="2"/>
+          <w:insideV w:val="single" w:color="F8C7DC" w:sz="2"/>
+        </w:tblBorders>
+      </w:tblPr>
+      <w:tblGrid>
+        <w:gridCol w:w="672"/>
+        <w:gridCol w:w="2304"/>
+        <w:gridCol w:w="1920"/>
+        <w:gridCol w:w="4704"/>
+      </w:tblGrid>
+      <w:tr>
+        <w:trPr>
+          <w:cantSplit/>
+          <w:tblHeader/>
+        </w:trPr>
+        <w:tc>
+          <w:tcPr>
+            <w:tcW w:type="dxa" w:w="672"/>
+            <w:shd w:fill="2B1B2E" w:color="auto" w:val="clear"/>
+            <w:tcMar>
+              <w:top w:type="dxa" w:w="26"/>
+              <w:left w:type="dxa" w:w="90"/>
+              <w:bottom w:type="dxa" w:w="26"/>
+              <w:right w:type="dxa" w:w="90"/>
+            </w:tcMar>
+            <w:vAlign w:val="center"/>
+          </w:tcPr>
+          <w:p>
+            <w:pPr>
+              <w:spacing w:after="18" w:before="18" w:line="215"/>
+              <w:jc w:val="left"/>
+            </w:pPr>
+          </w:p>
+        </w:tc>
+        <w:tc>
+          <w:tcPr>
+            <w:tcW w:type="dxa" w:w="2304"/>
+            <w:shd w:fill="2B1B2E" w:color="auto" w:val="clear"/>
+            <w:tcMar>
+              <w:top w:type="dxa" w:w="26"/>
+              <w:left w:type="dxa" w:w="90"/>
+              <w:bottom w:type="dxa" w:w="26"/>
+              <w:right w:type="dxa" w:w="90"/>
+            </w:tcMar>
+            <w:vAlign w:val="center"/>
+          </w:tcPr>
+          <w:p>
+            <w:pPr>
+              <w:spacing w:after="18" w:before="18" w:line="215"/>
+              <w:jc w:val="center"/>
+            </w:pPr>
+            <w:r>
+              <w:rPr>
+                <w:b/>
+                <w:bCs/>
+                <w:color w:val="FFFFFF"/>
+                <w:sz w:val="15"/>
+                <w:szCs w:val="15"/>
+              </w:rPr>
+              <w:t xml:space="preserve">nome</w:t>
+            </w:r>
+          </w:p>
+        </w:tc>
+        <w:tc>
+          <w:tcPr>
+            <w:tcW w:type="dxa" w:w="1920"/>
+            <w:shd w:fill="2B1B2E" w:color="auto" w:val="clear"/>
+            <w:tcMar>
+              <w:top w:type="dxa" w:w="26"/>
+              <w:left w:type="dxa" w:w="90"/>
+              <w:bottom w:type="dxa" w:w="26"/>
+              <w:right w:type="dxa" w:w="90"/>
+            </w:tcMar>
+            <w:vAlign w:val="center"/>
+          </w:tcPr>
+          <w:p>
+            <w:pPr>
+              <w:spacing w:after="18" w:before="18" w:line="215"/>
+              <w:jc w:val="center"/>
+            </w:pPr>
+            <w:r>
+              <w:rPr>
+                <w:b/>
+                <w:bCs/>
+                <w:color w:val="FFFFFF"/>
+                <w:sz w:val="15"/>
+                <w:szCs w:val="15"/>
+              </w:rPr>
+              <w:t xml:space="preserve">Forma</w:t>
+            </w:r>
+          </w:p>
+        </w:tc>
+        <w:tc>
+          <w:tcPr>
+            <w:tcW w:type="dxa" w:w="4704"/>
+            <w:shd w:fill="2B1B2E" w:color="auto" w:val="clear"/>
+            <w:tcMar>
+              <w:top w:type="dxa" w:w="26"/>
+              <w:left w:type="dxa" w:w="90"/>
+              <w:bottom w:type="dxa" w:w="26"/>
+              <w:right w:type="dxa" w:w="90"/>
+            </w:tcMar>
+            <w:vAlign w:val="center"/>
+          </w:tcPr>
+          <w:p>
+            <w:pPr>
+              <w:spacing w:after="18" w:before="18" w:line="215"/>
+              <w:jc w:val="center"/>
+            </w:pPr>
+            <w:r>
+              <w:rPr>
+                <w:b/>
+                <w:bCs/>
+                <w:color w:val="FFFFFF"/>
+                <w:sz w:val="15"/>
+                <w:szCs w:val="15"/>
+              </w:rPr>
+              <w:t xml:space="preserve">o que faz</w:t>
+            </w:r>
+          </w:p>
+        </w:tc>
+      </w:tr>
+      <w:tr>
+        <w:trPr>
+          <w:cantSplit/>
+        </w:trPr>
+        <w:tc>
+          <w:tcPr>
+            <w:tcW w:type="dxa" w:w="672"/>
+            <w:tcMar>
+              <w:top w:type="dxa" w:w="26"/>
+              <w:left w:type="dxa" w:w="90"/>
+              <w:bottom w:type="dxa" w:w="26"/>
+              <w:right w:type="dxa" w:w="90"/>
+            </w:tcMar>
+            <w:vAlign w:val="center"/>
+          </w:tcPr>
+          <w:p>
+            <w:pPr>
+              <w:spacing w:after="18" w:before="18" w:line="215"/>
+              <w:jc w:val="center"/>
+            </w:pPr>
+            <w:r>
+              <w:rPr>
+                <w:b w:val="false"/>
+                <w:bCs w:val="false"/>
+                <w:color w:val="251727"/>
+                <w:sz w:val="17"/>
+                <w:szCs w:val="17"/>
+              </w:rPr>
+              <w:t xml:space="preserve">1</w:t>
+            </w:r>
+          </w:p>
+        </w:tc>
+        <w:tc>
+          <w:tcPr>
+            <w:tcW w:type="dxa" w:w="2304"/>
+            <w:tcMar>
+              <w:top w:type="dxa" w:w="26"/>
+              <w:left w:type="dxa" w:w="90"/>
+              <w:bottom w:type="dxa" w:w="26"/>
+              <w:right w:type="dxa" w:w="90"/>
+            </w:tcMar>
+            <w:vAlign w:val="center"/>
+          </w:tcPr>
+          <w:p>
+            <w:pPr>
+              <w:spacing w:after="18" w:before="18" w:line="215"/>
+              <w:jc w:val="left"/>
+            </w:pPr>
+          </w:p>
+        </w:tc>
+        <w:tc>
+          <w:tcPr>
+            <w:tcW w:type="dxa" w:w="1920"/>
+            <w:tcMar>
+              <w:top w:type="dxa" w:w="26"/>
+              <w:left w:type="dxa" w:w="90"/>
+              <w:bottom w:type="dxa" w:w="26"/>
+              <w:right w:type="dxa" w:w="90"/>
+            </w:tcMar>
+            <w:vAlign w:val="center"/>
+          </w:tcPr>
+          <w:p>
+            <w:pPr>
+              <w:spacing w:after="18" w:before="18" w:line="215"/>
+              <w:jc w:val="left"/>
+            </w:pPr>
+          </w:p>
+        </w:tc>
+        <w:tc>
+          <w:tcPr>
+            <w:tcW w:type="dxa" w:w="4704"/>
+            <w:tcMar>
+              <w:top w:type="dxa" w:w="26"/>
+              <w:left w:type="dxa" w:w="90"/>
+              <w:bottom w:type="dxa" w:w="26"/>
+              <w:right w:type="dxa" w:w="90"/>
+            </w:tcMar>
+            <w:vAlign w:val="center"/>
+          </w:tcPr>
+          <w:p>
+            <w:pPr>
+              <w:spacing w:after="18" w:before="18" w:line="215"/>
+              <w:jc w:val="left"/>
+            </w:pPr>
+          </w:p>
+        </w:tc>
+      </w:tr>
+      <w:tr>
+        <w:trPr>
+          <w:cantSplit/>
+        </w:trPr>
+        <w:tc>
+          <w:tcPr>
+            <w:tcW w:type="dxa" w:w="672"/>
+            <w:shd w:fill="FADDEA" w:color="auto" w:val="clear"/>
+            <w:tcMar>
+              <w:top w:type="dxa" w:w="26"/>
+              <w:left w:type="dxa" w:w="90"/>
+              <w:bottom w:type="dxa" w:w="26"/>
+              <w:right w:type="dxa" w:w="90"/>
+            </w:tcMar>
+            <w:vAlign w:val="center"/>
+          </w:tcPr>
+          <w:p>
+            <w:pPr>
+              <w:spacing w:after="18" w:before="18" w:line="215"/>
+              <w:jc w:val="center"/>
+            </w:pPr>
+            <w:r>
+              <w:rPr>
+                <w:b w:val="false"/>
+                <w:bCs w:val="false"/>
+                <w:color w:val="251727"/>
+                <w:sz w:val="17"/>
+                <w:szCs w:val="17"/>
+              </w:rPr>
+              <w:t xml:space="preserve">2</w:t>
+            </w:r>
+          </w:p>
+        </w:tc>
+        <w:tc>
+          <w:tcPr>
+            <w:tcW w:type="dxa" w:w="2304"/>
+            <w:shd w:fill="FADDEA" w:color="auto" w:val="clear"/>
+            <w:tcMar>
+              <w:top w:type="dxa" w:w="26"/>
+              <w:left w:type="dxa" w:w="90"/>
+              <w:bottom w:type="dxa" w:w="26"/>
+              <w:right w:type="dxa" w:w="90"/>
+            </w:tcMar>
+            <w:vAlign w:val="center"/>
+          </w:tcPr>
+          <w:p>
+            <w:pPr>
+              <w:spacing w:after="18" w:before="18" w:line="215"/>
+              <w:jc w:val="left"/>
+            </w:pPr>
+          </w:p>
+        </w:tc>
+        <w:tc>
+          <w:tcPr>
+            <w:tcW w:type="dxa" w:w="1920"/>
+            <w:shd w:fill="FADDEA" w:color="auto" w:val="clear"/>
+            <w:tcMar>
+              <w:top w:type="dxa" w:w="26"/>
+              <w:left w:type="dxa" w:w="90"/>
+              <w:bottom w:type="dxa" w:w="26"/>
+              <w:right w:type="dxa" w:w="90"/>
+            </w:tcMar>
+            <w:vAlign w:val="center"/>
+          </w:tcPr>
+          <w:p>
+            <w:pPr>
+              <w:spacing w:after="18" w:before="18" w:line="215"/>
+              <w:jc w:val="left"/>
+            </w:pPr>
+          </w:p>
+        </w:tc>
+        <w:tc>
+          <w:tcPr>
+            <w:tcW w:type="dxa" w:w="4704"/>
+            <w:shd w:fill="FADDEA" w:color="auto" w:val="clear"/>
+            <w:tcMar>
+              <w:top w:type="dxa" w:w="26"/>
+              <w:left w:type="dxa" w:w="90"/>
+              <w:bottom w:type="dxa" w:w="26"/>
+              <w:right w:type="dxa" w:w="90"/>
+            </w:tcMar>
+            <w:vAlign w:val="center"/>
+          </w:tcPr>
+          <w:p>
+            <w:pPr>
+              <w:spacing w:after="18" w:before="18" w:line="215"/>
+              <w:jc w:val="left"/>
+            </w:pPr>
+          </w:p>
+        </w:tc>
+      </w:tr>
+    </w:tbl>
+    <w:p>
+      <w:pPr>
+        <w:spacing w:after="48" w:before="36"/>
+      </w:pPr>
+      <w:r>
+        <w:rPr>
+          <w:i/>
+          <w:iCs/>
+          <w:color w:val="847B86"/>
+          <w:sz w:val="14"/>
+          <w:szCs w:val="14"/>
+        </w:rPr>
+        <w:t xml:space="preserve">Classe 0 não gasta PE, não ocupa espaço e não se monta: escolha uma Forma e pronto. Cabe uma Melhoria Leve e uma Restrição Leve, tirando um dado para pagar.</w:t>
+      </w:r>
+    </w:p>
+    <w:tbl>
+      <w:tblPr>
+        <w:tblW w:type="dxa" w:w="9600"/>
+        <w:tblBorders>
+          <w:top w:val="nil"/>
+          <w:left w:val="nil"/>
+          <w:bottom w:val="nil"/>
+          <w:right w:val="nil"/>
+          <w:insideH w:val="nil"/>
+          <w:insideV w:val="nil"/>
+        </w:tblBorders>
+      </w:tblPr>
+      <w:tblGrid>
+        <w:gridCol w:w="9600"/>
+      </w:tblGrid>
+      <w:tr>
+        <w:trPr>
+          <w:cantSplit/>
+        </w:trPr>
+        <w:tc>
+          <w:tcPr>
+            <w:tcW w:type="dxa" w:w="9600"/>
+            <w:shd w:fill="2B1B2E" w:color="auto" w:val="clear"/>
+            <w:tcMar>
+              <w:top w:type="dxa" w:w="34"/>
+              <w:left w:type="dxa" w:w="150"/>
+              <w:bottom w:type="dxa" w:w="34"/>
               <w:right w:type="dxa" w:w="150"/>
             </w:tcMar>
           </w:tcPr>
@@ -6624,14 +6860,14 @@
             <w:tcBorders>
               <w:top w:val="nil"/>
               <w:left w:val="nil"/>
-              <w:bottom w:val="single" w:color="9A9A9A" w:sz="6"/>
+              <w:bottom w:val="single" w:color="9A6F87" w:sz="6"/>
               <w:right w:val="nil"/>
             </w:tcBorders>
-            <w:shd w:fill="FCFBFC" w:color="auto" w:val="clear"/>
-            <w:tcMar>
-              <w:top w:type="dxa" w:w="42"/>
+            <w:shd w:fill="FDF0F6" w:color="auto" w:val="clear"/>
+            <w:tcMar>
+              <w:top w:type="dxa" w:w="30"/>
               <w:left w:type="dxa" w:w="120"/>
-              <w:bottom w:type="dxa" w:w="42"/>
+              <w:bottom w:type="dxa" w:w="30"/>
               <w:right w:type="dxa" w:w="120"/>
             </w:tcMar>
             <w:vAlign w:val="top"/>
@@ -6644,7 +6880,7 @@
               <w:rPr>
                 <w:b/>
                 <w:bCs/>
-                <w:color w:val="6B6B6B"/>
+                <w:color w:val="847B86"/>
                 <w:spacing w:val="30"/>
                 <w:sz w:val="13"/>
                 <w:szCs w:val="13"/>
@@ -6658,7 +6894,7 @@
             </w:pPr>
             <w:r>
               <w:rPr>
-                <w:color w:val="1A1A1A"/>
+                <w:color w:val="251727"/>
                 <w:sz w:val="20"/>
                 <w:szCs w:val="20"/>
               </w:rPr>
@@ -6672,14 +6908,14 @@
             <w:tcBorders>
               <w:top w:val="nil"/>
               <w:left w:val="nil"/>
-              <w:bottom w:val="single" w:color="9A9A9A" w:sz="6"/>
+              <w:bottom w:val="single" w:color="9A6F87" w:sz="6"/>
               <w:right w:val="nil"/>
             </w:tcBorders>
-            <w:shd w:fill="FCFBFC" w:color="auto" w:val="clear"/>
-            <w:tcMar>
-              <w:top w:type="dxa" w:w="42"/>
+            <w:shd w:fill="FDF0F6" w:color="auto" w:val="clear"/>
+            <w:tcMar>
+              <w:top w:type="dxa" w:w="30"/>
               <w:left w:type="dxa" w:w="120"/>
-              <w:bottom w:type="dxa" w:w="42"/>
+              <w:bottom w:type="dxa" w:w="30"/>
               <w:right w:type="dxa" w:w="120"/>
             </w:tcMar>
             <w:vAlign w:val="top"/>
@@ -6692,7 +6928,7 @@
               <w:rPr>
                 <w:b/>
                 <w:bCs/>
-                <w:color w:val="6B6B6B"/>
+                <w:color w:val="847B86"/>
                 <w:spacing w:val="30"/>
                 <w:sz w:val="13"/>
                 <w:szCs w:val="13"/>
@@ -6706,7 +6942,7 @@
             </w:pPr>
             <w:r>
               <w:rPr>
-                <w:color w:val="1A1A1A"/>
+                <w:color w:val="251727"/>
                 <w:sz w:val="20"/>
                 <w:szCs w:val="20"/>
               </w:rPr>
@@ -6720,14 +6956,14 @@
             <w:tcBorders>
               <w:top w:val="nil"/>
               <w:left w:val="nil"/>
-              <w:bottom w:val="single" w:color="9A9A9A" w:sz="6"/>
+              <w:bottom w:val="single" w:color="9A6F87" w:sz="6"/>
               <w:right w:val="nil"/>
             </w:tcBorders>
-            <w:shd w:fill="FCFBFC" w:color="auto" w:val="clear"/>
-            <w:tcMar>
-              <w:top w:type="dxa" w:w="42"/>
+            <w:shd w:fill="FDF0F6" w:color="auto" w:val="clear"/>
+            <w:tcMar>
+              <w:top w:type="dxa" w:w="30"/>
               <w:left w:type="dxa" w:w="120"/>
-              <w:bottom w:type="dxa" w:w="42"/>
+              <w:bottom w:type="dxa" w:w="30"/>
               <w:right w:type="dxa" w:w="120"/>
             </w:tcMar>
             <w:vAlign w:val="top"/>
@@ -6740,7 +6976,7 @@
               <w:rPr>
                 <w:b/>
                 <w:bCs/>
-                <w:color w:val="6B6B6B"/>
+                <w:color w:val="847B86"/>
                 <w:spacing w:val="30"/>
                 <w:sz w:val="13"/>
                 <w:szCs w:val="13"/>
@@ -6754,7 +6990,7 @@
             </w:pPr>
             <w:r>
               <w:rPr>
-                <w:color w:val="1A1A1A"/>
+                <w:color w:val="251727"/>
                 <w:sz w:val="20"/>
                 <w:szCs w:val="20"/>
               </w:rPr>
@@ -6768,14 +7004,14 @@
             <w:tcBorders>
               <w:top w:val="nil"/>
               <w:left w:val="nil"/>
-              <w:bottom w:val="single" w:color="9A9A9A" w:sz="6"/>
+              <w:bottom w:val="single" w:color="9A6F87" w:sz="6"/>
               <w:right w:val="nil"/>
             </w:tcBorders>
-            <w:shd w:fill="FCFBFC" w:color="auto" w:val="clear"/>
-            <w:tcMar>
-              <w:top w:type="dxa" w:w="42"/>
+            <w:shd w:fill="FDF0F6" w:color="auto" w:val="clear"/>
+            <w:tcMar>
+              <w:top w:type="dxa" w:w="30"/>
               <w:left w:type="dxa" w:w="120"/>
-              <w:bottom w:type="dxa" w:w="42"/>
+              <w:bottom w:type="dxa" w:w="30"/>
               <w:right w:type="dxa" w:w="120"/>
             </w:tcMar>
             <w:vAlign w:val="top"/>
@@ -6788,7 +7024,7 @@
               <w:rPr>
                 <w:b/>
                 <w:bCs/>
-                <w:color w:val="6B6B6B"/>
+                <w:color w:val="847B86"/>
                 <w:spacing w:val="30"/>
                 <w:sz w:val="13"/>
                 <w:szCs w:val="13"/>
@@ -6802,7 +7038,7 @@
             </w:pPr>
             <w:r>
               <w:rPr>
-                <w:color w:val="1A1A1A"/>
+                <w:color w:val="251727"/>
                 <w:sz w:val="20"/>
                 <w:szCs w:val="20"/>
               </w:rPr>
@@ -6839,14 +7075,14 @@
             <w:tcBorders>
               <w:top w:val="nil"/>
               <w:left w:val="nil"/>
-              <w:bottom w:val="single" w:color="9A9A9A" w:sz="6"/>
+              <w:bottom w:val="single" w:color="9A6F87" w:sz="6"/>
               <w:right w:val="nil"/>
             </w:tcBorders>
-            <w:shd w:fill="FCFBFC" w:color="auto" w:val="clear"/>
-            <w:tcMar>
-              <w:top w:type="dxa" w:w="42"/>
+            <w:shd w:fill="FDF0F6" w:color="auto" w:val="clear"/>
+            <w:tcMar>
+              <w:top w:type="dxa" w:w="30"/>
               <w:left w:type="dxa" w:w="120"/>
-              <w:bottom w:type="dxa" w:w="42"/>
+              <w:bottom w:type="dxa" w:w="30"/>
               <w:right w:type="dxa" w:w="120"/>
             </w:tcMar>
             <w:vAlign w:val="top"/>
@@ -6859,7 +7095,7 @@
               <w:rPr>
                 <w:b/>
                 <w:bCs/>
-                <w:color w:val="6B6B6B"/>
+                <w:color w:val="847B86"/>
                 <w:spacing w:val="30"/>
                 <w:sz w:val="13"/>
                 <w:szCs w:val="13"/>
@@ -6873,7 +7109,7 @@
             </w:pPr>
             <w:r>
               <w:rPr>
-                <w:color w:val="1A1A1A"/>
+                <w:color w:val="251727"/>
                 <w:sz w:val="20"/>
                 <w:szCs w:val="20"/>
               </w:rPr>
@@ -6887,14 +7123,14 @@
             <w:tcBorders>
               <w:top w:val="nil"/>
               <w:left w:val="nil"/>
-              <w:bottom w:val="single" w:color="9A9A9A" w:sz="6"/>
+              <w:bottom w:val="single" w:color="9A6F87" w:sz="6"/>
               <w:right w:val="nil"/>
             </w:tcBorders>
-            <w:shd w:fill="FCFBFC" w:color="auto" w:val="clear"/>
-            <w:tcMar>
-              <w:top w:type="dxa" w:w="42"/>
+            <w:shd w:fill="FDF0F6" w:color="auto" w:val="clear"/>
+            <w:tcMar>
+              <w:top w:type="dxa" w:w="30"/>
               <w:left w:type="dxa" w:w="120"/>
-              <w:bottom w:type="dxa" w:w="42"/>
+              <w:bottom w:type="dxa" w:w="30"/>
               <w:right w:type="dxa" w:w="120"/>
             </w:tcMar>
             <w:vAlign w:val="top"/>
@@ -6907,7 +7143,7 @@
               <w:rPr>
                 <w:b/>
                 <w:bCs/>
-                <w:color w:val="6B6B6B"/>
+                <w:color w:val="847B86"/>
                 <w:spacing w:val="30"/>
                 <w:sz w:val="13"/>
                 <w:szCs w:val="13"/>
@@ -6921,7 +7157,7 @@
             </w:pPr>
             <w:r>
               <w:rPr>
-                <w:color w:val="1A1A1A"/>
+                <w:color w:val="251727"/>
                 <w:sz w:val="20"/>
                 <w:szCs w:val="20"/>
               </w:rPr>
@@ -6935,14 +7171,14 @@
             <w:tcBorders>
               <w:top w:val="nil"/>
               <w:left w:val="nil"/>
-              <w:bottom w:val="single" w:color="9A9A9A" w:sz="6"/>
+              <w:bottom w:val="single" w:color="9A6F87" w:sz="6"/>
               <w:right w:val="nil"/>
             </w:tcBorders>
-            <w:shd w:fill="FCFBFC" w:color="auto" w:val="clear"/>
-            <w:tcMar>
-              <w:top w:type="dxa" w:w="42"/>
+            <w:shd w:fill="FDF0F6" w:color="auto" w:val="clear"/>
+            <w:tcMar>
+              <w:top w:type="dxa" w:w="30"/>
               <w:left w:type="dxa" w:w="120"/>
-              <w:bottom w:type="dxa" w:w="42"/>
+              <w:bottom w:type="dxa" w:w="30"/>
               <w:right w:type="dxa" w:w="120"/>
             </w:tcMar>
             <w:vAlign w:val="top"/>
@@ -6955,7 +7191,7 @@
               <w:rPr>
                 <w:b/>
                 <w:bCs/>
-                <w:color w:val="6B6B6B"/>
+                <w:color w:val="847B86"/>
                 <w:spacing w:val="30"/>
                 <w:sz w:val="13"/>
                 <w:szCs w:val="13"/>
@@ -6969,7 +7205,7 @@
             </w:pPr>
             <w:r>
               <w:rPr>
-                <w:color w:val="1A1A1A"/>
+                <w:color w:val="251727"/>
                 <w:sz w:val="20"/>
                 <w:szCs w:val="20"/>
               </w:rPr>
@@ -6979,11 +7215,6 @@
         </w:tc>
       </w:tr>
     </w:tbl>
-    <w:p>
-      <w:pPr>
-        <w:spacing w:after="55"/>
-      </w:pPr>
-    </w:p>
     <w:tbl>
       <w:tblPr>
         <w:tblW w:type="dxa" w:w="9600"/>
@@ -7012,14 +7243,14 @@
             <w:tcBorders>
               <w:top w:val="nil"/>
               <w:left w:val="nil"/>
-              <w:bottom w:val="single" w:color="9A9A9A" w:sz="6"/>
+              <w:bottom w:val="single" w:color="9A6F87" w:sz="6"/>
               <w:right w:val="nil"/>
             </w:tcBorders>
-            <w:shd w:fill="FCFBFC" w:color="auto" w:val="clear"/>
-            <w:tcMar>
-              <w:top w:type="dxa" w:w="42"/>
+            <w:shd w:fill="FDF0F6" w:color="auto" w:val="clear"/>
+            <w:tcMar>
+              <w:top w:type="dxa" w:w="30"/>
               <w:left w:type="dxa" w:w="120"/>
-              <w:bottom w:type="dxa" w:w="42"/>
+              <w:bottom w:type="dxa" w:w="30"/>
               <w:right w:type="dxa" w:w="120"/>
             </w:tcMar>
             <w:vAlign w:val="top"/>
@@ -7032,7 +7263,7 @@
               <w:rPr>
                 <w:b/>
                 <w:bCs/>
-                <w:color w:val="6B6B6B"/>
+                <w:color w:val="847B86"/>
                 <w:spacing w:val="30"/>
                 <w:sz w:val="13"/>
                 <w:szCs w:val="13"/>
@@ -7046,7 +7277,7 @@
             </w:pPr>
             <w:r>
               <w:rPr>
-                <w:color w:val="1A1A1A"/>
+                <w:color w:val="251727"/>
                 <w:sz w:val="20"/>
                 <w:szCs w:val="20"/>
               </w:rPr>
@@ -7060,14 +7291,14 @@
             <w:tcBorders>
               <w:top w:val="nil"/>
               <w:left w:val="nil"/>
-              <w:bottom w:val="single" w:color="9A9A9A" w:sz="6"/>
+              <w:bottom w:val="single" w:color="9A6F87" w:sz="6"/>
               <w:right w:val="nil"/>
             </w:tcBorders>
-            <w:shd w:fill="FCFBFC" w:color="auto" w:val="clear"/>
-            <w:tcMar>
-              <w:top w:type="dxa" w:w="42"/>
+            <w:shd w:fill="FDF0F6" w:color="auto" w:val="clear"/>
+            <w:tcMar>
+              <w:top w:type="dxa" w:w="30"/>
               <w:left w:type="dxa" w:w="120"/>
-              <w:bottom w:type="dxa" w:w="42"/>
+              <w:bottom w:type="dxa" w:w="30"/>
               <w:right w:type="dxa" w:w="120"/>
             </w:tcMar>
             <w:vAlign w:val="top"/>
@@ -7080,7 +7311,7 @@
               <w:rPr>
                 <w:b/>
                 <w:bCs/>
-                <w:color w:val="6B6B6B"/>
+                <w:color w:val="847B86"/>
                 <w:spacing w:val="30"/>
                 <w:sz w:val="13"/>
                 <w:szCs w:val="13"/>
@@ -7094,7 +7325,7 @@
             </w:pPr>
             <w:r>
               <w:rPr>
-                <w:color w:val="1A1A1A"/>
+                <w:color w:val="251727"/>
                 <w:sz w:val="20"/>
                 <w:szCs w:val="20"/>
               </w:rPr>
@@ -7108,14 +7339,14 @@
             <w:tcBorders>
               <w:top w:val="nil"/>
               <w:left w:val="nil"/>
-              <w:bottom w:val="single" w:color="9A9A9A" w:sz="6"/>
+              <w:bottom w:val="single" w:color="9A6F87" w:sz="6"/>
               <w:right w:val="nil"/>
             </w:tcBorders>
-            <w:shd w:fill="FCFBFC" w:color="auto" w:val="clear"/>
-            <w:tcMar>
-              <w:top w:type="dxa" w:w="42"/>
+            <w:shd w:fill="FDF0F6" w:color="auto" w:val="clear"/>
+            <w:tcMar>
+              <w:top w:type="dxa" w:w="30"/>
               <w:left w:type="dxa" w:w="120"/>
-              <w:bottom w:type="dxa" w:w="42"/>
+              <w:bottom w:type="dxa" w:w="30"/>
               <w:right w:type="dxa" w:w="120"/>
             </w:tcMar>
             <w:vAlign w:val="top"/>
@@ -7128,7 +7359,7 @@
               <w:rPr>
                 <w:b/>
                 <w:bCs/>
-                <w:color w:val="6B6B6B"/>
+                <w:color w:val="847B86"/>
                 <w:spacing w:val="30"/>
                 <w:sz w:val="13"/>
                 <w:szCs w:val="13"/>
@@ -7142,7 +7373,7 @@
             </w:pPr>
             <w:r>
               <w:rPr>
-                <w:color w:val="1A1A1A"/>
+                <w:color w:val="251727"/>
                 <w:sz w:val="20"/>
                 <w:szCs w:val="20"/>
               </w:rPr>
@@ -7156,14 +7387,14 @@
             <w:tcBorders>
               <w:top w:val="nil"/>
               <w:left w:val="nil"/>
-              <w:bottom w:val="single" w:color="9A9A9A" w:sz="6"/>
+              <w:bottom w:val="single" w:color="9A6F87" w:sz="6"/>
               <w:right w:val="nil"/>
             </w:tcBorders>
-            <w:shd w:fill="FCFBFC" w:color="auto" w:val="clear"/>
-            <w:tcMar>
-              <w:top w:type="dxa" w:w="42"/>
+            <w:shd w:fill="FDF0F6" w:color="auto" w:val="clear"/>
+            <w:tcMar>
+              <w:top w:type="dxa" w:w="30"/>
               <w:left w:type="dxa" w:w="120"/>
-              <w:bottom w:type="dxa" w:w="42"/>
+              <w:bottom w:type="dxa" w:w="30"/>
               <w:right w:type="dxa" w:w="120"/>
             </w:tcMar>
             <w:vAlign w:val="top"/>
@@ -7176,7 +7407,7 @@
               <w:rPr>
                 <w:b/>
                 <w:bCs/>
-                <w:color w:val="6B6B6B"/>
+                <w:color w:val="847B86"/>
                 <w:spacing w:val="30"/>
                 <w:sz w:val="13"/>
                 <w:szCs w:val="13"/>
@@ -7190,7 +7421,7 @@
             </w:pPr>
             <w:r>
               <w:rPr>
-                <w:color w:val="1A1A1A"/>
+                <w:color w:val="251727"/>
                 <w:sz w:val="20"/>
                 <w:szCs w:val="20"/>
               </w:rPr>
@@ -7227,14 +7458,14 @@
             <w:tcBorders>
               <w:top w:val="nil"/>
               <w:left w:val="nil"/>
-              <w:bottom w:val="single" w:color="9A9A9A" w:sz="6"/>
+              <w:bottom w:val="single" w:color="9A6F87" w:sz="6"/>
               <w:right w:val="nil"/>
             </w:tcBorders>
-            <w:shd w:fill="FCFBFC" w:color="auto" w:val="clear"/>
-            <w:tcMar>
-              <w:top w:type="dxa" w:w="42"/>
+            <w:shd w:fill="FDF0F6" w:color="auto" w:val="clear"/>
+            <w:tcMar>
+              <w:top w:type="dxa" w:w="30"/>
               <w:left w:type="dxa" w:w="120"/>
-              <w:bottom w:type="dxa" w:w="42"/>
+              <w:bottom w:type="dxa" w:w="30"/>
               <w:right w:type="dxa" w:w="120"/>
             </w:tcMar>
             <w:vAlign w:val="top"/>
@@ -7247,7 +7478,7 @@
               <w:rPr>
                 <w:b/>
                 <w:bCs/>
-                <w:color w:val="6B6B6B"/>
+                <w:color w:val="847B86"/>
                 <w:spacing w:val="30"/>
                 <w:sz w:val="13"/>
                 <w:szCs w:val="13"/>
@@ -7261,7 +7492,7 @@
             </w:pPr>
             <w:r>
               <w:rPr>
-                <w:color w:val="1A1A1A"/>
+                <w:color w:val="251727"/>
                 <w:sz w:val="20"/>
                 <w:szCs w:val="20"/>
               </w:rPr>
@@ -7275,14 +7506,14 @@
             <w:tcBorders>
               <w:top w:val="nil"/>
               <w:left w:val="nil"/>
-              <w:bottom w:val="single" w:color="9A9A9A" w:sz="6"/>
+              <w:bottom w:val="single" w:color="9A6F87" w:sz="6"/>
               <w:right w:val="nil"/>
             </w:tcBorders>
-            <w:shd w:fill="FCFBFC" w:color="auto" w:val="clear"/>
-            <w:tcMar>
-              <w:top w:type="dxa" w:w="42"/>
+            <w:shd w:fill="FDF0F6" w:color="auto" w:val="clear"/>
+            <w:tcMar>
+              <w:top w:type="dxa" w:w="30"/>
               <w:left w:type="dxa" w:w="120"/>
-              <w:bottom w:type="dxa" w:w="42"/>
+              <w:bottom w:type="dxa" w:w="30"/>
               <w:right w:type="dxa" w:w="120"/>
             </w:tcMar>
             <w:vAlign w:val="top"/>
@@ -7295,7 +7526,7 @@
               <w:rPr>
                 <w:b/>
                 <w:bCs/>
-                <w:color w:val="6B6B6B"/>
+                <w:color w:val="847B86"/>
                 <w:spacing w:val="30"/>
                 <w:sz w:val="13"/>
                 <w:szCs w:val="13"/>
@@ -7309,7 +7540,7 @@
             </w:pPr>
             <w:r>
               <w:rPr>
-                <w:color w:val="1A1A1A"/>
+                <w:color w:val="251727"/>
                 <w:sz w:val="20"/>
                 <w:szCs w:val="20"/>
               </w:rPr>
@@ -7323,14 +7554,14 @@
             <w:tcBorders>
               <w:top w:val="nil"/>
               <w:left w:val="nil"/>
-              <w:bottom w:val="single" w:color="9A9A9A" w:sz="6"/>
+              <w:bottom w:val="single" w:color="9A6F87" w:sz="6"/>
               <w:right w:val="nil"/>
             </w:tcBorders>
-            <w:shd w:fill="FCFBFC" w:color="auto" w:val="clear"/>
-            <w:tcMar>
-              <w:top w:type="dxa" w:w="42"/>
+            <w:shd w:fill="FDF0F6" w:color="auto" w:val="clear"/>
+            <w:tcMar>
+              <w:top w:type="dxa" w:w="30"/>
               <w:left w:type="dxa" w:w="120"/>
-              <w:bottom w:type="dxa" w:w="42"/>
+              <w:bottom w:type="dxa" w:w="30"/>
               <w:right w:type="dxa" w:w="120"/>
             </w:tcMar>
             <w:vAlign w:val="top"/>
@@ -7343,7 +7574,7 @@
               <w:rPr>
                 <w:b/>
                 <w:bCs/>
-                <w:color w:val="6B6B6B"/>
+                <w:color w:val="847B86"/>
                 <w:spacing w:val="30"/>
                 <w:sz w:val="13"/>
                 <w:szCs w:val="13"/>
@@ -7357,7 +7588,7 @@
             </w:pPr>
             <w:r>
               <w:rPr>
-                <w:color w:val="1A1A1A"/>
+                <w:color w:val="251727"/>
                 <w:sz w:val="20"/>
                 <w:szCs w:val="20"/>
               </w:rPr>
@@ -7367,11 +7598,6 @@
         </w:tc>
       </w:tr>
     </w:tbl>
-    <w:p>
-      <w:pPr>
-        <w:spacing w:after="55"/>
-      </w:pPr>
-    </w:p>
     <w:tbl>
       <w:tblPr>
         <w:tblW w:type="dxa" w:w="9600"/>
@@ -7400,14 +7626,14 @@
             <w:tcBorders>
               <w:top w:val="nil"/>
               <w:left w:val="nil"/>
-              <w:bottom w:val="single" w:color="9A9A9A" w:sz="6"/>
+              <w:bottom w:val="single" w:color="9A6F87" w:sz="6"/>
               <w:right w:val="nil"/>
             </w:tcBorders>
-            <w:shd w:fill="FCFBFC" w:color="auto" w:val="clear"/>
-            <w:tcMar>
-              <w:top w:type="dxa" w:w="42"/>
+            <w:shd w:fill="FDF0F6" w:color="auto" w:val="clear"/>
+            <w:tcMar>
+              <w:top w:type="dxa" w:w="30"/>
               <w:left w:type="dxa" w:w="120"/>
-              <w:bottom w:type="dxa" w:w="42"/>
+              <w:bottom w:type="dxa" w:w="30"/>
               <w:right w:type="dxa" w:w="120"/>
             </w:tcMar>
             <w:vAlign w:val="top"/>
@@ -7420,7 +7646,7 @@
               <w:rPr>
                 <w:b/>
                 <w:bCs/>
-                <w:color w:val="6B6B6B"/>
+                <w:color w:val="847B86"/>
                 <w:spacing w:val="30"/>
                 <w:sz w:val="13"/>
                 <w:szCs w:val="13"/>
@@ -7434,7 +7660,7 @@
             </w:pPr>
             <w:r>
               <w:rPr>
-                <w:color w:val="1A1A1A"/>
+                <w:color w:val="251727"/>
                 <w:sz w:val="20"/>
                 <w:szCs w:val="20"/>
               </w:rPr>
@@ -7448,14 +7674,14 @@
             <w:tcBorders>
               <w:top w:val="nil"/>
               <w:left w:val="nil"/>
-              <w:bottom w:val="single" w:color="9A9A9A" w:sz="6"/>
+              <w:bottom w:val="single" w:color="9A6F87" w:sz="6"/>
               <w:right w:val="nil"/>
             </w:tcBorders>
-            <w:shd w:fill="FCFBFC" w:color="auto" w:val="clear"/>
-            <w:tcMar>
-              <w:top w:type="dxa" w:w="42"/>
+            <w:shd w:fill="FDF0F6" w:color="auto" w:val="clear"/>
+            <w:tcMar>
+              <w:top w:type="dxa" w:w="30"/>
               <w:left w:type="dxa" w:w="120"/>
-              <w:bottom w:type="dxa" w:w="42"/>
+              <w:bottom w:type="dxa" w:w="30"/>
               <w:right w:type="dxa" w:w="120"/>
             </w:tcMar>
             <w:vAlign w:val="top"/>
@@ -7468,7 +7694,7 @@
               <w:rPr>
                 <w:b/>
                 <w:bCs/>
-                <w:color w:val="6B6B6B"/>
+                <w:color w:val="847B86"/>
                 <w:spacing w:val="30"/>
                 <w:sz w:val="13"/>
                 <w:szCs w:val="13"/>
@@ -7482,7 +7708,7 @@
             </w:pPr>
             <w:r>
               <w:rPr>
-                <w:color w:val="1A1A1A"/>
+                <w:color w:val="251727"/>
                 <w:sz w:val="20"/>
                 <w:szCs w:val="20"/>
               </w:rPr>
@@ -7496,14 +7722,14 @@
             <w:tcBorders>
               <w:top w:val="nil"/>
               <w:left w:val="nil"/>
-              <w:bottom w:val="single" w:color="9A9A9A" w:sz="6"/>
+              <w:bottom w:val="single" w:color="9A6F87" w:sz="6"/>
               <w:right w:val="nil"/>
             </w:tcBorders>
-            <w:shd w:fill="FCFBFC" w:color="auto" w:val="clear"/>
-            <w:tcMar>
-              <w:top w:type="dxa" w:w="42"/>
+            <w:shd w:fill="FDF0F6" w:color="auto" w:val="clear"/>
+            <w:tcMar>
+              <w:top w:type="dxa" w:w="30"/>
               <w:left w:type="dxa" w:w="120"/>
-              <w:bottom w:type="dxa" w:w="42"/>
+              <w:bottom w:type="dxa" w:w="30"/>
               <w:right w:type="dxa" w:w="120"/>
             </w:tcMar>
             <w:vAlign w:val="top"/>
@@ -7516,7 +7742,7 @@
               <w:rPr>
                 <w:b/>
                 <w:bCs/>
-                <w:color w:val="6B6B6B"/>
+                <w:color w:val="847B86"/>
                 <w:spacing w:val="30"/>
                 <w:sz w:val="13"/>
                 <w:szCs w:val="13"/>
@@ -7530,7 +7756,7 @@
             </w:pPr>
             <w:r>
               <w:rPr>
-                <w:color w:val="1A1A1A"/>
+                <w:color w:val="251727"/>
                 <w:sz w:val="20"/>
                 <w:szCs w:val="20"/>
               </w:rPr>
@@ -7544,14 +7770,14 @@
             <w:tcBorders>
               <w:top w:val="nil"/>
               <w:left w:val="nil"/>
-              <w:bottom w:val="single" w:color="9A9A9A" w:sz="6"/>
+              <w:bottom w:val="single" w:color="9A6F87" w:sz="6"/>
               <w:right w:val="nil"/>
             </w:tcBorders>
-            <w:shd w:fill="FCFBFC" w:color="auto" w:val="clear"/>
-            <w:tcMar>
-              <w:top w:type="dxa" w:w="42"/>
+            <w:shd w:fill="FDF0F6" w:color="auto" w:val="clear"/>
+            <w:tcMar>
+              <w:top w:type="dxa" w:w="30"/>
               <w:left w:type="dxa" w:w="120"/>
-              <w:bottom w:type="dxa" w:w="42"/>
+              <w:bottom w:type="dxa" w:w="30"/>
               <w:right w:type="dxa" w:w="120"/>
             </w:tcMar>
             <w:vAlign w:val="top"/>
@@ -7564,7 +7790,7 @@
               <w:rPr>
                 <w:b/>
                 <w:bCs/>
-                <w:color w:val="6B6B6B"/>
+                <w:color w:val="847B86"/>
                 <w:spacing w:val="30"/>
                 <w:sz w:val="13"/>
                 <w:szCs w:val="13"/>
@@ -7578,7 +7804,7 @@
             </w:pPr>
             <w:r>
               <w:rPr>
-                <w:color w:val="1A1A1A"/>
+                <w:color w:val="251727"/>
                 <w:sz w:val="20"/>
                 <w:szCs w:val="20"/>
               </w:rPr>
@@ -7615,14 +7841,14 @@
             <w:tcBorders>
               <w:top w:val="nil"/>
               <w:left w:val="nil"/>
-              <w:bottom w:val="single" w:color="9A9A9A" w:sz="6"/>
+              <w:bottom w:val="single" w:color="9A6F87" w:sz="6"/>
               <w:right w:val="nil"/>
             </w:tcBorders>
-            <w:shd w:fill="FCFBFC" w:color="auto" w:val="clear"/>
-            <w:tcMar>
-              <w:top w:type="dxa" w:w="42"/>
+            <w:shd w:fill="FDF0F6" w:color="auto" w:val="clear"/>
+            <w:tcMar>
+              <w:top w:type="dxa" w:w="30"/>
               <w:left w:type="dxa" w:w="120"/>
-              <w:bottom w:type="dxa" w:w="42"/>
+              <w:bottom w:type="dxa" w:w="30"/>
               <w:right w:type="dxa" w:w="120"/>
             </w:tcMar>
             <w:vAlign w:val="top"/>
@@ -7635,7 +7861,7 @@
               <w:rPr>
                 <w:b/>
                 <w:bCs/>
-                <w:color w:val="6B6B6B"/>
+                <w:color w:val="847B86"/>
                 <w:spacing w:val="30"/>
                 <w:sz w:val="13"/>
                 <w:szCs w:val="13"/>
@@ -7649,7 +7875,7 @@
             </w:pPr>
             <w:r>
               <w:rPr>
-                <w:color w:val="1A1A1A"/>
+                <w:color w:val="251727"/>
                 <w:sz w:val="20"/>
                 <w:szCs w:val="20"/>
               </w:rPr>
@@ -7663,14 +7889,14 @@
             <w:tcBorders>
               <w:top w:val="nil"/>
               <w:left w:val="nil"/>
-              <w:bottom w:val="single" w:color="9A9A9A" w:sz="6"/>
+              <w:bottom w:val="single" w:color="9A6F87" w:sz="6"/>
               <w:right w:val="nil"/>
             </w:tcBorders>
-            <w:shd w:fill="FCFBFC" w:color="auto" w:val="clear"/>
-            <w:tcMar>
-              <w:top w:type="dxa" w:w="42"/>
+            <w:shd w:fill="FDF0F6" w:color="auto" w:val="clear"/>
+            <w:tcMar>
+              <w:top w:type="dxa" w:w="30"/>
               <w:left w:type="dxa" w:w="120"/>
-              <w:bottom w:type="dxa" w:w="42"/>
+              <w:bottom w:type="dxa" w:w="30"/>
               <w:right w:type="dxa" w:w="120"/>
             </w:tcMar>
             <w:vAlign w:val="top"/>
@@ -7683,7 +7909,7 @@
               <w:rPr>
                 <w:b/>
                 <w:bCs/>
-                <w:color w:val="6B6B6B"/>
+                <w:color w:val="847B86"/>
                 <w:spacing w:val="30"/>
                 <w:sz w:val="13"/>
                 <w:szCs w:val="13"/>
@@ -7697,7 +7923,7 @@
             </w:pPr>
             <w:r>
               <w:rPr>
-                <w:color w:val="1A1A1A"/>
+                <w:color w:val="251727"/>
                 <w:sz w:val="20"/>
                 <w:szCs w:val="20"/>
               </w:rPr>
@@ -7711,14 +7937,14 @@
             <w:tcBorders>
               <w:top w:val="nil"/>
               <w:left w:val="nil"/>
-              <w:bottom w:val="single" w:color="9A9A9A" w:sz="6"/>
+              <w:bottom w:val="single" w:color="9A6F87" w:sz="6"/>
               <w:right w:val="nil"/>
             </w:tcBorders>
-            <w:shd w:fill="FCFBFC" w:color="auto" w:val="clear"/>
-            <w:tcMar>
-              <w:top w:type="dxa" w:w="42"/>
+            <w:shd w:fill="FDF0F6" w:color="auto" w:val="clear"/>
+            <w:tcMar>
+              <w:top w:type="dxa" w:w="30"/>
               <w:left w:type="dxa" w:w="120"/>
-              <w:bottom w:type="dxa" w:w="42"/>
+              <w:bottom w:type="dxa" w:w="30"/>
               <w:right w:type="dxa" w:w="120"/>
             </w:tcMar>
             <w:vAlign w:val="top"/>
@@ -7731,7 +7957,7 @@
               <w:rPr>
                 <w:b/>
                 <w:bCs/>
-                <w:color w:val="6B6B6B"/>
+                <w:color w:val="847B86"/>
                 <w:spacing w:val="30"/>
                 <w:sz w:val="13"/>
                 <w:szCs w:val="13"/>
@@ -7745,7 +7971,7 @@
             </w:pPr>
             <w:r>
               <w:rPr>
-                <w:color w:val="1A1A1A"/>
+                <w:color w:val="251727"/>
                 <w:sz w:val="20"/>
                 <w:szCs w:val="20"/>
               </w:rPr>
@@ -7757,18 +7983,13 @@
     </w:tbl>
     <w:p>
       <w:pPr>
-        <w:spacing w:after="55"/>
-      </w:pPr>
-    </w:p>
-    <w:p>
-      <w:pPr>
-        <w:spacing w:after="96" w:before="36"/>
+        <w:spacing w:after="48" w:before="36"/>
       </w:pPr>
       <w:r>
         <w:rPr>
           <w:i/>
           <w:iCs/>
-          <w:color w:val="6B6B6B"/>
+          <w:color w:val="847B86"/>
           <w:sz w:val="14"/>
           <w:szCs w:val="14"/>
         </w:rPr>
@@ -7780,7 +8001,7 @@
           <w:bCs/>
           <w:i/>
           <w:iCs/>
-          <w:color w:val="6B6B6B"/>
+          <w:color w:val="847B86"/>
           <w:sz w:val="14"/>
           <w:szCs w:val="14"/>
         </w:rPr>
@@ -7790,7 +8011,7 @@
         <w:rPr>
           <w:i/>
           <w:iCs/>
-          <w:color w:val="6B6B6B"/>
+          <w:color w:val="847B86"/>
           <w:sz w:val="14"/>
           <w:szCs w:val="14"/>
         </w:rPr>
@@ -7802,7 +8023,7 @@
         <w:sectPr>
           <w:footerReference w:type="default" r:id="rId8"/>
           <w:pgSz w:w="11906" w:h="16838" w:orient="portrait"/>
-          <w:pgMar w:top="680" w:right="780" w:bottom="560" w:left="780" w:header="708" w:footer="708" w:gutter="0"/>
+          <w:pgMar w:top="400" w:right="700" w:bottom="440" w:left="700" w:header="708" w:footer="708" w:gutter="0"/>
           <w:pgNumType/>
           <w:docGrid w:linePitch="360"/>
         </w:sectPr>
@@ -7817,7 +8038,7 @@
           <w:rFonts w:ascii="Georgia" w:cs="Georgia" w:eastAsia="Georgia" w:hAnsi="Georgia"/>
           <w:b/>
           <w:bCs/>
-          <w:color w:val="6B6B6B"/>
+          <w:color w:val="847B86"/>
           <w:spacing w:val="90"/>
           <w:sz w:val="16"/>
           <w:szCs w:val="16"/>
@@ -7828,7 +8049,7 @@
     <w:p>
       <w:pPr>
         <w:pBdr>
-          <w:bottom w:val="single" w:color="741B47" w:sz="12" w:space="4"/>
+          <w:bottom w:val="single" w:color="BC2A6E" w:sz="12" w:space="4"/>
         </w:pBdr>
         <w:spacing w:after="40"/>
       </w:pPr>
@@ -7837,7 +8058,7 @@
           <w:rFonts w:ascii="Georgia" w:cs="Georgia" w:eastAsia="Georgia" w:hAnsi="Georgia"/>
           <w:b/>
           <w:bCs/>
-          <w:color w:val="4E1230"/>
+          <w:color w:val="2B1B2E"/>
           <w:sz w:val="34"/>
           <w:szCs w:val="34"/>
         </w:rPr>
@@ -7846,22 +8067,22 @@
     </w:p>
     <w:p>
       <w:pPr>
-        <w:spacing w:after="120"/>
+        <w:spacing w:after="20"/>
       </w:pPr>
     </w:p>
     <w:p>
       <w:pPr>
-        <w:spacing w:after="96" w:before="36"/>
+        <w:spacing w:after="48" w:before="36"/>
       </w:pPr>
       <w:r>
         <w:rPr>
           <w:i/>
           <w:iCs/>
-          <w:color w:val="6B6B6B"/>
+          <w:color w:val="847B86"/>
           <w:sz w:val="14"/>
           <w:szCs w:val="14"/>
         </w:rPr>
-        <w:t xml:space="preserve">Esta é a página que atravessa as mesas: numa guilda com sete mestres, é ela que faz o seu personagem ser reconhecido numa mesa em que nunca jogou. Nada aqui rola dado.</w:t>
+        <w:t xml:space="preserve">É esta página que outra mesa lê para reconhecer o seu personagem. Nada aqui rola dado.</w:t>
       </w:r>
     </w:p>
     <w:tbl>
@@ -7888,11 +8109,11 @@
             <w:tcW w:type="dxa" w:w="9600"/>
             <w:tcBorders>
               <w:top w:val="nil"/>
-              <w:left w:val="single" w:color="741B47" w:sz="12"/>
+              <w:left w:val="single" w:color="BC2A6E" w:sz="12"/>
               <w:bottom w:val="nil"/>
               <w:right w:val="nil"/>
             </w:tcBorders>
-            <w:shd w:fill="FCFBFC" w:color="auto" w:val="clear"/>
+            <w:shd w:fill="FDF0F6" w:color="auto" w:val="clear"/>
             <w:tcMar>
               <w:top w:type="dxa" w:w="70"/>
               <w:left w:type="dxa" w:w="150"/>
@@ -7908,7 +8129,7 @@
               <w:rPr>
                 <w:b/>
                 <w:bCs/>
-                <w:color w:val="6B6B6B"/>
+                <w:color w:val="847B86"/>
                 <w:spacing w:val="30"/>
                 <w:sz w:val="13"/>
                 <w:szCs w:val="13"/>
@@ -7919,7 +8140,7 @@
           <w:p>
             <w:pPr>
               <w:pBdr>
-                <w:bottom w:val="single" w:color="C8C8C8" w:sz="4" w:space="2"/>
+                <w:bottom w:val="single" w:color="F8C7DC" w:sz="4" w:space="2"/>
               </w:pBdr>
               <w:spacing w:after="108"/>
             </w:pPr>
@@ -7927,7 +8148,7 @@
           <w:p>
             <w:pPr>
               <w:pBdr>
-                <w:bottom w:val="single" w:color="C8C8C8" w:sz="4" w:space="2"/>
+                <w:bottom w:val="single" w:color="F8C7DC" w:sz="4" w:space="2"/>
               </w:pBdr>
               <w:spacing w:after="108"/>
             </w:pPr>
@@ -7959,11 +8180,11 @@
             <w:tcW w:type="dxa" w:w="9600"/>
             <w:tcBorders>
               <w:top w:val="nil"/>
-              <w:left w:val="single" w:color="741B47" w:sz="12"/>
+              <w:left w:val="single" w:color="BC2A6E" w:sz="12"/>
               <w:bottom w:val="nil"/>
               <w:right w:val="nil"/>
             </w:tcBorders>
-            <w:shd w:fill="FCFBFC" w:color="auto" w:val="clear"/>
+            <w:shd w:fill="FDF0F6" w:color="auto" w:val="clear"/>
             <w:tcMar>
               <w:top w:type="dxa" w:w="70"/>
               <w:left w:type="dxa" w:w="150"/>
@@ -7979,7 +8200,7 @@
               <w:rPr>
                 <w:b/>
                 <w:bCs/>
-                <w:color w:val="6B6B6B"/>
+                <w:color w:val="847B86"/>
                 <w:spacing w:val="30"/>
                 <w:sz w:val="13"/>
                 <w:szCs w:val="13"/>
@@ -7990,7 +8211,7 @@
           <w:p>
             <w:pPr>
               <w:pBdr>
-                <w:bottom w:val="single" w:color="C8C8C8" w:sz="4" w:space="2"/>
+                <w:bottom w:val="single" w:color="F8C7DC" w:sz="4" w:space="2"/>
               </w:pBdr>
               <w:spacing w:after="108"/>
             </w:pPr>
@@ -7998,7 +8219,7 @@
           <w:p>
             <w:pPr>
               <w:pBdr>
-                <w:bottom w:val="single" w:color="C8C8C8" w:sz="4" w:space="2"/>
+                <w:bottom w:val="single" w:color="F8C7DC" w:sz="4" w:space="2"/>
               </w:pBdr>
               <w:spacing w:after="108"/>
             </w:pPr>
@@ -8006,7 +8227,7 @@
           <w:p>
             <w:pPr>
               <w:pBdr>
-                <w:bottom w:val="single" w:color="C8C8C8" w:sz="4" w:space="2"/>
+                <w:bottom w:val="single" w:color="F8C7DC" w:sz="4" w:space="2"/>
               </w:pBdr>
               <w:spacing w:after="108"/>
             </w:pPr>
@@ -8014,7 +8235,7 @@
           <w:p>
             <w:pPr>
               <w:pBdr>
-                <w:bottom w:val="single" w:color="C8C8C8" w:sz="4" w:space="2"/>
+                <w:bottom w:val="single" w:color="F8C7DC" w:sz="4" w:space="2"/>
               </w:pBdr>
               <w:spacing w:after="108"/>
             </w:pPr>
@@ -8044,11 +8265,11 @@
         <w:tc>
           <w:tcPr>
             <w:tcW w:type="dxa" w:w="9600"/>
-            <w:shd w:fill="4E1230" w:color="auto" w:val="clear"/>
-            <w:tcMar>
-              <w:top w:type="dxa" w:w="50"/>
+            <w:shd w:fill="2B1B2E" w:color="auto" w:val="clear"/>
+            <w:tcMar>
+              <w:top w:type="dxa" w:w="34"/>
               <w:left w:type="dxa" w:w="150"/>
-              <w:bottom w:type="dxa" w:w="50"/>
+              <w:bottom w:type="dxa" w:w="34"/>
               <w:right w:type="dxa" w:w="150"/>
             </w:tcMar>
           </w:tcPr>
@@ -8096,11 +8317,11 @@
             <w:tcW w:type="dxa" w:w="9600"/>
             <w:tcBorders>
               <w:top w:val="nil"/>
-              <w:left w:val="single" w:color="741B47" w:sz="12"/>
+              <w:left w:val="single" w:color="BC2A6E" w:sz="12"/>
               <w:bottom w:val="nil"/>
               <w:right w:val="nil"/>
             </w:tcBorders>
-            <w:shd w:fill="FCFBFC" w:color="auto" w:val="clear"/>
+            <w:shd w:fill="FDF0F6" w:color="auto" w:val="clear"/>
             <w:tcMar>
               <w:top w:type="dxa" w:w="70"/>
               <w:left w:type="dxa" w:w="150"/>
@@ -8116,7 +8337,7 @@
               <w:rPr>
                 <w:b/>
                 <w:bCs/>
-                <w:color w:val="6B6B6B"/>
+                <w:color w:val="847B86"/>
                 <w:spacing w:val="30"/>
                 <w:sz w:val="13"/>
                 <w:szCs w:val="13"/>
@@ -8163,11 +8384,11 @@
             <w:tcW w:type="dxa" w:w="9600"/>
             <w:tcBorders>
               <w:top w:val="nil"/>
-              <w:left w:val="single" w:color="741B47" w:sz="12"/>
+              <w:left w:val="single" w:color="BC2A6E" w:sz="12"/>
               <w:bottom w:val="nil"/>
               <w:right w:val="nil"/>
             </w:tcBorders>
-            <w:shd w:fill="FCFBFC" w:color="auto" w:val="clear"/>
+            <w:shd w:fill="FDF0F6" w:color="auto" w:val="clear"/>
             <w:tcMar>
               <w:top w:type="dxa" w:w="70"/>
               <w:left w:type="dxa" w:w="150"/>
@@ -8183,12 +8404,12 @@
               <w:rPr>
                 <w:b/>
                 <w:bCs/>
-                <w:color w:val="6B6B6B"/>
+                <w:color w:val="847B86"/>
                 <w:spacing w:val="30"/>
                 <w:sz w:val="13"/>
                 <w:szCs w:val="13"/>
               </w:rPr>
-              <w:t xml:space="preserve">O LEGADO — UM SÓ, NA CRIAÇÃO. O SISTEMA NUNCA CONCEDE OUTRO</w:t>
+              <w:t xml:space="preserve">O LEGADO DESTRANCA — OBRIGATÓRIO, ZERO NO DADO, E É QUEM VOCÊ É</w:t>
             </w:r>
           </w:p>
           <w:p>
@@ -8228,29 +8449,46 @@
         <w:tc>
           <w:tcPr>
             <w:tcW w:type="dxa" w:w="9600"/>
-            <w:shd w:fill="4E1230" w:color="auto" w:val="clear"/>
-            <w:tcMar>
-              <w:top w:type="dxa" w:w="50"/>
+            <w:tcBorders>
+              <w:top w:val="nil"/>
+              <w:left w:val="single" w:color="BC2A6E" w:sz="12"/>
+              <w:bottom w:val="nil"/>
+              <w:right w:val="nil"/>
+            </w:tcBorders>
+            <w:shd w:fill="FDF0F6" w:color="auto" w:val="clear"/>
+            <w:tcMar>
+              <w:top w:type="dxa" w:w="70"/>
               <w:left w:type="dxa" w:w="150"/>
-              <w:bottom w:type="dxa" w:w="50"/>
+              <w:bottom w:type="dxa" w:w="70"/>
               <w:right w:type="dxa" w:w="150"/>
             </w:tcMar>
           </w:tcPr>
           <w:p>
             <w:pPr>
-              <w:spacing w:after="30" w:before="30"/>
-            </w:pPr>
-            <w:r>
-              <w:rPr>
-                <w:rFonts w:ascii="Georgia" w:cs="Georgia" w:eastAsia="Georgia" w:hAnsi="Georgia"/>
-                <w:b/>
-                <w:bCs/>
-                <w:color w:val="FFFFFF"/>
-                <w:spacing w:val="50"/>
-                <w:sz w:val="17"/>
-                <w:szCs w:val="17"/>
-              </w:rPr>
-              <w:t xml:space="preserve">LAÇOS</w:t>
+              <w:spacing w:after="60" w:before="20"/>
+            </w:pPr>
+            <w:r>
+              <w:rPr>
+                <w:b/>
+                <w:bCs/>
+                <w:color w:val="847B86"/>
+                <w:spacing w:val="30"/>
+                <w:sz w:val="13"/>
+                <w:szCs w:val="13"/>
+              </w:rPr>
+              <w:t xml:space="preserve">O SEGUNDO LEGADO — DE QUALQUER LISTA DA SUA ORIGEM</w:t>
+            </w:r>
+          </w:p>
+          <w:p>
+            <w:pPr>
+              <w:spacing w:after="60" w:line="260"/>
+            </w:pPr>
+            <w:r>
+              <w:rPr>
+                <w:sz w:val="19"/>
+                <w:szCs w:val="19"/>
+              </w:rPr>
+              <w:t xml:space="preserve">Biblioteca — uma vez por cena, refaz um teste de História ou Ocultismo. A casa tinha os livros, e ela foi obrigada a ler.</w:t>
             </w:r>
           </w:p>
         </w:tc>
@@ -8278,51 +8516,30 @@
         <w:tc>
           <w:tcPr>
             <w:tcW w:type="dxa" w:w="9600"/>
-            <w:tcBorders>
-              <w:top w:val="nil"/>
-              <w:left w:val="single" w:color="741B47" w:sz="12"/>
-              <w:bottom w:val="nil"/>
-              <w:right w:val="nil"/>
-            </w:tcBorders>
-            <w:shd w:fill="FCFBFC" w:color="auto" w:val="clear"/>
-            <w:tcMar>
-              <w:top w:type="dxa" w:w="70"/>
+            <w:shd w:fill="2B1B2E" w:color="auto" w:val="clear"/>
+            <w:tcMar>
+              <w:top w:type="dxa" w:w="34"/>
               <w:left w:type="dxa" w:w="150"/>
-              <w:bottom w:type="dxa" w:w="70"/>
+              <w:bottom w:type="dxa" w:w="34"/>
               <w:right w:type="dxa" w:w="150"/>
             </w:tcMar>
           </w:tcPr>
           <w:p>
             <w:pPr>
-              <w:spacing w:after="60" w:before="20"/>
-            </w:pPr>
-            <w:r>
-              <w:rPr>
-                <w:b/>
-                <w:bCs/>
-                <w:color w:val="6B6B6B"/>
-                <w:spacing w:val="30"/>
-                <w:sz w:val="13"/>
-                <w:szCs w:val="13"/>
-              </w:rPr>
-              <w:t xml:space="preserve">QUEM VOCÊ CONHECE, QUEM TE DEVE, QUEM TE COBRA</w:t>
-            </w:r>
-          </w:p>
-          <w:p>
-            <w:pPr>
-              <w:pBdr>
-                <w:bottom w:val="single" w:color="C8C8C8" w:sz="4" w:space="2"/>
-              </w:pBdr>
-              <w:spacing w:after="108"/>
-            </w:pPr>
-          </w:p>
-          <w:p>
-            <w:pPr>
-              <w:pBdr>
-                <w:bottom w:val="single" w:color="C8C8C8" w:sz="4" w:space="2"/>
-              </w:pBdr>
-              <w:spacing w:after="108"/>
-            </w:pPr>
+              <w:spacing w:after="30" w:before="30"/>
+            </w:pPr>
+            <w:r>
+              <w:rPr>
+                <w:rFonts w:ascii="Georgia" w:cs="Georgia" w:eastAsia="Georgia" w:hAnsi="Georgia"/>
+                <w:b/>
+                <w:bCs/>
+                <w:color w:val="FFFFFF"/>
+                <w:spacing w:val="50"/>
+                <w:sz w:val="17"/>
+                <w:szCs w:val="17"/>
+              </w:rPr>
+              <w:t xml:space="preserve">LAÇOS</w:t>
+            </w:r>
           </w:p>
         </w:tc>
       </w:tr>
@@ -8351,11 +8568,11 @@
             <w:tcW w:type="dxa" w:w="9600"/>
             <w:tcBorders>
               <w:top w:val="nil"/>
-              <w:left w:val="single" w:color="741B47" w:sz="12"/>
+              <w:left w:val="single" w:color="BC2A6E" w:sz="12"/>
               <w:bottom w:val="nil"/>
               <w:right w:val="nil"/>
             </w:tcBorders>
-            <w:shd w:fill="FCFBFC" w:color="auto" w:val="clear"/>
+            <w:shd w:fill="FDF0F6" w:color="auto" w:val="clear"/>
             <w:tcMar>
               <w:top w:type="dxa" w:w="70"/>
               <w:left w:type="dxa" w:w="150"/>
@@ -8371,18 +8588,18 @@
               <w:rPr>
                 <w:b/>
                 <w:bCs/>
-                <w:color w:val="6B6B6B"/>
+                <w:color w:val="847B86"/>
                 <w:spacing w:val="30"/>
                 <w:sz w:val="13"/>
                 <w:szCs w:val="13"/>
               </w:rPr>
-              <w:t xml:space="preserve">A INSTITUIÇÃO — O QUE ELA SABE DE VOCÊ, E O QUE ELA NÃO SABE</w:t>
+              <w:t xml:space="preserve">QUEM VOCÊ CONHECE, QUEM TE DEVE, QUEM TE COBRA</w:t>
             </w:r>
           </w:p>
           <w:p>
             <w:pPr>
               <w:pBdr>
-                <w:bottom w:val="single" w:color="C8C8C8" w:sz="4" w:space="2"/>
+                <w:bottom w:val="single" w:color="F8C7DC" w:sz="4" w:space="2"/>
               </w:pBdr>
               <w:spacing w:after="108"/>
             </w:pPr>
@@ -8390,7 +8607,7 @@
           <w:p>
             <w:pPr>
               <w:pBdr>
-                <w:bottom w:val="single" w:color="C8C8C8" w:sz="4" w:space="2"/>
+                <w:bottom w:val="single" w:color="F8C7DC" w:sz="4" w:space="2"/>
               </w:pBdr>
               <w:spacing w:after="108"/>
             </w:pPr>
@@ -8422,11 +8639,11 @@
             <w:tcW w:type="dxa" w:w="9600"/>
             <w:tcBorders>
               <w:top w:val="nil"/>
-              <w:left w:val="single" w:color="741B47" w:sz="12"/>
+              <w:left w:val="single" w:color="BC2A6E" w:sz="12"/>
               <w:bottom w:val="nil"/>
               <w:right w:val="nil"/>
             </w:tcBorders>
-            <w:shd w:fill="FCFBFC" w:color="auto" w:val="clear"/>
+            <w:shd w:fill="FDF0F6" w:color="auto" w:val="clear"/>
             <w:tcMar>
               <w:top w:type="dxa" w:w="70"/>
               <w:left w:type="dxa" w:w="150"/>
@@ -8442,18 +8659,18 @@
               <w:rPr>
                 <w:b/>
                 <w:bCs/>
-                <w:color w:val="6B6B6B"/>
+                <w:color w:val="847B86"/>
                 <w:spacing w:val="30"/>
                 <w:sz w:val="13"/>
                 <w:szCs w:val="13"/>
               </w:rPr>
-              <w:t xml:space="preserve">PACTO — OPCIONAL, E A MAIORIA COMEÇA SEM</w:t>
+              <w:t xml:space="preserve">A INSTITUIÇÃO — O QUE ELA SABE DE VOCÊ, E O QUE ELA NÃO SABE</w:t>
             </w:r>
           </w:p>
           <w:p>
             <w:pPr>
               <w:pBdr>
-                <w:bottom w:val="single" w:color="C8C8C8" w:sz="4" w:space="2"/>
+                <w:bottom w:val="single" w:color="F8C7DC" w:sz="4" w:space="2"/>
               </w:pBdr>
               <w:spacing w:after="108"/>
             </w:pPr>
@@ -8461,7 +8678,78 @@
           <w:p>
             <w:pPr>
               <w:pBdr>
-                <w:bottom w:val="single" w:color="C8C8C8" w:sz="4" w:space="2"/>
+                <w:bottom w:val="single" w:color="F8C7DC" w:sz="4" w:space="2"/>
+              </w:pBdr>
+              <w:spacing w:after="108"/>
+            </w:pPr>
+          </w:p>
+        </w:tc>
+      </w:tr>
+    </w:tbl>
+    <w:tbl>
+      <w:tblPr>
+        <w:tblW w:type="dxa" w:w="9600"/>
+        <w:tblBorders>
+          <w:top w:val="nil"/>
+          <w:left w:val="nil"/>
+          <w:bottom w:val="nil"/>
+          <w:right w:val="nil"/>
+          <w:insideH w:val="nil"/>
+          <w:insideV w:val="nil"/>
+        </w:tblBorders>
+      </w:tblPr>
+      <w:tblGrid>
+        <w:gridCol w:w="9600"/>
+      </w:tblGrid>
+      <w:tr>
+        <w:trPr>
+          <w:cantSplit/>
+        </w:trPr>
+        <w:tc>
+          <w:tcPr>
+            <w:tcW w:type="dxa" w:w="9600"/>
+            <w:tcBorders>
+              <w:top w:val="nil"/>
+              <w:left w:val="single" w:color="BC2A6E" w:sz="12"/>
+              <w:bottom w:val="nil"/>
+              <w:right w:val="nil"/>
+            </w:tcBorders>
+            <w:shd w:fill="FDF0F6" w:color="auto" w:val="clear"/>
+            <w:tcMar>
+              <w:top w:type="dxa" w:w="70"/>
+              <w:left w:type="dxa" w:w="150"/>
+              <w:bottom w:type="dxa" w:w="70"/>
+              <w:right w:type="dxa" w:w="150"/>
+            </w:tcMar>
+          </w:tcPr>
+          <w:p>
+            <w:pPr>
+              <w:spacing w:after="60" w:before="20"/>
+            </w:pPr>
+            <w:r>
+              <w:rPr>
+                <w:b/>
+                <w:bCs/>
+                <w:color w:val="847B86"/>
+                <w:spacing w:val="30"/>
+                <w:sz w:val="13"/>
+                <w:szCs w:val="13"/>
+              </w:rPr>
+              <w:t xml:space="preserve">PACTO — OPCIONAL, E A MAIORIA COMEÇA SEM</w:t>
+            </w:r>
+          </w:p>
+          <w:p>
+            <w:pPr>
+              <w:pBdr>
+                <w:bottom w:val="single" w:color="F8C7DC" w:sz="4" w:space="2"/>
+              </w:pBdr>
+              <w:spacing w:after="108"/>
+            </w:pPr>
+          </w:p>
+          <w:p>
+            <w:pPr>
+              <w:pBdr>
+                <w:bottom w:val="single" w:color="F8C7DC" w:sz="4" w:space="2"/>
               </w:pBdr>
               <w:spacing w:after="108"/>
             </w:pPr>
@@ -8471,7 +8759,7 @@
     </w:tbl>
     <w:p>
       <w:pPr>
-        <w:spacing w:after="96" w:before="36"/>
+        <w:spacing w:after="48" w:before="36"/>
       </w:pPr>
       <w:r>
         <w:rPr>
@@ -8479,21 +8767,21 @@
           <w:bCs/>
           <w:i/>
           <w:iCs/>
-          <w:color w:val="6B6B6B"/>
+          <w:color w:val="847B86"/>
           <w:sz w:val="14"/>
           <w:szCs w:val="14"/>
         </w:rPr>
-        <w:t xml:space="preserve">Provisório:</w:t>
+        <w:t xml:space="preserve">Na criação só entra o pacto de restrição</w:t>
       </w:r>
       <w:r>
         <w:rPr>
           <w:i/>
           <w:iCs/>
-          <w:color w:val="6B6B6B"/>
+          <w:color w:val="847B86"/>
           <w:sz w:val="14"/>
           <w:szCs w:val="14"/>
         </w:rPr>
-        <w:t xml:space="preserve"> a regra de Pactos ainda não foi escrita. Até lá, pacto na criação só entra com aprovação do mestre e com o preço escrito aqui — uma frase, verificável, simétrica, sem dano direto, com limite.</w:t>
+        <w:t xml:space="preserve">, escrito junto da Origem ou da técnica. As outras três formas nascem em jogo, e estão no capítulo 17.</w:t>
       </w:r>
     </w:p>
     <w:tbl>
@@ -8518,11 +8806,11 @@
         <w:tc>
           <w:tcPr>
             <w:tcW w:type="dxa" w:w="9600"/>
-            <w:shd w:fill="4E1230" w:color="auto" w:val="clear"/>
-            <w:tcMar>
-              <w:top w:type="dxa" w:w="50"/>
+            <w:shd w:fill="2B1B2E" w:color="auto" w:val="clear"/>
+            <w:tcMar>
+              <w:top w:type="dxa" w:w="34"/>
               <w:left w:type="dxa" w:w="150"/>
-              <w:bottom w:type="dxa" w:w="50"/>
+              <w:bottom w:type="dxa" w:w="34"/>
               <w:right w:type="dxa" w:w="150"/>
             </w:tcMar>
           </w:tcPr>
@@ -8550,12 +8838,12 @@
       <w:tblPr>
         <w:tblW w:type="dxa" w:w="9600"/>
         <w:tblBorders>
-          <w:top w:val="single" w:color="C8C8C8" w:sz="4"/>
-          <w:left w:val="single" w:color="C8C8C8" w:sz="4"/>
-          <w:bottom w:val="single" w:color="C8C8C8" w:sz="4"/>
-          <w:right w:val="single" w:color="C8C8C8" w:sz="4"/>
-          <w:insideH w:val="single" w:color="C8C8C8" w:sz="2"/>
-          <w:insideV w:val="single" w:color="C8C8C8" w:sz="2"/>
+          <w:top w:val="single" w:color="F8C7DC" w:sz="4"/>
+          <w:left w:val="single" w:color="F8C7DC" w:sz="4"/>
+          <w:bottom w:val="single" w:color="F8C7DC" w:sz="4"/>
+          <w:right w:val="single" w:color="F8C7DC" w:sz="4"/>
+          <w:insideH w:val="single" w:color="F8C7DC" w:sz="2"/>
+          <w:insideV w:val="single" w:color="F8C7DC" w:sz="2"/>
         </w:tblBorders>
       </w:tblPr>
       <w:tblGrid>
@@ -8570,7 +8858,7 @@
         <w:tc>
           <w:tcPr>
             <w:tcW w:type="dxa" w:w="2112"/>
-            <w:shd w:fill="4E1230" w:color="auto" w:val="clear"/>
+            <w:shd w:fill="2B1B2E" w:color="auto" w:val="clear"/>
             <w:tcMar>
               <w:top w:type="dxa" w:w="26"/>
               <w:left w:type="dxa" w:w="90"/>
@@ -8589,7 +8877,7 @@
         <w:tc>
           <w:tcPr>
             <w:tcW w:type="dxa" w:w="7488"/>
-            <w:shd w:fill="4E1230" w:color="auto" w:val="clear"/>
+            <w:shd w:fill="2B1B2E" w:color="auto" w:val="clear"/>
             <w:tcMar>
               <w:top w:type="dxa" w:w="26"/>
               <w:left w:type="dxa" w:w="90"/>
@@ -8630,7 +8918,7 @@
               <w:rPr>
                 <w:b/>
                 <w:bCs/>
-                <w:color w:val="1A1A1A"/>
+                <w:color w:val="251727"/>
                 <w:sz w:val="17"/>
                 <w:szCs w:val="17"/>
               </w:rPr>
@@ -8658,7 +8946,7 @@
               <w:rPr>
                 <w:b w:val="false"/>
                 <w:bCs w:val="false"/>
-                <w:color w:val="1A1A1A"/>
+                <w:color w:val="251727"/>
                 <w:sz w:val="17"/>
                 <w:szCs w:val="17"/>
               </w:rPr>
@@ -8674,25 +8962,25 @@
         <w:tc>
           <w:tcPr>
             <w:tcW w:type="dxa" w:w="2112"/>
-            <w:shd w:fill="F7F4F6" w:color="auto" w:val="clear"/>
-            <w:tcMar>
-              <w:top w:type="dxa" w:w="26"/>
-              <w:left w:type="dxa" w:w="90"/>
-              <w:bottom w:type="dxa" w:w="26"/>
-              <w:right w:type="dxa" w:w="90"/>
-            </w:tcMar>
-            <w:vAlign w:val="center"/>
-          </w:tcPr>
-          <w:p>
-            <w:pPr>
-              <w:spacing w:after="18" w:before="18" w:line="215"/>
-              <w:jc w:val="left"/>
-            </w:pPr>
-            <w:r>
-              <w:rPr>
-                <w:b/>
-                <w:bCs/>
-                <w:color w:val="1A1A1A"/>
+            <w:shd w:fill="FADDEA" w:color="auto" w:val="clear"/>
+            <w:tcMar>
+              <w:top w:type="dxa" w:w="26"/>
+              <w:left w:type="dxa" w:w="90"/>
+              <w:bottom w:type="dxa" w:w="26"/>
+              <w:right w:type="dxa" w:w="90"/>
+            </w:tcMar>
+            <w:vAlign w:val="center"/>
+          </w:tcPr>
+          <w:p>
+            <w:pPr>
+              <w:spacing w:after="18" w:before="18" w:line="215"/>
+              <w:jc w:val="left"/>
+            </w:pPr>
+            <w:r>
+              <w:rPr>
+                <w:b/>
+                <w:bCs/>
+                <w:color w:val="251727"/>
                 <w:sz w:val="17"/>
                 <w:szCs w:val="17"/>
               </w:rPr>
@@ -8703,7 +8991,7 @@
         <w:tc>
           <w:tcPr>
             <w:tcW w:type="dxa" w:w="7488"/>
-            <w:shd w:fill="F7F4F6" w:color="auto" w:val="clear"/>
+            <w:shd w:fill="FADDEA" w:color="auto" w:val="clear"/>
             <w:tcMar>
               <w:top w:type="dxa" w:w="26"/>
               <w:left w:type="dxa" w:w="90"/>
@@ -8721,7 +9009,7 @@
               <w:rPr>
                 <w:b w:val="false"/>
                 <w:bCs w:val="false"/>
-                <w:color w:val="1A1A1A"/>
+                <w:color w:val="251727"/>
                 <w:sz w:val="17"/>
                 <w:szCs w:val="17"/>
               </w:rPr>
@@ -8754,7 +9042,7 @@
               <w:rPr>
                 <w:b/>
                 <w:bCs/>
-                <w:color w:val="1A1A1A"/>
+                <w:color w:val="251727"/>
                 <w:sz w:val="17"/>
                 <w:szCs w:val="17"/>
               </w:rPr>
@@ -8782,7 +9070,7 @@
               <w:rPr>
                 <w:b w:val="false"/>
                 <w:bCs w:val="false"/>
-                <w:color w:val="1A1A1A"/>
+                <w:color w:val="251727"/>
                 <w:sz w:val="17"/>
                 <w:szCs w:val="17"/>
               </w:rPr>
@@ -8798,36 +9086,36 @@
         <w:tc>
           <w:tcPr>
             <w:tcW w:type="dxa" w:w="2112"/>
-            <w:shd w:fill="F7F4F6" w:color="auto" w:val="clear"/>
-            <w:tcMar>
-              <w:top w:type="dxa" w:w="26"/>
-              <w:left w:type="dxa" w:w="90"/>
-              <w:bottom w:type="dxa" w:w="26"/>
-              <w:right w:type="dxa" w:w="90"/>
-            </w:tcMar>
-            <w:vAlign w:val="center"/>
-          </w:tcPr>
-          <w:p>
-            <w:pPr>
-              <w:spacing w:after="18" w:before="18" w:line="215"/>
-              <w:jc w:val="left"/>
-            </w:pPr>
-            <w:r>
-              <w:rPr>
-                <w:b/>
-                <w:bCs/>
-                <w:color w:val="1A1A1A"/>
-                <w:sz w:val="17"/>
-                <w:szCs w:val="17"/>
-              </w:rPr>
-              <w:t xml:space="preserve">Os dois golpes</w:t>
+            <w:shd w:fill="FADDEA" w:color="auto" w:val="clear"/>
+            <w:tcMar>
+              <w:top w:type="dxa" w:w="26"/>
+              <w:left w:type="dxa" w:w="90"/>
+              <w:bottom w:type="dxa" w:w="26"/>
+              <w:right w:type="dxa" w:w="90"/>
+            </w:tcMar>
+            <w:vAlign w:val="center"/>
+          </w:tcPr>
+          <w:p>
+            <w:pPr>
+              <w:spacing w:after="18" w:before="18" w:line="215"/>
+              <w:jc w:val="left"/>
+            </w:pPr>
+            <w:r>
+              <w:rPr>
+                <w:b/>
+                <w:bCs/>
+                <w:color w:val="251727"/>
+                <w:sz w:val="17"/>
+                <w:szCs w:val="17"/>
+              </w:rPr>
+              <w:t xml:space="preserve">Os dois descansos</w:t>
             </w:r>
           </w:p>
         </w:tc>
         <w:tc>
           <w:tcPr>
             <w:tcW w:type="dxa" w:w="7488"/>
-            <w:shd w:fill="F7F4F6" w:color="auto" w:val="clear"/>
+            <w:shd w:fill="FADDEA" w:color="auto" w:val="clear"/>
             <w:tcMar>
               <w:top w:type="dxa" w:w="26"/>
               <w:left w:type="dxa" w:w="90"/>
@@ -8845,72 +9133,11 @@
               <w:rPr>
                 <w:b w:val="false"/>
                 <w:bCs w:val="false"/>
-                <w:color w:val="1A1A1A"/>
-                <w:sz w:val="17"/>
-                <w:szCs w:val="17"/>
-              </w:rPr>
-              <w:t xml:space="preserve">canalizado = os dados da Classe e nada mais, um por turno. Simples = arma + Força</w:t>
-            </w:r>
-          </w:p>
-        </w:tc>
-      </w:tr>
-      <w:tr>
-        <w:trPr>
-          <w:cantSplit/>
-        </w:trPr>
-        <w:tc>
-          <w:tcPr>
-            <w:tcW w:type="dxa" w:w="2112"/>
-            <w:tcMar>
-              <w:top w:type="dxa" w:w="26"/>
-              <w:left w:type="dxa" w:w="90"/>
-              <w:bottom w:type="dxa" w:w="26"/>
-              <w:right w:type="dxa" w:w="90"/>
-            </w:tcMar>
-            <w:vAlign w:val="center"/>
-          </w:tcPr>
-          <w:p>
-            <w:pPr>
-              <w:spacing w:after="18" w:before="18" w:line="215"/>
-              <w:jc w:val="left"/>
-            </w:pPr>
-            <w:r>
-              <w:rPr>
-                <w:b/>
-                <w:bCs/>
-                <w:color w:val="1A1A1A"/>
-                <w:sz w:val="17"/>
-                <w:szCs w:val="17"/>
-              </w:rPr>
-              <w:t xml:space="preserve">Os dois descansos</w:t>
-            </w:r>
-          </w:p>
-        </w:tc>
-        <w:tc>
-          <w:tcPr>
-            <w:tcW w:type="dxa" w:w="7488"/>
-            <w:tcMar>
-              <w:top w:type="dxa" w:w="26"/>
-              <w:left w:type="dxa" w:w="90"/>
-              <w:bottom w:type="dxa" w:w="26"/>
-              <w:right w:type="dxa" w:w="90"/>
-            </w:tcMar>
-            <w:vAlign w:val="center"/>
-          </w:tcPr>
-          <w:p>
-            <w:pPr>
-              <w:spacing w:after="18" w:before="18" w:line="215"/>
-              <w:jc w:val="left"/>
-            </w:pPr>
-            <w:r>
-              <w:rPr>
-                <w:b w:val="false"/>
-                <w:bCs w:val="false"/>
-                <w:color w:val="1A1A1A"/>
-                <w:sz w:val="17"/>
-                <w:szCs w:val="17"/>
-              </w:rPr>
-              <w:t xml:space="preserve">curto devolve 25% do PE máximo em ambiente propício; longo zera o relógio e a exaustão</w:t>
+                <w:color w:val="251727"/>
+                <w:sz w:val="17"/>
+                <w:szCs w:val="17"/>
+              </w:rPr>
+              <w:t xml:space="preserve">curto devolve 25% do PE máximo; longo devolve tudo em ambiente propício, e metade fora dele</w:t>
             </w:r>
           </w:p>
         </w:tc>
@@ -8918,13 +9145,13 @@
     </w:tbl>
     <w:p>
       <w:pPr>
-        <w:spacing w:after="96" w:before="36"/>
+        <w:spacing w:after="48" w:before="36"/>
       </w:pPr>
       <w:r>
         <w:rPr>
           <w:i/>
           <w:iCs/>
-          <w:color w:val="6B6B6B"/>
+          <w:color w:val="847B86"/>
           <w:sz w:val="14"/>
           <w:szCs w:val="14"/>
         </w:rPr>
@@ -8936,27 +9163,27 @@
           <w:bCs/>
           <w:i/>
           <w:iCs/>
-          <w:color w:val="6B6B6B"/>
+          <w:color w:val="847B86"/>
           <w:sz w:val="14"/>
           <w:szCs w:val="14"/>
         </w:rPr>
-        <w:t xml:space="preserve">CDs, condições, exaustão e o resto da mesa estão na quick-start</w:t>
+        <w:t xml:space="preserve">CDs, condições, exaustão e o resto da mesa estão no Manual da Guilda.</w:t>
       </w:r>
       <w:r>
         <w:rPr>
           <w:i/>
           <w:iCs/>
-          <w:color w:val="6B6B6B"/>
+          <w:color w:val="847B86"/>
           <w:sz w:val="14"/>
           <w:szCs w:val="14"/>
         </w:rPr>
-        <w:t xml:space="preserve"> — repetir número em dois documentos é como eles divergem. Nota de campanha vai no verso.</w:t>
+        <w:t xml:space="preserve"> Nota de campanha vai no verso.</w:t>
       </w:r>
     </w:p>
     <w:sectPr>
       <w:footerReference w:type="default" r:id="rId9"/>
       <w:pgSz w:w="11906" w:h="16838" w:orient="portrait"/>
-      <w:pgMar w:top="680" w:right="780" w:bottom="560" w:left="780" w:header="708" w:footer="708" w:gutter="0"/>
+      <w:pgMar w:top="400" w:right="700" w:bottom="440" w:left="700" w:header="708" w:footer="708" w:gutter="0"/>
       <w:pgNumType/>
       <w:docGrid w:linePitch="360"/>
     </w:sectPr>
@@ -9013,7 +9240,7 @@
     </w:pPr>
     <w:r>
       <w:rPr>
-        <w:color w:val="6B6B6B"/>
+        <w:color w:val="847B86"/>
         <w:sz w:val="14"/>
         <w:szCs w:val="14"/>
       </w:rPr>
@@ -9031,7 +9258,7 @@
     </w:pPr>
     <w:r>
       <w:rPr>
-        <w:color w:val="6B6B6B"/>
+        <w:color w:val="847B86"/>
         <w:sz w:val="14"/>
         <w:szCs w:val="14"/>
       </w:rPr>
@@ -9049,7 +9276,7 @@
     </w:pPr>
     <w:r>
       <w:rPr>
-        <w:color w:val="6B6B6B"/>
+        <w:color w:val="847B86"/>
         <w:sz w:val="14"/>
         <w:szCs w:val="14"/>
       </w:rPr>
@@ -9197,14 +9424,14 @@
     <w:rPrDefault>
       <w:rPr>
         <w:rFonts w:ascii="Calibri" w:cs="Calibri" w:eastAsia="Calibri" w:hAnsi="Calibri"/>
-        <w:color w:val="1A1A1A"/>
+        <w:color w:val="251727"/>
         <w:sz w:val="20"/>
         <w:szCs w:val="20"/>
       </w:rPr>
     </w:rPrDefault>
     <w:pPrDefault>
       <w:pPr>
-        <w:spacing w:line="250"/>
+        <w:spacing w:line="240"/>
       </w:pPr>
     </w:pPrDefault>
   </w:docDefaults>
